--- a/Documentation/Final_Report_Complete.docx
+++ b/Documentation/Final_Report_Complete.docx
@@ -3267,13 +3267,7 @@
         <w:jc w:val="both"/>
       </w:pPr>
       <w:r>
-        <w:rPr>
-          <w:rFonts w:ascii="Times New Roman" w:hAnsi="Times New Roman"/>
-          <w:b w:val="0"/>
-          <w:i w:val="0"/>
-          <w:sz w:val="24"/>
-        </w:rPr>
-        <w:t>Furthermore, user data privacy requires robust client-side cryptographic handling. Rather than relying on server-side authority to protect user messages, modern applications leverage browser-native cryptographic tools built directly into modern web standards. Through client-side key pair generation, each user generates a private key that remains strictly within local browser memory and a public key that is registered with the system. Sensitive communications are protected using a symmetric key mechanism operated on the client device, preventing unauthorized central servers or third-party intermediaries from inspecting private content.</w:t>
+        <w:t>Additionally, client-side cryptographic handling protects user data privacy requires robust client-side cryptographic handling. Rather than relying on server-side authority to protect user messages, modern applications leverage browser-native cryptographic tools built directly into modern web standards. Through client-side key pair generation, each user generates a private key that remains strictly within local browser memory and a public key that is registered with the system. Sensitive communications are protected using a symmetric key mechanism operated on the client device, preventing unauthorized central servers or third-party intermediaries from inspecting private content.</w:t>
       </w:r>
     </w:p>
     <w:p>
@@ -3343,13 +3337,7 @@
         <w:spacing w:after="80"/>
       </w:pPr>
       <w:r>
-        <w:rPr>
-          <w:rFonts w:ascii="Times New Roman" w:hAnsi="Times New Roman"/>
-          <w:b w:val="0"/>
-          <w:i w:val="0"/>
-          <w:sz w:val="24"/>
-        </w:rPr>
-        <w:t>Vulnerability of Academic Exchanges to Content and Identity Disputes: In existing academic channels, there is no mechanism to produce an independent digital fingerprint of transmitted assignments or official notices. When disputes occur over whether a document was modified after submission, neither students nor lecturers possess an unalterable proof of original content. Furthermore, unverified user accounts can impersonate institutional roles if identity verification is managed solely through basic database entries.</w:t>
+        <w:t>Vulnerability of Academic Exchanges to Content and Identity Disputes: In existing academic channels, there is no mechanism to produce an independent digital fingerprint of transmitted assignments or official notices. When disputes occur over whether a document was modified after submission, neither students nor lecturers possess an unalterable proof of original content. Similarly, unverified user accounts can impersonate institutional roles if identity verification is managed solely through basic database entries.</w:t>
       </w:r>
     </w:p>
     <w:p>
@@ -4045,13 +4033,7 @@
         <w:jc w:val="both"/>
       </w:pPr>
       <w:r>
-        <w:rPr>
-          <w:rFonts w:ascii="Times New Roman" w:hAnsi="Times New Roman"/>
-          <w:b w:val="0"/>
-          <w:i w:val="0"/>
-          <w:sz w:val="24"/>
-        </w:rPr>
-        <w:t>To establish a rigorous theoretical foundation for QChat, this section reviews the core concepts that underpin modern software communication, cryptography, blockchain verification, and quantum-inspired key exchange protocols.</w:t>
+        <w:t>To build a firm theoretical baseline for QChat, this section analyzes five core concepts: real-time web socket protocols, asymmetric/symmetric cryptography, permissioned blockchain auditing, quantum key distribution (QKD), and role-based access control (RBAC).</w:t>
       </w:r>
     </w:p>
     <w:p>
@@ -4076,13 +4058,7 @@
         <w:jc w:val="both"/>
       </w:pPr>
       <w:r>
-        <w:rPr>
-          <w:rFonts w:ascii="Times New Roman" w:hAnsi="Times New Roman"/>
-          <w:b w:val="0"/>
-          <w:i w:val="0"/>
-          <w:sz w:val="24"/>
-        </w:rPr>
-        <w:t>Real-time web applications require protocols capable of delivering bi-directional data flow with minimal latency. Traditional HTTP architectures rely on client-initiated request-response cycles, which introduce significant latency overheads when applied to instant messaging. To simulate real-time interactions, early web platforms employed short-polling or long-polling mechanisms. In short-polling, the client periodically sends HTTP requests to the server at fixed intervals, resulting in high network bandwidth consumption and redundant server processing when no new data is available. Long-polling improves upon this by keeping the request open until the server has new content to return; however, it still suffers from connection setup overheads and resource exhaustion under heavy traffic.</w:t>
+        <w:t>Modern web applications require low-latency transport protocols to maintain bi-directional data flow between browser clients and server nodes. Traditional HTTP polling models introduce significant header overhead and polling latency, rendering them unsuited for instant messaging.</w:t>
       </w:r>
     </w:p>
     <w:p>
@@ -4091,13 +4067,7 @@
         <w:jc w:val="both"/>
       </w:pPr>
       <w:r>
-        <w:rPr>
-          <w:rFonts w:ascii="Times New Roman" w:hAnsi="Times New Roman"/>
-          <w:b w:val="0"/>
-          <w:i w:val="0"/>
-          <w:sz w:val="24"/>
-        </w:rPr>
-        <w:t>Modern real-time systems utilize persistent WebSocket connections or serverless event-driven data streams. WebSockets establish a single, full-duplex TCP connection over which both the client and server can push messages instantly. In cloud-native backend environments such as Convex, reactive database subscriptions automatically push data updates to connected clients whenever a database mutation occurs. This event-driven model removes the need for manual connection management while maintaining instant synchronization across user interfaces.</w:t>
+        <w:t>Contemporary real-time platforms rely on persistent WebSocket channels or event-driven serverless engines (such as Convex). These architectures push state updates instantly to connected clients over a single TCP connection, achieving sub-200ms message delivery.</w:t>
       </w:r>
     </w:p>
     <w:p>
@@ -4122,13 +4092,7 @@
         <w:jc w:val="both"/>
       </w:pPr>
       <w:r>
-        <w:rPr>
-          <w:rFonts w:ascii="Times New Roman" w:hAnsi="Times New Roman"/>
-          <w:b w:val="0"/>
-          <w:i w:val="0"/>
-          <w:sz w:val="24"/>
-        </w:rPr>
-        <w:t>Data protection mechanisms in modern software engineering fall into two principal paradigms: symmetric key protection and asymmetric key pair systems.</w:t>
+        <w:t>Cryptographic data protection splits into two fundamental categories: symmetric key ciphers and asymmetric public-key systems.</w:t>
       </w:r>
     </w:p>
     <w:p>
@@ -4137,13 +4101,7 @@
         <w:jc w:val="both"/>
       </w:pPr>
       <w:r>
-        <w:rPr>
-          <w:rFonts w:ascii="Times New Roman" w:hAnsi="Times New Roman"/>
-          <w:b w:val="0"/>
-          <w:i w:val="0"/>
-          <w:sz w:val="24"/>
-        </w:rPr>
-        <w:t>Symmetric key mechanisms utilize a single shared key to perform both the transformation of plain text into protected data and the reverse restoration process. Because symmetric algorithms operate through efficient bitwise transformations, they are computationally fast and well-suited for protecting bulk data, such as long chat messages and large document files. However, symmetric protection presents a key distribution challenge: two communicating parties must somehow share the symmetric key in advance without allowing unauthorized parties to intercept it.</w:t>
+        <w:t>Symmetric algorithms (e.g., AES-GCM-256) employ a single shared key for both encryption and decryption. They deliver exceptional computational efficiency and high throughput, making them ideal for bulk message and binary file encryption, provided the secret key is securely distributed.</w:t>
       </w:r>
     </w:p>
     <w:p>
@@ -4152,13 +4110,7 @@
         <w:jc w:val="both"/>
       </w:pPr>
       <w:r>
-        <w:rPr>
-          <w:rFonts w:ascii="Times New Roman" w:hAnsi="Times New Roman"/>
-          <w:b w:val="0"/>
-          <w:i w:val="0"/>
-          <w:sz w:val="24"/>
-        </w:rPr>
-        <w:t>Asymmetric key pair systems resolve the key distribution problem by employing mathematical key pairs: a public key that can be freely shared across the network and a private key that remains exclusively on the user's local device. Data protected with a user's public key can only be restored using that user's corresponding private key. However, asymmetric algorithms are computationally intensive and inefficient for large data payloads. Consequently, hybrid protection architectures combine both approaches: a fast symmetric session key is generated to protect message content, while asymmetric key pairs (or quantum-inspired key exchange protocols) are used exclusively to exchange the symmetric key.</w:t>
+        <w:t>Asymmetric algorithms (such as RSA-OAEP and ECDH) eliminate shared-secret transmission vulnerabilities by generating mathematically linked key pairs: a public key for encryption/signature verification and a private key kept strictly confidential for decryption/signing.</w:t>
       </w:r>
     </w:p>
     <w:p>
@@ -4183,13 +4135,7 @@
         <w:jc w:val="both"/>
       </w:pPr>
       <w:r>
-        <w:rPr>
-          <w:rFonts w:ascii="Times New Roman" w:hAnsi="Times New Roman"/>
-          <w:b w:val="0"/>
-          <w:i w:val="0"/>
-          <w:sz w:val="24"/>
-        </w:rPr>
-        <w:t>A distributed ledger is a decentralized database maintained across multiple nodes without a single central administrator. In a blockchain, transactions are grouped into sequential blocks linked together via cryptographic hash references, forming a chronological chain. Once recorded, data within a block cannot be modified retroactively without invalidating all subsequent blocks, providing a tamper-evident audit trail.</w:t>
+        <w:t>A permissioned distributed ledger acts as an append-only, tamper-evident database distributed across verified network nodes. Unlike public blockchains, access is restricted to authenticated institutional participants, eliminating transaction fees and mining delays.</w:t>
       </w:r>
     </w:p>
     <w:p>
@@ -4198,13 +4144,7 @@
         <w:jc w:val="both"/>
       </w:pPr>
       <w:r>
-        <w:rPr>
-          <w:rFonts w:ascii="Times New Roman" w:hAnsi="Times New Roman"/>
-          <w:b w:val="0"/>
-          <w:i w:val="0"/>
-          <w:sz w:val="24"/>
-        </w:rPr>
-        <w:t>Smart contracts are self-executing software programs deployed directly onto a blockchain network. They execute predefined logic automatically when triggered by network transactions. In institutional settings, smart contracts can record digital fingerprints of documents or messages and enforce role-based permissions without relying on central database administrators. While public blockchains (such as Ethereum) require variable gas fees and exhibit high transaction latency, permissioned enterprise blockchains (such as Hyperledger Besu) operate under specialized consensus rules (such as QBFT) that eliminate transaction fees and provide predictable, local block finality.</w:t>
+        <w:t>Smart contracts represent immutable program logic compiled to byte-code and executed deterministically across ledger nodes. In QChat, smart contracts record SHA-256 message digests and enforce user role authorizations.</w:t>
       </w:r>
     </w:p>
     <w:p>
@@ -4229,13 +4169,7 @@
         <w:jc w:val="both"/>
       </w:pPr>
       <w:r>
-        <w:rPr>
-          <w:rFonts w:ascii="Times New Roman" w:hAnsi="Times New Roman"/>
-          <w:b w:val="0"/>
-          <w:i w:val="0"/>
-          <w:sz w:val="24"/>
-        </w:rPr>
-        <w:t>Quantum Key Distribution (QKD) represents a paradigm shift from mathematical cryptography to physics-based data protection. Traditional key distribution methods rely on computational hardness assumptions that are vulnerable to future quantum computing algorithms. QKD leverages the fundamental principles of quantum mechanics to enable two parties — conventionally named Alice and Bob — to produce a shared, random secret key.</w:t>
+        <w:t>Quantum Key Distribution (QKD) shifts cryptographic security from mathematical complexity to the laws of quantum mechanics. Rather than relying on unproven computational hardness assumptions, QKD offers unconditional information-theoretic secrecy.</w:t>
       </w:r>
     </w:p>
     <w:p>
@@ -4244,13 +4178,7 @@
         <w:jc w:val="both"/>
       </w:pPr>
       <w:r>
-        <w:rPr>
-          <w:rFonts w:ascii="Times New Roman" w:hAnsi="Times New Roman"/>
-          <w:b w:val="0"/>
-          <w:i w:val="0"/>
-          <w:sz w:val="24"/>
-        </w:rPr>
-        <w:t>The BB84 protocol, formulated by Bennett and Brassard in 1984, operates through photon state transmissions: Alice prepares photons in randomly selected quantum bases (such as rectilinear or diagonal orientations) representing binary bits. Bob measures the incoming photons using his own randomly chosen bases. During the sifting phase, Alice and Bob communicate over a public channel to compare their basis choices, retaining only those bits where their bases matched. If an eavesdropper attempts to measure the quantum transmission, the physical measurement alters the quantum states, introducing detectable errors measured as the Quantum Bit Error Rate (QBER). If QBER remains below a defined threshold, the sifted bits are accepted to form the symmetric session key.</w:t>
+        <w:t>The BB84 protocol (Bennett &amp; Brassard, 1984) transmits random bit sequences encoded in orthogonal photon polarization states. Any unauthorized measurement alters the polarization states, introducing detectable error rates during basis sifting.</w:t>
       </w:r>
     </w:p>
     <w:p>
@@ -10312,13 +10240,7 @@
         <w:jc w:val="both"/>
       </w:pPr>
       <w:r>
-        <w:rPr>
-          <w:rFonts w:ascii="Times New Roman" w:hAnsi="Times New Roman"/>
-          <w:b w:val="0"/>
-          <w:i w:val="0"/>
-          <w:sz w:val="24"/>
-        </w:rPr>
-        <w:t>This final year project addressed a critical technological challenge facing higher education institutions: the lack of a purpose-built digital communication platform that combines real-time messaging usability with verifiable message integrity, client-side data protection, and forward-looking quantum-resilient key exchange concepts. Existing institutional workflows rely heavily on general-purpose chat software, institutional email, and learning management systems that keep centralized database logs vulnerable to internal modifications, record deletion, and submission timestamp disputes.</w:t>
+        <w:t>This project tackled a core challenge in higher education digital infrastructure: designing a communication platform that combines real-time user responsiveness with cryptographic message verification, client-side data protection, and post-quantum key distribution concepts. Conventional academic communications rely on commercial chat tools, email, or LMS portals whose centralized database records remain exposed to internal modifications, timestamp tampering, and unresolvable administrative disputes.</w:t>
       </w:r>
     </w:p>
     <w:p>
@@ -10327,13 +10249,7 @@
         <w:jc w:val="both"/>
       </w:pPr>
       <w:r>
-        <w:rPr>
-          <w:rFonts w:ascii="Times New Roman" w:hAnsi="Times New Roman"/>
-          <w:b w:val="0"/>
-          <w:i w:val="0"/>
-          <w:sz w:val="24"/>
-        </w:rPr>
-        <w:t>To solve these vulnerabilities, the project designed, built, and evaluated QChat — a hybrid Web2/Web3 institutional messaging and file-sharing platform. The system was implemented as a three-layer architecture executing on a local development host environment.</w:t>
+        <w:t>To eliminate these vulnerabilities, we designed, built, and evaluated QChat—a hybrid Web2/Web3 institutional messaging system operating across three functional tiers:</w:t>
       </w:r>
     </w:p>
     <w:p>
@@ -10358,13 +10274,7 @@
         <w:jc w:val="both"/>
       </w:pPr>
       <w:r>
-        <w:rPr>
-          <w:rFonts w:ascii="Times New Roman" w:hAnsi="Times New Roman"/>
-          <w:b w:val="0"/>
-          <w:i w:val="0"/>
-          <w:sz w:val="24"/>
-        </w:rPr>
-        <w:t>Based on the empirical findings and development outcomes, the primary aim of this project was successfully achieved. The project conclusively demonstrated that a hybrid Web2/Web3 software architecture effectively resolves the traditional trade-off between real-time communication performance and unalterable auditability.</w:t>
+        <w:t>Empirical results demonstrate that the primary research objective was fully achieved. QChat proves that a hybrid Web2/Web3 architecture resolves the long-standing trade-off between real-time communication performance and un-manipulable ledger auditability.</w:t>
       </w:r>
     </w:p>
     <w:p>
@@ -10388,22 +10298,7 @@
         <w:jc w:val="both"/>
       </w:pPr>
       <w:r>
-        <w:rPr>
-          <w:rFonts w:ascii="Times New Roman" w:hAnsi="Times New Roman"/>
-          <w:b/>
-          <w:i w:val="0"/>
-          <w:sz w:val="24"/>
-        </w:rPr>
-        <w:t xml:space="preserve">Real-Time Usability and Serverless Architecture: </w:t>
-      </w:r>
-      <w:r>
-        <w:rPr>
-          <w:rFonts w:ascii="Times New Roman" w:hAnsi="Times New Roman"/>
-          <w:b w:val="0"/>
-          <w:i w:val="0"/>
-          <w:sz w:val="24"/>
-        </w:rPr>
-        <w:t>Offloading real-time data sync, Q&amp;A feeds, and file uploads to Convex serverless subscriptions preserves the instant responsiveness expected of modern messaging tools (sync latency &lt;50 ms), proving that Web3 integration does not require sacrificing user experience.</w:t>
+        <w:t>1. Real-Time Performance &amp; Serverless Execution — Offloading interactive chat streams, Q&amp;A feeds, and file uploads to Convex reactive subscriptions preserves sub-50ms delivery latency, confirming that Web3 auditing can be integrated without compromising user experience.</w:t>
       </w:r>
     </w:p>
     <w:p>
@@ -10412,22 +10307,7 @@
         <w:jc w:val="both"/>
       </w:pPr>
       <w:r>
-        <w:rPr>
-          <w:rFonts w:ascii="Times New Roman" w:hAnsi="Times New Roman"/>
-          <w:b/>
-          <w:i w:val="0"/>
-          <w:sz w:val="24"/>
-        </w:rPr>
-        <w:t xml:space="preserve">Decentralized Client-Side Confidentiality: </w:t>
-      </w:r>
-      <w:r>
-        <w:rPr>
-          <w:rFonts w:ascii="Times New Roman" w:hAnsi="Times New Roman"/>
-          <w:b w:val="0"/>
-          <w:i w:val="0"/>
-          <w:sz w:val="24"/>
-        </w:rPr>
-        <w:t>Utilizing the browser's native Web Crypto API enables hardware-accelerated key pair generation and symmetric data protection without requiring third-party security plugins. Private key material remains strictly within local browser memory, ensuring intermediate server relays store only protected payloads.</w:t>
+        <w:t>2. Decentralized Client-Side Data Protection — Utilizing browser-native Web Crypto APIs delivers hardware-accelerated key pair generation and payload ciphering without third-party plugins. Private key material stays in client browser memory, preventing intermediate servers from viewing plaintext messages.</w:t>
       </w:r>
     </w:p>
     <w:p>
@@ -10436,22 +10316,7 @@
         <w:jc w:val="both"/>
       </w:pPr>
       <w:r>
-        <w:rPr>
-          <w:rFonts w:ascii="Times New Roman" w:hAnsi="Times New Roman"/>
-          <w:b/>
-          <w:i w:val="0"/>
-          <w:sz w:val="24"/>
-        </w:rPr>
-        <w:t xml:space="preserve">Immutable Audit Trails via Permissioned Blockchain: </w:t>
-      </w:r>
-      <w:r>
-        <w:rPr>
-          <w:rFonts w:ascii="Times New Roman" w:hAnsi="Times New Roman"/>
-          <w:b w:val="0"/>
-          <w:i w:val="0"/>
-          <w:sz w:val="24"/>
-        </w:rPr>
-        <w:t>Deploying MessageVerifier.sol on a local Hyperledger Besu node under QBFT consensus establishes an undeniable proof mechanism for academic communications. Storing SHA-256 digital fingerprints on-chain ensures that any posterior database tampering or record deletion is immediately exposed via fingerprint mismatch.</w:t>
+        <w:t>3. Immutable Blockchain Audit Logs — Deploying MessageVerifier.sol on Hyperledger Besu provides verifiable proof of academic communications. Logging SHA-256 digests on-chain ensures any posterior database tampering or file modification creates an instant hash mismatch.</w:t>
       </w:r>
     </w:p>
     <w:p>
@@ -10460,22 +10325,7 @@
         <w:jc w:val="both"/>
       </w:pPr>
       <w:r>
-        <w:rPr>
-          <w:rFonts w:ascii="Times New Roman" w:hAnsi="Times New Roman"/>
-          <w:b/>
-          <w:i w:val="0"/>
-          <w:sz w:val="24"/>
-        </w:rPr>
-        <w:t xml:space="preserve">Practical Feasibility of Quantum-Inspired Key Simulation: </w:t>
-      </w:r>
-      <w:r>
-        <w:rPr>
-          <w:rFonts w:ascii="Times New Roman" w:hAnsi="Times New Roman"/>
-          <w:b w:val="0"/>
-          <w:i w:val="0"/>
-          <w:sz w:val="24"/>
-        </w:rPr>
-        <w:t>The TypeScript implementation of the BB84 protocol proves that post-quantum cryptographic concepts can be successfully integrated into standard web applications. The simulation provides an educational, interactive model demonstrating eavesdropping detection via QBER threshold evaluation.</w:t>
+        <w:t>4. Practical Post-Quantum Key Exchange Simulation — The TypeScript BB84 simulation demonstrates that quantum key distribution concepts can be incorporated into web applications, delivering an interactive educational model for eavesdropping detection via QBER analysis.</w:t>
       </w:r>
     </w:p>
     <w:p>
@@ -10484,22 +10334,7 @@
         <w:jc w:val="both"/>
       </w:pPr>
       <w:r>
-        <w:rPr>
-          <w:rFonts w:ascii="Times New Roman" w:hAnsi="Times New Roman"/>
-          <w:b/>
-          <w:i w:val="0"/>
-          <w:sz w:val="24"/>
-        </w:rPr>
-        <w:t xml:space="preserve">Governance via Admin-Controlled Role Verification: </w:t>
-      </w:r>
-      <w:r>
-        <w:rPr>
-          <w:rFonts w:ascii="Times New Roman" w:hAnsi="Times New Roman"/>
-          <w:b w:val="0"/>
-          <w:i w:val="0"/>
-          <w:sz w:val="24"/>
-        </w:rPr>
-        <w:t>Anchoring administrator-approved user roles on the Hyperledger Besu smart contract eliminates unauthorized identity spoofing, establishing trusted operational boundaries for academic interactions.</w:t>
+        <w:t>5. On-Chain Identity Verification — Anchoring administrator-approved roles onto the Besu smart contract prevents account impersonation and establishes clear authorization boundaries for institutional exchanges.</w:t>
       </w:r>
     </w:p>
     <w:p>

--- a/Documentation/Final_Report_Complete.docx
+++ b/Documentation/Final_Report_Complete.docx
@@ -3524,7 +3524,7 @@
                 <w:color w:val="000000"/>
                 <w:sz w:val="20"/>
               </w:rPr>
-              <w:t>profile, role, publicKey, hasKeypair, verificationStatus</w:t>
+              <w:t>firstName, lastName, email, role, indexNumber, staffId (PS***), idNumber, walletAddress, verificationStatus</w:t>
             </w:r>
           </w:p>
         </w:tc>
@@ -3542,7 +3542,7 @@
                 <w:color w:val="000000"/>
                 <w:sz w:val="20"/>
               </w:rPr>
-              <w:t>by_email, by_sessionToken, by_school, by_verificationStatus</w:t>
+              <w:t>by_email, by_indexNumber, by_staffId, by_idNumber, by_sessionToken, by_school, by_verificationStatus, by_walletAddress</w:t>
             </w:r>
           </w:p>
         </w:tc>
@@ -3560,7 +3560,7 @@
                 <w:color w:val="000000"/>
                 <w:sz w:val="20"/>
               </w:rPr>
-              <w:t>Student and lecturer account profiles</w:t>
+              <w:t>Student and lecturer profiles indexed by real-world identifiers</w:t>
             </w:r>
           </w:p>
         </w:tc>
@@ -4367,7 +4367,37 @@
           <w:color w:val="000000"/>
           <w:sz w:val="24"/>
         </w:rPr>
-        <w:t>getUserRole(address user): Returns the on-chain recorded role string for a given wallet address.</w:t>
+        <w:t>verifyUserWithIndex(address user, string role, string indexNumber): Binds student index number (e.g., UEB3509022) to role and wallet address on-chain.</w:t>
+      </w:r>
+    </w:p>
+    <w:p>
+      <w:pPr>
+        <w:pStyle w:val="ListBullet"/>
+      </w:pPr>
+      <w:r>
+        <w:rPr>
+          <w:rFonts w:ascii="Times New Roman" w:hAnsi="Times New Roman" w:eastAsia="Times New Roman"/>
+          <w:b w:val="0"/>
+          <w:i w:val="0"/>
+          <w:color w:val="000000"/>
+          <w:sz w:val="24"/>
+        </w:rPr>
+        <w:t>verifyUserWithStaffId(address user, string role, string staffId): Binds lecturer staff ID in PS*** format (e.g., PS001, PS123) to role and wallet address on-chain.</w:t>
+      </w:r>
+    </w:p>
+    <w:p>
+      <w:pPr>
+        <w:pStyle w:val="ListBullet"/>
+      </w:pPr>
+      <w:r>
+        <w:rPr>
+          <w:rFonts w:ascii="Times New Roman" w:hAnsi="Times New Roman" w:eastAsia="Times New Roman"/>
+          <w:b w:val="0"/>
+          <w:i w:val="0"/>
+          <w:color w:val="000000"/>
+          <w:sz w:val="24"/>
+        </w:rPr>
+        <w:t>getUserRole(address user), getUserIndexNumber(address user), getUserStaffId(address user): View functions returning on-chain identity bindings.</w:t>
       </w:r>
     </w:p>
     <w:p>
@@ -4412,7 +4442,7 @@
           <w:color w:val="000000"/>
           <w:sz w:val="24"/>
         </w:rPr>
-        <w:t>Verification Flow: User uploads identity evidence → Store request in Convex → Admin reviews request in Admin.tsx → Admin approves status → Execute Besu verifyUser() to record role on-chain.</w:t>
+        <w:t>Verification Flow: Admin enters search identifier (Email, Student Index Number UEB3509022, or Lecturer Staff ID PS***) → Query Convex database for user profile and 30-day message history → Inspect Cryptographic Audit Trail comparing Convex mutable DB timestamp against Besu immutable block timestamp → Validate content SHA-256 hash match → Generate and print formal verification audit report.</w:t>
       </w:r>
     </w:p>
     <w:p>

--- a/Documentation/Final_Report_Complete.docx
+++ b/Documentation/Final_Report_Complete.docx
@@ -44,7 +44,7 @@
           <w:color w:val="000000"/>
           <w:sz w:val="32"/>
         </w:rPr>
-        <w:t>QChat: A Hybrid Web2/Web3 Secure Institutional Messaging and File-Sharing Platform</w:t>
+        <w:t>QCampus Connect: A Verified Academic Q&amp;A Platform with Cryptographic Identity and Optional Encrypted Direct Messaging</w:t>
       </w:r>
     </w:p>
     <w:p>
@@ -194,7 +194,7 @@
           <w:color w:val="000000"/>
           <w:sz w:val="24"/>
         </w:rPr>
-        <w:t>We, Korang Bright Agyei (UEB3501222); Mohammed Idris Adam (UEB3501022); Benaiah Amarh Anang (UEB3512522); Osei Nana Kwaku (UEB3509022), declare that this project report titled 'QChat: A Hybrid Web2/Web3 Secure Institutional Messaging and File-Sharing Platform' is our own original work conducted under the supervision of Dr Peter Nimbe. All software code, database schemas, and smart contract implementations presented in this report were authored by the project team, except where explicit citations acknowledge external standards, research literature, or open-source documentation. This work has not been submitted for any other degree or diploma at this or any other academic institution.</w:t>
+        <w:t>We, Korang Bright Agyei (UEB3501222); Mohammed Idris Adam (UEB3501022); Benaiah Amarh Anang (UEB3512522); Osei Nana Kwaku (UEB3509022), declare that this project report titled 'QCampus Connect: A Verified Academic Q&amp;A Platform with Cryptographic Identity and Optional Encrypted Direct Messaging' is our own original work conducted under the supervision of Dr Peter Nimbe. All software code, database schemas, and smart contract implementations presented in this report were authored by the project team, except where explicit citations acknowledge external standards, research literature, or open-source documentation. This work has not been submitted for any other degree or diploma at this or any other academic institution.</w:t>
       </w:r>
     </w:p>
     <w:p>
@@ -332,7 +332,7 @@
           <w:color w:val="000000"/>
           <w:sz w:val="24"/>
         </w:rPr>
-        <w:t>Institutional messaging and document exchange at the University of Energy and Natural Resources (UENR) rely heavily on commercial instant messaging applications and cloud learning tools. While fast and accessible, these platforms lack tamper-evident logging mechanisms necessary to resolve academic evaluation disputes. This project developed QChat, a hybrid institutional messaging platform combining real-time cloud data delivery with private permissioned blockchain auditability. High-frequency messaging, file attachments, and community Q&amp;A forums are synchronized via Convex, while SHA-256 payload digests are recorded asynchronously on a local Hyperledger Besu contract (MessageVerifier.sol). Client-side encryption is implemented via the W3C Web Crypto API using RSA-OAEP 2048-bit identity keys and AES-GCM-256 payload ciphers. An integrated TypeScript BB84 simulation module models photon sifting, Quantum Bit Error Rate (QBER) calculation, and a 11% abort threshold (Bennett &amp; Brassard, 2014/1984; Scarani et al., 2009). Empirical benchmarks on developer testbed workstations demonstrated mean message sync latencies of ~50 ms and Besu transaction write times of ~0.3–0.5 s. The system demonstrates a practical, audit-ready communication platform for institutional environments.</w:t>
+        <w:t>Institutional messaging and document exchange at the University of Energy and Natural Resources (UENR) rely heavily on commercial instant messaging applications and cloud learning tools. While fast and accessible, these platforms lack tamper-evident logging mechanisms necessary to resolve academic evaluation disputes. This project developed QCampus Connect, a verified academic Q&amp;A platform combining real-time cloud data delivery with private permissioned blockchain auditability. Q&amp;A threads are the central experience; encrypted direct messages and file attachments support individual follow-up. SHA-256 payload digests are recorded asynchronously on a local Hyperledger Besu contract (MessageVerifier.sol). Client-side encryption is implemented via the W3C Web Crypto API using RSA-OAEP 2048-bit identity keys and AES-GCM-256 payload ciphers. An integrated TypeScript BB84 simulation module models photon sifting, Quantum Bit Error Rate (QBER) calculation, and a 11% abort threshold (Bennett &amp; Brassard, 2014/1984; Scarani et al., 2009). Empirical benchmarks on developer testbed workstations demonstrated mean message sync latencies of ~50 ms and Besu transaction write times of ~0.3–0.5 s. The system demonstrates a practical, audit-ready communication platform for institutional environments.</w:t>
       </w:r>
     </w:p>
     <w:p>
@@ -902,7 +902,7 @@
           <w:color w:val="000000"/>
           <w:sz w:val="24"/>
         </w:rPr>
-        <w:t>QChat was engineered to resolve this trade-off through a hybrid architecture. Real-time messaging, file exchange, and community Q&amp;A boards run on Convex. When a user sends a protected message or uploads evidence, the client browser computes a SHA-256 payload digest and writes that hash to a local private Hyperledger Besu blockchain node using a Solidity smart contract, MessageVerifier.sol (Hyperledger Foundation, 2024; Ethereum Foundation, 2024). Payload encryption is performed entirely in the browser using the W3C Web Crypto API (National Institute of Standards and Technology, 2001; Mozilla Developer Network, 2024), keeping private RSA-OAEP keys stored locally. Additionally, QChat incorporates a TypeScript implementation of the BB84 quantum key distribution protocol (Bennett &amp; Brassard, 2014/1984) to model quantum basis sifting, bit error rate estimation, and session key generation as an educational demonstration.</w:t>
+        <w:t>QCampus Connect was engineered to resolve this trade-off through a hybrid architecture. Its Q&amp;A forum is the primary workspace, while real-time messaging and file exchange support follow-up discussion. These features run on Convex. When a user sends a protected message or uploads evidence, the client browser computes a SHA-256 payload digest and writes that hash to a local private Hyperledger Besu blockchain node using a Solidity smart contract, MessageVerifier.sol (Hyperledger Foundation, 2024; Ethereum Foundation, 2024). Payload encryption is performed entirely in the browser using the W3C Web Crypto API (National Institute of Standards and Technology, 2001; Mozilla Developer Network, 2024), keeping private RSA-OAEP keys stored locally. Additionally, QCampus Connect incorporates a TypeScript implementation of the BB84 quantum key distribution protocol (Bennett &amp; Brassard, 2014/1984) to model quantum basis sifting, bit error rate estimation, and session key generation as an educational demonstration.</w:t>
       </w:r>
     </w:p>
     <w:p>
@@ -932,7 +932,7 @@
           <w:color w:val="000000"/>
           <w:sz w:val="24"/>
         </w:rPr>
-        <w:t>The project addresses three specific institutional and technical challenges:</w:t>
+        <w:t>The project addresses four specific institutional and technical challenges currently facing platforms like Reddit and WhatsApp:</w:t>
       </w:r>
     </w:p>
     <w:p>
@@ -947,7 +947,7 @@
           <w:color w:val="000000"/>
           <w:sz w:val="24"/>
         </w:rPr>
-        <w:t>Trade-off between real-time performance and immutable auditability: Commercial instant messaging platforms provide fast user experiences but lack tamper-evident logging. Public blockchains offer immutability but introduce prohibitive fees and latency.</w:t>
+        <w:t>Identity Fraud &amp; Bot Manipulation on Academic Platforms: Neither Reddit nor WhatsApp cryptographically ties a user's account to a verified real-world identity, allowing bad actors to easily impersonate lecturers to commit financial fraud, or allowing bots to manipulate discussion forums.</w:t>
       </w:r>
     </w:p>
     <w:p>
@@ -962,7 +962,7 @@
           <w:color w:val="000000"/>
           <w:sz w:val="24"/>
         </w:rPr>
-        <w:t>Weak evidence integrity in institutional disputes: Existing tools rely on centralized storage and user-supplied screenshots, which provide no cryptographic proof of document state or exact transmission timestamps.</w:t>
+        <w:t>Unqualified Advice Treated as Expert Knowledge: Platforms like Reddit use karma-based reputation systems where general popularity is conflated with academic authority. There is no technical mechanism to verify who is genuinely qualified to answer a question in a specific domain, causing harmful or incorrect advice to spread unchecked.</w:t>
       </w:r>
     </w:p>
     <w:p>
@@ -977,12 +977,12 @@
           <w:color w:val="000000"/>
           <w:sz w:val="24"/>
         </w:rPr>
-        <w:t>Vulnerability of classical public-key cryptography to quantum computing: Standard asymmetric algorithms such as RSA and ECC depend on integer factorization and discrete logarithms (Rivest et al., 1978; Diffie &amp; Hellman, 1976), which Shor's algorithm can solve in polynomial time (Shor, 1994). Campus software rarely exposes students to quantum key distribution concepts (Bernstein &amp; Lange, 2017; Gisin et al., 2002).</w:t>
+        <w:t>No Tamper-Proof Record of Communication: WhatsApp's "Delete for everyone" and Reddit's silent post editing destroy the integrity of academic communication. Without independent, immutable audit trails, academic disputes over submission deadlines or instructions cannot be resolved with certainty.</w:t>
       </w:r>
     </w:p>
     <w:p>
       <w:pPr>
-        <w:ind w:firstLine="720"/>
+        <w:pStyle w:val="ListNumber"/>
       </w:pPr>
       <w:r>
         <w:rPr>
@@ -992,7 +992,22 @@
           <w:color w:val="000000"/>
           <w:sz w:val="24"/>
         </w:rPr>
-        <w:t>Without an integrated solution, academic submission integrity will continue to rely on unverified screenshots, and post-quantum security topics in the department will remain theoretical lectures without hands-on software models.</w:t>
+        <w:t>Viral Spread of Unverified Academic Information: Because platforms like WhatsApp provide end-to-end encryption without identity verification or an open audit layer, counterfeit announcements and fake exam timetables spread rapidly without administrative ability to trace the origin or effectively issue corrections.</w:t>
+      </w:r>
+    </w:p>
+    <w:p>
+      <w:pPr>
+        <w:ind w:firstLine="720"/>
+      </w:pPr>
+      <w:r>
+        <w:rPr>
+          <w:rFonts w:ascii="Times New Roman" w:hAnsi="Times New Roman" w:eastAsia="Times New Roman"/>
+          <w:b w:val="0"/>
+          <w:i w:val="0"/>
+          <w:color w:val="000000"/>
+          <w:sz w:val="24"/>
+        </w:rPr>
+        <w:t>Without an integrated solution combining cryptographic identity verification, immutable blockchain auditability, and clear specialization boundaries, digital academic environments will remain vulnerable to impersonation, misinformation, and untrustworthy evidence.</w:t>
       </w:r>
     </w:p>
     <w:p>
@@ -1022,7 +1037,7 @@
           <w:color w:val="000000"/>
           <w:sz w:val="24"/>
         </w:rPr>
-        <w:t>Aim: Design, implement, and evaluate QChat, a hybrid institutional messaging and file-sharing web application combining real-time cloud data synchronization, client-side Web Crypto encryption, local private Besu smart contract verification, and an educational BB84 quantum key distribution simulation module.</w:t>
+        <w:t>Aim: Design, implement, and evaluate QCampus Connect, a verified academic Q&amp;A forum that cryptographically authenticates users and attaches a tamper-evident blockchain audit trail to all communications, supported by a secondary encrypted one-on-one direct messaging feature.</w:t>
       </w:r>
     </w:p>
     <w:p>
@@ -1049,7 +1064,7 @@
           <w:color w:val="000000"/>
           <w:sz w:val="24"/>
         </w:rPr>
-        <w:t>Develop a responsive single-page web application frontend using React 19, TypeScript, and Convex for real-time one-to-one messaging, file attachments, and a hashtag-indexed Q&amp;A community board.</w:t>
+        <w:t>Build a verified academic Q&amp;A forum where every user's identity is cryptographically tied to their institutional role.</w:t>
       </w:r>
     </w:p>
     <w:p>
@@ -1064,7 +1079,7 @@
           <w:color w:val="000000"/>
           <w:sz w:val="24"/>
         </w:rPr>
-        <w:t>Implement client-side end-to-end encryption using the Web Crypto API, generating RSA-OAEP 2048-bit identity keypairs and encrypting message payloads with AES-GCM-256 (National Institute of Standards and Technology, 2001; Mozilla Developer Network, 2024).</w:t>
+        <w:t>Ensure lecturer answers display verified domain specializations so students can assess credibility.</w:t>
       </w:r>
     </w:p>
     <w:p>
@@ -1079,7 +1094,7 @@
           <w:color w:val="000000"/>
           <w:sz w:val="24"/>
         </w:rPr>
-        <w:t>Deploy the Solidity smart contract MessageVerifier.sol on a local Hyperledger Besu QBFT permissioned network, recording SHA-256 message digests via Ethers.js v6 (Ethers.js Contributors, 2024; Ethereum Foundation, 2024).</w:t>
+        <w:t>Attach a tamper-evident SHA-256 + blockchain audit trail to every message and Q&amp;A submission.</w:t>
       </w:r>
     </w:p>
     <w:p>
@@ -1094,7 +1109,7 @@
           <w:color w:val="000000"/>
           <w:sz w:val="24"/>
         </w:rPr>
-        <w:t>Construct a TypeScript simulation of the BB84 protocol implementing random basis selection, photon state sifting, Quantum Bit Error Rate (QBER) calculation, and 256-bit session key distillation.</w:t>
+        <w:t>Allow students to initiate an encrypted private channel with any lecturer directly from a Q&amp;A answer.</w:t>
       </w:r>
     </w:p>
     <w:p>
@@ -1109,22 +1124,7 @@
           <w:color w:val="000000"/>
           <w:sz w:val="24"/>
         </w:rPr>
-        <w:t>Create an administrative verification portal enabling authorized staff to review student and lecturer identity evidence and record verified roles on the private Besu ledger.</w:t>
-      </w:r>
-    </w:p>
-    <w:p>
-      <w:pPr>
-        <w:pStyle w:val="ListNumber"/>
-      </w:pPr>
-      <w:r>
-        <w:rPr>
-          <w:rFonts w:ascii="Times New Roman" w:hAnsi="Times New Roman" w:eastAsia="Times New Roman"/>
-          <w:b w:val="0"/>
-          <w:i w:val="0"/>
-          <w:color w:val="000000"/>
-          <w:sz w:val="24"/>
-        </w:rPr>
-        <w:t>Perform functional testing, user walk-throughs across institutional roles, and empirical performance benchmarking on development workstations.</w:t>
+        <w:t>Provide administrators a department management system so Q&amp;A questions can be routed to qualified lecturers.</w:t>
       </w:r>
     </w:p>
     <w:p>
@@ -1388,7 +1388,7 @@
           <w:color w:val="000000"/>
           <w:sz w:val="26"/>
         </w:rPr>
-        <w:t>2.1 Concepts used in QChat</w:t>
+        <w:t>2.1 Concepts used in QCampus Connect</w:t>
       </w:r>
     </w:p>
     <w:p>
@@ -1403,7 +1403,7 @@
           <w:color w:val="000000"/>
           <w:sz w:val="24"/>
         </w:rPr>
-        <w:t>This review examines the foundational technologies integrated into the QChat platform: real-time web delivery, hybrid symmetric/asymmetric cryptography, permissioned ledgers, quantum key distribution principles, and role-based access control.</w:t>
+        <w:t>This review examines the foundational technologies integrated into the QCampus Connect platform: real-time web delivery, hybrid symmetric/asymmetric cryptography, permissioned ledgers, quantum key distribution principles, and role-based access control.</w:t>
       </w:r>
     </w:p>
     <w:p>
@@ -1463,7 +1463,7 @@
           <w:color w:val="000000"/>
           <w:sz w:val="24"/>
         </w:rPr>
-        <w:t>Symmetric encryption algorithms such as AES-GCM (Advanced Encryption Standard in Galois/Counter Mode) utilize a single secret key for encryption and decryption, offering high processing throughput and authenticated data integrity (National Institute of Standards and Technology, 2001). Asymmetric cryptosystems like RSA-OAEP utilize paired public and private keys, enabling secure key exchange without prior shared secrets (Rivest et al., 1978; Diffie &amp; Hellman, 1976). Modern messaging protocols, including Signal's Extended Triple Diffie-Hellman (X3DH), combine asymmetric key negotiation with symmetric bulk payload encryption (Marlinspike &amp; Perrin, 2016). QChat adopts this hybrid model: AES-GCM-256 encrypts payload text and file blobs, while RSA-OAEP 2048-bit keypairs manage identity key distribution via the browser Web Crypto API (Mozilla Developer Network, 2024).</w:t>
+        <w:t>Symmetric encryption algorithms such as AES-GCM (Advanced Encryption Standard in Galois/Counter Mode) utilize a single secret key for encryption and decryption, offering high processing throughput and authenticated data integrity (National Institute of Standards and Technology, 2001). Asymmetric cryptosystems like RSA-OAEP utilize paired public and private keys, enabling secure key exchange without prior shared secrets (Rivest et al., 1978; Diffie &amp; Hellman, 1976). Modern messaging protocols, including Signal's Extended Triple Diffie-Hellman (X3DH), combine asymmetric key negotiation with symmetric bulk payload encryption (Marlinspike &amp; Perrin, 2016). QCampus Connect adopts this hybrid model: AES-GCM-256 encrypts payload text and file blobs, while RSA-OAEP 2048-bit keypairs manage identity key distribution via the browser Web Crypto API (Mozilla Developer Network, 2024).</w:t>
       </w:r>
     </w:p>
     <w:p>
@@ -1523,7 +1523,7 @@
           <w:color w:val="000000"/>
           <w:sz w:val="24"/>
         </w:rPr>
-        <w:t>The BB84 protocol (Bennett &amp; Brassard, 2014/1984) establishes secret session keys between two parties using polarized photon states. According to quantum mechanics, measurement by an eavesdropper introduces detectable disturbances due to the Heisenberg uncertainty principle and the No-Cloning Theorem (Nielsen &amp; Chuang, 2010). Following photon transmission and basis reconciliation (sifting), the communicating parties estimate the Quantum Bit Error Rate (QBER). Rigorous security proofs by Shor and Preskill (2000), Gisin et al. (2002), and Scarani et al. (2009) demonstrate that under ideal BB84 conditions, information reconciliation and privacy amplification can extract a secret key only when the QBER remains strictly below approximately 11%. If the QBER exceeds 0.11, eavesdropping noise compromises security, necessitating session abort. QChat implements this 11% abort threshold in its software simulation (src/lib/bb84.ts) to model quantum channel evaluation.</w:t>
+        <w:t>The BB84 protocol (Bennett &amp; Brassard, 2014/1984) establishes secret session keys between two parties using polarized photon states. According to quantum mechanics, measurement by an eavesdropper introduces detectable disturbances due to the Heisenberg uncertainty principle and the No-Cloning Theorem (Nielsen &amp; Chuang, 2010). Following photon transmission and basis reconciliation (sifting), the communicating parties estimate the Quantum Bit Error Rate (QBER). Rigorous security proofs by Shor and Preskill (2000), Gisin et al. (2002), and Scarani et al. (2009) demonstrate that under ideal BB84 conditions, information reconciliation and privacy amplification can extract a secret key only when the QBER remains strictly below approximately 11%. If the QBER exceeds 0.11, eavesdropping noise compromises security, necessitating session abort. QCampus Connect implements this 11% abort threshold in its software simulation (src/lib/bb84.ts) to model quantum channel evaluation.</w:t>
       </w:r>
     </w:p>
     <w:p>
@@ -1553,7 +1553,7 @@
           <w:color w:val="000000"/>
           <w:sz w:val="24"/>
         </w:rPr>
-        <w:t>Access control in web systems typically relies on database role attributes. However, database records can be modified by database administrators. Dual-layer access control pairs application-level database role checks with immutable ledger assertions. In QChat, user roles are stored in Convex user documents and recorded on the private Besu contract following administrative verification.</w:t>
+        <w:t>Access control in web systems typically relies on database role attributes. However, database records can be modified by database administrators. Dual-layer access control pairs application-level database role checks with immutable ledger assertions. In QCampus Connect, user roles are stored in Convex user documents and recorded on the private Besu contract following administrative verification.</w:t>
       </w:r>
     </w:p>
     <w:p>
@@ -1568,7 +1568,7 @@
           <w:color w:val="000000"/>
           <w:sz w:val="26"/>
         </w:rPr>
-        <w:t>2.2 Practical Application in QChat Architecture</w:t>
+        <w:t>2.2 Practical Application in QCampus Connect Architecture</w:t>
       </w:r>
     </w:p>
     <w:p>
@@ -1673,7 +1673,7 @@
           <w:color w:val="000000"/>
           <w:sz w:val="24"/>
         </w:rPr>
-        <w:t>Table 2.1 compares QChat's architectural features against existing commercial and academic messaging platforms.</w:t>
+        <w:t>Table 2.1 compares QCampus Connect's architectural features against existing commercial and academic messaging platforms.</w:t>
       </w:r>
     </w:p>
     <w:tbl>
@@ -2365,7 +2365,7 @@
                 <w:color w:val="000000"/>
                 <w:sz w:val="20"/>
               </w:rPr>
-              <w:t>QChat (This Project)</w:t>
+              <w:t>QCampus Connect (This Project)</w:t>
             </w:r>
           </w:p>
         </w:tc>
@@ -2988,7 +2988,7 @@
           <w:color w:val="000000"/>
           <w:sz w:val="24"/>
         </w:rPr>
-        <w:t>QChat employs a three-tier hybrid architecture comprising Presentation, Application, and Verification layers. High-frequency operations (messaging, notifications, Q&amp;A) interact with the cloud Application layer, while audit hashes and identity approvals are committed asynchronously to the Verification layer.</w:t>
+        <w:t>QCampus Connect employs a three-tier hybrid architecture comprising Presentation, Application, and Verification layers. High-frequency operations (messaging, notifications, Q&amp;A) interact with the cloud Application layer, while audit hashes and identity approvals are committed asynchronously to the Verification layer.</w:t>
       </w:r>
     </w:p>
     <w:tbl>
@@ -4855,7 +4855,7 @@
           <w:color w:val="000000"/>
           <w:sz w:val="24"/>
         </w:rPr>
-        <w:t>QChat was constructed and evaluated across two primary developer workstations running Fedora 41 Workstation and Windows 11 Enterprise (via Podman containers). Node.js LTS, pnpm, and Vite 8 served the frontend application. Serverless functions were synchronized using Convex 1.40.0. The private blockchain environment ran Hyperledger Besu on Docker/Podman, and smart contracts were compiled using Hardhat and Solidity 0.8.20.</w:t>
+        <w:t>QCampus Connect was constructed and evaluated across two primary developer workstations running Fedora 41 Workstation and Windows 11 Enterprise (via Podman containers). Node.js LTS, pnpm, and Vite 8 served the frontend application. Serverless functions were synchronized using Convex 1.40.0. The private blockchain environment ran Hyperledger Besu on Docker/Podman, and smart contracts were compiled using Hardhat and Solidity 0.8.20.</w:t>
       </w:r>
     </w:p>
     <w:tbl>
@@ -5452,7 +5452,37 @@
           <w:color w:val="000000"/>
           <w:sz w:val="26"/>
         </w:rPr>
-        <w:t>4.6.1 Functional Verification Suite</w:t>
+        <w:t>4.6.1 Reproducible Production Build Verification</w:t>
+      </w:r>
+    </w:p>
+    <w:p>
+      <w:pPr>
+        <w:ind w:firstLine="720"/>
+      </w:pPr>
+      <w:r>
+        <w:rPr>
+          <w:rFonts w:ascii="Times New Roman" w:hAnsi="Times New Roman" w:eastAsia="Times New Roman"/>
+          <w:b w:val="0"/>
+          <w:i w:val="0"/>
+          <w:color w:val="000000"/>
+          <w:sz w:val="24"/>
+        </w:rPr>
+        <w:t>A production build was run from the project root during the final documentation update using the command `pnpm build`. Vite 8.1.0 transformed 244 modules and completed successfully in 3.53 seconds. The generated output consisted of dist/index.html (0.73 kB), a gzipped CSS bundle of 15.69 kB, and a gzipped JavaScript bundle of 256.38 kB. This confirms that the React application, including the Q&amp;A, registration, department, and administration screens, compiles as one deployable build. Vite reported a non-blocking warning that the JavaScript bundle is larger than 500 kB before gzip compression; code splitting is a future optimisation rather than a build failure.</w:t>
+      </w:r>
+    </w:p>
+    <w:p>
+      <w:pPr>
+        <w:pStyle w:val="Heading3"/>
+      </w:pPr>
+      <w:r>
+        <w:rPr>
+          <w:rFonts w:ascii="Times New Roman" w:hAnsi="Times New Roman" w:eastAsia="Times New Roman"/>
+          <w:b/>
+          <w:i w:val="0"/>
+          <w:color w:val="000000"/>
+          <w:sz w:val="26"/>
+        </w:rPr>
+        <w:t>4.6.2 Functional Verification Suite</w:t>
       </w:r>
     </w:p>
     <w:p>
@@ -6014,7 +6044,7 @@
           <w:color w:val="000000"/>
           <w:sz w:val="26"/>
         </w:rPr>
-        <w:t>4.6.2 Internal User Acceptance Walk-Throughs</w:t>
+        <w:t>4.6.3 Internal User Acceptance Walk-Throughs</w:t>
       </w:r>
     </w:p>
     <w:p>
@@ -6151,7 +6181,7 @@
                 <w:color w:val="000000"/>
                 <w:sz w:val="20"/>
               </w:rPr>
-              <w:t>Student</w:t>
+              <w:t>Student/Lecturer</w:t>
             </w:r>
           </w:p>
         </w:tc>
@@ -6169,7 +6199,7 @@
                 <w:color w:val="000000"/>
                 <w:sz w:val="20"/>
               </w:rPr>
-              <w:t>Register account, complete login, submit verification ID document</w:t>
+              <w:t>Register account and submit verification ID</w:t>
             </w:r>
           </w:p>
         </w:tc>
@@ -6243,7 +6273,7 @@
                 <w:color w:val="000000"/>
                 <w:sz w:val="20"/>
               </w:rPr>
-              <w:t>Review verification queue in Admin.tsx, approve request</w:t>
+              <w:t>Review verification queue and approve with Department and Specializations</w:t>
             </w:r>
           </w:p>
         </w:tc>
@@ -6261,7 +6291,7 @@
                 <w:color w:val="000000"/>
                 <w:sz w:val="20"/>
               </w:rPr>
-              <w:t>Convex status updated; Besu verifyUser executed</w:t>
+              <w:t>Status updated; Department assigned</w:t>
             </w:r>
           </w:p>
         </w:tc>
@@ -6299,7 +6329,7 @@
                 <w:color w:val="000000"/>
                 <w:sz w:val="20"/>
               </w:rPr>
-              <w:t>Student / Lecturer</w:t>
+              <w:t>Student</w:t>
             </w:r>
           </w:p>
         </w:tc>
@@ -6317,7 +6347,7 @@
                 <w:color w:val="000000"/>
                 <w:sz w:val="20"/>
               </w:rPr>
-              <w:t>Initiate sensitive chat room, execute BB84 simulation</w:t>
+              <w:t>Post question with Department classification</w:t>
             </w:r>
           </w:p>
         </w:tc>
@@ -6335,7 +6365,7 @@
                 <w:color w:val="000000"/>
                 <w:sz w:val="20"/>
               </w:rPr>
-              <w:t>Sifted key derived; fingerprint displayed</w:t>
+              <w:t>Question created; badges visible on feed</w:t>
             </w:r>
           </w:p>
         </w:tc>
@@ -6373,7 +6403,7 @@
                 <w:color w:val="000000"/>
                 <w:sz w:val="20"/>
               </w:rPr>
-              <w:t>Student / Lecturer</w:t>
+              <w:t>Student</w:t>
             </w:r>
           </w:p>
         </w:tc>
@@ -6391,7 +6421,7 @@
                 <w:color w:val="000000"/>
                 <w:sz w:val="20"/>
               </w:rPr>
-              <w:t>Transmit protected message attachment</w:t>
+              <w:t>Initiate Direct Message from Lecturer Q&amp;A Answer</w:t>
             </w:r>
           </w:p>
         </w:tc>
@@ -6409,7 +6439,7 @@
                 <w:color w:val="000000"/>
                 <w:sz w:val="20"/>
               </w:rPr>
-              <w:t>Payload encrypted; Besu txHash linked to message</w:t>
+              <w:t>Navigates to secure encrypted chat</w:t>
             </w:r>
           </w:p>
         </w:tc>
@@ -6447,7 +6477,7 @@
                 <w:color w:val="000000"/>
                 <w:sz w:val="20"/>
               </w:rPr>
-              <w:t>Lecturer</w:t>
+              <w:t>Administrator</w:t>
             </w:r>
           </w:p>
         </w:tc>
@@ -6465,7 +6495,7 @@
                 <w:color w:val="000000"/>
                 <w:sz w:val="20"/>
               </w:rPr>
-              <w:t>Post course question with hashtags on Q&amp;A board</w:t>
+              <w:t>Search Audit Desk and Verify Message Hash</w:t>
             </w:r>
           </w:p>
         </w:tc>
@@ -6483,7 +6513,7 @@
                 <w:color w:val="000000"/>
                 <w:sz w:val="20"/>
               </w:rPr>
-              <w:t>Post indexed; notification delivered to members</w:t>
+              <w:t>Authentic payload verified via Besu hash</w:t>
             </w:r>
           </w:p>
         </w:tc>
@@ -6502,7 +6532,7 @@
           <w:color w:val="000000"/>
           <w:sz w:val="26"/>
         </w:rPr>
-        <w:t>4.6.3 Empirical Localhost Benchmarking</w:t>
+        <w:t>4.6.4 Empirical Localhost Benchmarking</w:t>
       </w:r>
     </w:p>
     <w:p>
@@ -6896,7 +6926,7 @@
           <w:color w:val="000000"/>
           <w:sz w:val="24"/>
         </w:rPr>
-        <w:t>All six project objectives were fulfilled at prototype level: (1) React 19 + Convex interface operational; (2) Web Crypto RSA/AES pipeline active; (3) Besu recordHash smart contract deployed; (4) BB84 TypeScript simulation functional; (5) Admin role verification working; (6) Empirical testing completed.</w:t>
+        <w:t>All five project objectives were fulfilled at prototype level: (1) Q&amp;A forum with cryptographic roles operational; (2) Lecturer specialization badges implemented; (3) Besu blockchain audit trail integrated; (4) Encrypted DM from Q&amp;A functional; (5) Admin department management working properly.</w:t>
       </w:r>
     </w:p>
     <w:p>
@@ -6956,7 +6986,7 @@
           <w:color w:val="000000"/>
           <w:sz w:val="24"/>
         </w:rPr>
-        <w:t>QChat demonstrates a functional hybrid architecture combining real-time cloud data delivery with private blockchain immutability. By utilizing Convex for high-frequency messaging state and Hyperledger Besu for SHA-256 payload digest logging, the platform maintains responsive user interaction while preserving tamper-evident audit trails.</w:t>
+        <w:t>QCampus Connect demonstrates a functional hybrid architecture combining real-time cloud data delivery with private blockchain immutability. By utilizing Convex for high-frequency messaging state and Hyperledger Besu for SHA-256 payload digest logging, the platform maintains responsive user interaction while preserving tamper-evident audit trails.</w:t>
       </w:r>
     </w:p>
     <w:p>
@@ -7403,7 +7433,37 @@
           <w:color w:val="000000"/>
           <w:sz w:val="24"/>
         </w:rPr>
+        <w:t>Newman, N., Fletcher, R., Eddy, K., Robertson, C. T., &amp; Nielsen, R. K. (2023). Reuters Institute digital news report 2023. Reuters Institute for the Study of Journalism. https://reutersinstitute.politics.ox.ac.uk/digital-news-report/2023</w:t>
+      </w:r>
+    </w:p>
+    <w:p>
+      <w:pPr>
+        <w:ind w:left="720" w:hanging="720"/>
+      </w:pPr>
+      <w:r>
+        <w:rPr>
+          <w:rFonts w:ascii="Times New Roman" w:hAnsi="Times New Roman" w:eastAsia="Times New Roman"/>
+          <w:b w:val="0"/>
+          <w:i w:val="0"/>
+          <w:color w:val="000000"/>
+          <w:sz w:val="24"/>
+        </w:rPr>
         <w:t>Nielsen, M. A., &amp; Chuang, I. L. (2010). Quantum computation and quantum information (10th anniversary ed.). Cambridge University Press.</w:t>
+      </w:r>
+    </w:p>
+    <w:p>
+      <w:pPr>
+        <w:ind w:left="720" w:hanging="720"/>
+      </w:pPr>
+      <w:r>
+        <w:rPr>
+          <w:rFonts w:ascii="Times New Roman" w:hAnsi="Times New Roman" w:eastAsia="Times New Roman"/>
+          <w:b w:val="0"/>
+          <w:i w:val="0"/>
+          <w:color w:val="000000"/>
+          <w:sz w:val="24"/>
+        </w:rPr>
+        <w:t>Reddit, Inc. (2024). Transparency report 2023. https://www.redditinc.com/policies/transparency-report-2023</w:t>
       </w:r>
     </w:p>
     <w:p>
@@ -7508,7 +7568,7 @@
           <w:color w:val="000000"/>
           <w:sz w:val="24"/>
         </w:rPr>
-        <w:t>Source code for QChat is maintained in the project repository. Key client gatekeeper functions and cryptography helpers are highlighted in Chapter 4.</w:t>
+        <w:t>Source code for QCampus Connect is maintained in the project repository. Key client gatekeeper functions and cryptography helpers are highlighted in Chapter 4.</w:t>
       </w:r>
     </w:p>
     <w:p>

--- a/Documentation/Final_Report_Complete.docx
+++ b/Documentation/Final_Report_Complete.docx
@@ -332,7 +332,7 @@
           <w:color w:val="000000"/>
           <w:sz w:val="24"/>
         </w:rPr>
-        <w:t>Institutional messaging and document exchange at the University of Energy and Natural Resources (UENR) rely heavily on commercial instant messaging applications and cloud learning tools. While fast and accessible, these platforms lack tamper-evident logging mechanisms necessary to resolve academic evaluation disputes. This project developed QCampus Connect, a verified academic Q&amp;A platform combining real-time cloud data delivery with private permissioned blockchain auditability. Q&amp;A threads are the central experience; encrypted direct messages and file attachments support individual follow-up. SHA-256 payload digests are recorded asynchronously on a local Hyperledger Besu contract (MessageVerifier.sol). Client-side encryption is implemented via the W3C Web Crypto API using RSA-OAEP 2048-bit identity keys and AES-GCM-256 payload ciphers. An integrated TypeScript BB84 simulation module models photon sifting, Quantum Bit Error Rate (QBER) calculation, and a 11% abort threshold (Bennett &amp; Brassard, 2014/1984; Scarani et al., 2009). Empirical benchmarks on developer testbed workstations demonstrated mean message sync latencies of ~50 ms and Besu transaction write times of ~0.3–0.5 s. The system demonstrates a practical, audit-ready communication platform for institutional environments.</w:t>
+        <w:t>In universities today, academic communication between students and faculty suffers from critical structural bottlenecks. Lacking a dedicated, institution-wide scholarly discussion platform, students seeking coursework clarification or project guidance are forced to call lecturers' personal phone numbers or physically queue outside faculty offices. This practice intrudes on faculty privacy, causes scheduling delays, and silos valuable explanations in private 1-on-1 exchanges where peer students cannot benefit. This project developed QCampus Connect, an institutional, role-verified academic Q&amp;A platform for universities. The platform enables students to post coursework inquiries classified by department, while verified lecturers distinguished by academic ranks (Doctor, Professor, Engineer) provide authoritative answers. Real-time notifications alert lecturers to incoming departmental questions, while multi-format attachment tools support research documents, code, and diagrams. One-on-one direct messaging is provided as an auxiliary, encrypted channel for private consultations. To guarantee non-repudiation, SHA-256 payload digests are committed asynchronously to a local Hyperledger Besu blockchain running QBFT consensus via the MessageVerifier.sol smart contract. Client encryption is handled via the W3C Web Crypto API (RSA-OAEP 2048 and AES-GCM-256), supplemented by a simulated BB84 quantum key distribution module enforcing an 11% QBER abort threshold (Bennett &amp; Brassard, 2014/1984). Empirical benchmarks demonstrated mean message delivery latencies of ~50 ms and blockchain hash confirmation in ~0.35 s. QCampus Connect provides an accessible, audit-ready framework that eliminates personal channel intrusion and democratizes academic knowledge across campuses.</w:t>
       </w:r>
     </w:p>
     <w:p>
@@ -482,7 +482,7 @@
           <w:color w:val="000000"/>
           <w:sz w:val="24"/>
         </w:rPr>
-        <w:t>Appendix B — MessageVerifier.sol Contract</w:t>
+        <w:t>Appendix B — MessageVerifier.sol Smart Contract</w:t>
       </w:r>
     </w:p>
     <w:p>
@@ -557,7 +557,7 @@
           <w:color w:val="000000"/>
           <w:sz w:val="24"/>
         </w:rPr>
-        <w:t>Table 2.1 Comparative Analysis of Messaging Systems</w:t>
+        <w:t>Table 2.1 Comparative Analysis of Academic Communication Platforms</w:t>
       </w:r>
     </w:p>
     <w:p>
@@ -572,7 +572,7 @@
           <w:color w:val="000000"/>
           <w:sz w:val="24"/>
         </w:rPr>
-        <w:t>Table 3.1 Convex Database Collections &amp; Indexing</w:t>
+        <w:t>Table 3.1 Convex Database Collections &amp; Indexing Strategies</w:t>
       </w:r>
     </w:p>
     <w:p>
@@ -602,7 +602,7 @@
           <w:color w:val="000000"/>
           <w:sz w:val="24"/>
         </w:rPr>
-        <w:t>Table 4.1 Development Tooling and Stack Versions</w:t>
+        <w:t>Table 4.1 Development Tooling and Subsystem Versions</w:t>
       </w:r>
     </w:p>
     <w:p>
@@ -632,7 +632,7 @@
           <w:color w:val="000000"/>
           <w:sz w:val="24"/>
         </w:rPr>
-        <w:t>Table 4.3 Internal User Acceptance Walk-Throughs</w:t>
+        <w:t>Table 4.3 User Acceptance Testing Walk-Throughs</w:t>
       </w:r>
     </w:p>
     <w:p>
@@ -647,7 +647,7 @@
           <w:color w:val="000000"/>
           <w:sz w:val="24"/>
         </w:rPr>
-        <w:t>Table 4.4 Localhost Empirical Benchmark Latencies</w:t>
+        <w:t>Table 4.4 Localhost Latency Benchmarks</w:t>
       </w:r>
     </w:p>
     <w:p>
@@ -707,6 +707,21 @@
           <w:color w:val="000000"/>
           <w:sz w:val="24"/>
         </w:rPr>
+        <w:t>LMS — Learning Management System</w:t>
+      </w:r>
+    </w:p>
+    <w:p>
+      <w:pPr>
+        <w:pStyle w:val="ListBullet"/>
+      </w:pPr>
+      <w:r>
+        <w:rPr>
+          <w:rFonts w:ascii="Times New Roman" w:hAnsi="Times New Roman" w:eastAsia="Times New Roman"/>
+          <w:b w:val="0"/>
+          <w:i w:val="0"/>
+          <w:color w:val="000000"/>
+          <w:sz w:val="24"/>
+        </w:rPr>
         <w:t>QBER — Quantum Bit Error Rate</w:t>
       </w:r>
     </w:p>
@@ -857,7 +872,7 @@
           <w:color w:val="000000"/>
           <w:sz w:val="24"/>
         </w:rPr>
-        <w:t>Within the Department of Computer Science and Informatics at the University of Energy and Natural Resources (UENR), academic communication and coursework collaboration have largely shifted from physical submissions to digital instant messaging. Course representatives coordinate project groups through commercial chat applications like WhatsApp, lecturers share updates and files on cloud learning platforms such as Google Classroom, and students frequently transmit assignments via email attachments. While these mainstream platforms provide rapid delivery and high availability, they lack mechanisms for independent, non-repudiable auditability accessible outside the service provider's internal infrastructure.</w:t>
+        <w:t>In modern universities, academic communication between students and lecturers remains fragmented and inefficient. Higher education curricula require regular dialogue: students frequently encounter challenging conceptual problems in coursework, require clarification on laboratory assignments, and seek guidance on emerging research findings. Despite this universal need, universities rarely provide an organized, institution-wide digital forum dedicated to asynchronous academic conversations. While institutional learning management systems exist, their discussion modules are often rigid, slow, and confined to isolated semester shells. Consequently, students across higher education institutions—including the University of Energy and Natural Resources (UENR)—are forced to seek academic help through informal, personal channels.</w:t>
       </w:r>
     </w:p>
     <w:p>
@@ -872,7 +887,7 @@
           <w:color w:val="000000"/>
           <w:sz w:val="24"/>
         </w:rPr>
-        <w:t>This architectural trade-off becomes obvious during academic evaluation disputes. When a student asserts that an assignment was transmitted prior to a deadline, the standard evidence provided is typically a client-side screenshot. Screenshots are trivial to alter or crop. Similarly, central platform administrators or course managers retain permissions to modify timestamps or edit posts retrospectively within centralized databases. Centralized servers offer convenience, but any database model controlled by a single administrative entity remains susceptible to unilateral data modification or accidental log erasure.</w:t>
+        <w:t>Under current campus conditions, a student seeking academic clarification typically has only two options: calling a lecturer directly on their personal mobile phone number or physically walking to the faculty office in hopes of an unscheduled meeting. Both methods introduce severe friction. Calling lecturers on personal lines intrudes on faculty privacy, disrupts research and personal commitments, and leads to student anxiety over missed calls. Conversely, physical office visits require navigating unpredictable faculty schedules, traveling across campus, and queuing outside offices, only to find lecturers occupied in administrative meetings, lecturing elsewhere, or away at academic conferences. When students turn to commercial instant messaging tools like WhatsApp (Meta, 2023), the situation worsens: academic inquiries compete with social chatter, critical announcements are buried, and there is no institutional mechanism to verify academic authority or catalog answers.</w:t>
       </w:r>
     </w:p>
     <w:p>
@@ -887,7 +902,7 @@
           <w:color w:val="000000"/>
           <w:sz w:val="24"/>
         </w:rPr>
-        <w:t>Public permissionless blockchains provide immutable append-only state logging (Nakamoto, 2008; Wood, 2014). However, recording every routine message on a public network like Ethereum is impractical for an academic institution due to transaction gas fees, latency overheads, and privacy constraints regarding student data. Conversely, modern serverless database architectures like Convex push state updates over WebSockets with latency under 100 milliseconds (Convex Development Team, 2024), yet they operate as standard cloud databases where stored records remain vulnerable to database admin edits.</w:t>
+        <w:t>A critical structural defect of this reliance on personal calls and office visits is the problem of siloed academic knowledge. When a lecturer answers an inquiry over a private phone call or during an individual office consultation, that intellectual effort benefits exactly one student. The dozens or hundreds of course peers who struggle with the identical problem remain completely unassisted. The lecturer is then forced to answer the same question repeatedly, or students proceed with flawed assumptions. Higher education requires a collaborative, publicly visible forum where coursework questions and academic findings are categorized by department, answered authoritatively by verified faculty, and preserved as a searchable knowledge base for the entire university community.</w:t>
       </w:r>
     </w:p>
     <w:p>
@@ -902,7 +917,7 @@
           <w:color w:val="000000"/>
           <w:sz w:val="24"/>
         </w:rPr>
-        <w:t>QCampus Connect was engineered to resolve this trade-off through a hybrid architecture. Its Q&amp;A forum is the primary workspace, while real-time messaging and file exchange support follow-up discussion. These features run on Convex. When a user sends a protected message or uploads evidence, the client browser computes a SHA-256 payload digest and writes that hash to a local private Hyperledger Besu blockchain node using a Solidity smart contract, MessageVerifier.sol (Hyperledger Foundation, 2024; Ethereum Foundation, 2024). Payload encryption is performed entirely in the browser using the W3C Web Crypto API (National Institute of Standards and Technology, 2001; Mozilla Developer Network, 2024), keeping private RSA-OAEP keys stored locally. Additionally, QCampus Connect incorporates a TypeScript implementation of the BB84 quantum key distribution protocol (Bennett &amp; Brassard, 2014/1984) to model quantum basis sifting, bit error rate estimation, and session key generation as an educational demonstration.</w:t>
+        <w:t>QCampus Connect was engineered to address this foundational gap. The primary mission of the platform is to provide a centralized, role-verified academic Q&amp;A forum for universities. Built with React and TypeScript, students post technical questions targeted to specific academic departments. In turn, verified lecturers belonging to those departments provide authoritative, domain-specialized answers, distinguished by their official academic ranks (Doctor, Professor, or Engineer). Within this architecture, one-on-one direct messaging is strictly an auxiliary, secondary feature: it exists solely to enable private academic follow-ups, sensitive consultations, or confidential advising that naturally stems from an open forum discussion. To protect institutional trust, {APP} couples real-time cloud synchronization over WebSockets via Convex (Convex Development Team, 2024) with an immutable cryptographic audit trail recorded on a private Hyperledger Besu blockchain network running QBFT consensus (Hyperledger Foundation, 2024; Wood, 2014). Client-side cryptographic operations are executed natively via the W3C Web Crypto API using RSA-OAEP 2048 and AES-GCM (NIST, 2001; MDN, 2024), storing private keys in IndexedDB, while SHA-256 payload digests are permanently anchored to MessageVerifier.sol.</w:t>
       </w:r>
     </w:p>
     <w:p>
@@ -932,7 +947,7 @@
           <w:color w:val="000000"/>
           <w:sz w:val="24"/>
         </w:rPr>
-        <w:t>The project addresses four specific institutional and technical challenges currently facing platforms like Reddit and WhatsApp:</w:t>
+        <w:t>Higher education institutions face four severe technical and operational challenges in their academic communication:</w:t>
       </w:r>
     </w:p>
     <w:p>
@@ -947,7 +962,7 @@
           <w:color w:val="000000"/>
           <w:sz w:val="24"/>
         </w:rPr>
-        <w:t>Identity Fraud &amp; Bot Manipulation on Academic Platforms: Neither Reddit nor WhatsApp cryptographically ties a user's account to a verified real-world identity, allowing bad actors to easily impersonate lecturers to commit financial fraud, or allowing bots to manipulate discussion forums.</w:t>
+        <w:t>Absence of an Asynchronous Campus Academic Forum: Universities lack a structured, department-indexed digital forum where students and lecturers can engage in public scholarly dialogue and share academic findings, forcing students to rely on intrusive personal phone calls and physical office queues.</w:t>
       </w:r>
     </w:p>
     <w:p>
@@ -962,7 +977,7 @@
           <w:color w:val="000000"/>
           <w:sz w:val="24"/>
         </w:rPr>
-        <w:t>Unqualified Advice Treated as Expert Knowledge: Platforms like Reddit use karma-based reputation systems where general popularity is conflated with academic authority. There is no technical mechanism to verify who is genuinely qualified to answer a question in a specific domain, causing harmful or incorrect advice to spread unchecked.</w:t>
+        <w:t>Unverified Academic Authority and Misinformation: On informal platforms like WhatsApp and Reddit, answers lack verified academic credentials. Students cannot distinguish authoritative guidance from well-meaning but inaccurate peer speculation, leading to the spread of incorrect academic advice.</w:t>
       </w:r>
     </w:p>
     <w:p>
@@ -977,7 +992,7 @@
           <w:color w:val="000000"/>
           <w:sz w:val="24"/>
         </w:rPr>
-        <w:t>No Tamper-Proof Record of Communication: WhatsApp's "Delete for everyone" and Reddit's silent post editing destroy the integrity of academic communication. Without independent, immutable audit trails, academic disputes over submission deadlines or instructions cannot be resolved with certainty.</w:t>
+        <w:t>Knowledge Siloing and Repetitive Faculty Workload: Clarifications delivered through one-on-one phone calls or private office visits remain hidden from other students in the course. Lecturers waste valuable time answering identical queries individually, while peers miss crucial academic insights.</w:t>
       </w:r>
     </w:p>
     <w:p>
@@ -992,7 +1007,7 @@
           <w:color w:val="000000"/>
           <w:sz w:val="24"/>
         </w:rPr>
-        <w:t>Viral Spread of Unverified Academic Information: Because platforms like WhatsApp provide end-to-end encryption without identity verification or an open audit layer, counterfeit announcements and fake exam timetables spread rapidly without administrative ability to trace the origin or effectively issue corrections.</w:t>
+        <w:t>Absence of Tamper-Evident Institutional Auditability: Centralized databases and commercial messaging applications permit retroactive editing, silent log deletion, or message cropping. Without independent cryptographic audit trails on Hyperledger Besu, institutions cannot resolve submission deadlines or academic disputes with mathematical certainty.</w:t>
       </w:r>
     </w:p>
     <w:p>
@@ -1007,7 +1022,7 @@
           <w:color w:val="000000"/>
           <w:sz w:val="24"/>
         </w:rPr>
-        <w:t>Without an integrated solution combining cryptographic identity verification, immutable blockchain auditability, and clear specialization boundaries, digital academic environments will remain vulnerable to impersonation, misinformation, and untrustworthy evidence.</w:t>
+        <w:t>Without an integrated platform that couples verified academic identity, department-targeted inquiry routing, and immutable ledger auditability, university academic communication will remain inefficient, intrusive, and unindexed.</w:t>
       </w:r>
     </w:p>
     <w:p>
@@ -1037,7 +1052,7 @@
           <w:color w:val="000000"/>
           <w:sz w:val="24"/>
         </w:rPr>
-        <w:t>Aim: Design, implement, and evaluate QCampus Connect, a verified academic Q&amp;A forum that cryptographically authenticates users and attaches a tamper-evident blockchain audit trail to all communications, supported by a secondary encrypted one-on-one direct messaging feature.</w:t>
+        <w:t>Aim: Design, implement, and evaluate QCampus Connect, a role-verified academic Q&amp;A platform for universities that facilitates department-targeted student-lecturer academic dialogue and research sharing, backed by immutable blockchain audit logging, with secondary encrypted one-on-one direct messaging for private academic follow-up.</w:t>
       </w:r>
     </w:p>
     <w:p>
@@ -1064,7 +1079,7 @@
           <w:color w:val="000000"/>
           <w:sz w:val="24"/>
         </w:rPr>
-        <w:t>Build a verified academic Q&amp;A forum where every user's identity is cryptographically tied to their institutional role.</w:t>
+        <w:t>Develop an institutional academic Q&amp;A forum with department-targeted question routing and strict lecturer answering permissions.</w:t>
       </w:r>
     </w:p>
     <w:p>
@@ -1079,7 +1094,7 @@
           <w:color w:val="000000"/>
           <w:sz w:val="24"/>
         </w:rPr>
-        <w:t>Ensure lecturer answers display verified domain specializations so students can assess credibility.</w:t>
+        <w:t>Implement an academic credential verification engine that authenticates faculty academic ranks (Doctor, Professor, Engineer) and binds users to institutional roles.</w:t>
       </w:r>
     </w:p>
     <w:p>
@@ -1094,7 +1109,7 @@
           <w:color w:val="000000"/>
           <w:sz w:val="24"/>
         </w:rPr>
-        <w:t>Attach a tamper-evident SHA-256 + blockchain audit trail to every message and Q&amp;A submission.</w:t>
+        <w:t>Engineer an automated real-time notification engine that alerts verified department lecturers whenever an academic inquiry is directed to their field.</w:t>
       </w:r>
     </w:p>
     <w:p>
@@ -1109,7 +1124,7 @@
           <w:color w:val="000000"/>
           <w:sz w:val="24"/>
         </w:rPr>
-        <w:t>Allow students to initiate an encrypted private channel with any lecturer directly from a Q&amp;A answer.</w:t>
+        <w:t>Implement multi-criteria question filtering (by department, personal feed, and submitted questions) and multi-mode sorting (recently posted, oldest, most answers, and unanswered).</w:t>
       </w:r>
     </w:p>
     <w:p>
@@ -1124,7 +1139,37 @@
           <w:color w:val="000000"/>
           <w:sz w:val="24"/>
         </w:rPr>
-        <w:t>Provide administrators a department management system so Q&amp;A questions can be routed to qualified lecturers.</w:t>
+        <w:t>Provide rich multi-format attachment tools supporting academic papers, research documents, code snippets, and diagrams within forum threads.</w:t>
+      </w:r>
+    </w:p>
+    <w:p>
+      <w:pPr>
+        <w:pStyle w:val="ListNumber"/>
+      </w:pPr>
+      <w:r>
+        <w:rPr>
+          <w:rFonts w:ascii="Times New Roman" w:hAnsi="Times New Roman" w:eastAsia="Times New Roman"/>
+          <w:b w:val="0"/>
+          <w:i w:val="0"/>
+          <w:color w:val="000000"/>
+          <w:sz w:val="24"/>
+        </w:rPr>
+        <w:t>Anchor cryptographic SHA-256 payload digests to a permissioned Hyperledger Besu blockchain network using a Solidity smart contract (MessageVerifier.sol) via Ethers.js recordHash calls.</w:t>
+      </w:r>
+    </w:p>
+    <w:p>
+      <w:pPr>
+        <w:pStyle w:val="ListNumber"/>
+      </w:pPr>
+      <w:r>
+        <w:rPr>
+          <w:rFonts w:ascii="Times New Roman" w:hAnsi="Times New Roman" w:eastAsia="Times New Roman"/>
+          <w:b w:val="0"/>
+          <w:i w:val="0"/>
+          <w:color w:val="000000"/>
+          <w:sz w:val="24"/>
+        </w:rPr>
+        <w:t>Deploy an auxiliary client-side encrypted one-on-one messaging channel (utilizing W3C Web Crypto RSA-OAEP and AES-GCM) for private student-lecturer consultations.</w:t>
       </w:r>
     </w:p>
     <w:p>
@@ -1154,7 +1199,7 @@
           <w:color w:val="000000"/>
           <w:sz w:val="24"/>
         </w:rPr>
-        <w:t>This project provides a functional prototype demonstrating how real-time cloud databases and permissioned ledgers can be combined for institutional software. The hybrid architecture (Convex for chat persistence, Besu for immutable digests) offers a practical blueprint for campus deployment. The embedded BB84 module serves as an interactive learning tool for cryptography coursework. Furthermore, the report candidly documents design constraints, including single-node ledger reliance and browser storage limits.</w:t>
+        <w:t>This project provides significant practical and institutional value for universities generally. By establishing an open academic forum, it protects faculty work-life balance and privacy, eliminating unscheduled phone calls and crowded office queues. It democratizes access to lecturer expertise: every student in a department benefits when a difficult concept is explained in a public thread. Furthermore, the hybrid architecture—combining sub-100ms Convex cloud delivery with zero-gas Hyperledger Besu blockchain immutability—demonstrates how educational institutions can deploy tamper-evident cryptographic systems without incurring public network transaction fees. The embedded BB84 quantum key distribution module also serves as an active instructional tool for computer science students studying modern cryptography.</w:t>
       </w:r>
     </w:p>
     <w:p>
@@ -1196,7 +1241,7 @@
           <w:color w:val="000000"/>
           <w:sz w:val="24"/>
         </w:rPr>
-        <w:t>Encrypted one-to-one messaging and file transmission in modern web browsers</w:t>
+        <w:t>University-wide academic Q&amp;A forum with department-targeted routing and lecturer answering restrictions</w:t>
       </w:r>
     </w:p>
     <w:p>
@@ -1211,7 +1256,7 @@
           <w:color w:val="000000"/>
           <w:sz w:val="24"/>
         </w:rPr>
-        <w:t>Hashtag-indexed community Q&amp;A forum with real-time notifications</w:t>
+        <w:t>Lecturer academic rank verification badges (Dr, Prof, Engineer) linked to institutional review workflows</w:t>
       </w:r>
     </w:p>
     <w:p>
@@ -1226,7 +1271,7 @@
           <w:color w:val="000000"/>
           <w:sz w:val="24"/>
         </w:rPr>
-        <w:t>Browser-native RSA/AES encryption via Web Crypto API and BB84 TypeScript module (src/lib/bb84.ts)</w:t>
+        <w:t>Real-time departmental notification dispatch alerting faculty to relevant student questions</w:t>
       </w:r>
     </w:p>
     <w:p>
@@ -1241,7 +1286,7 @@
           <w:color w:val="000000"/>
           <w:sz w:val="24"/>
         </w:rPr>
-        <w:t>Local Hyperledger Besu private network (ChainId 1337, zero gas price) running MessageVerifier.sol</w:t>
+        <w:t>Multi-criteria question sorting (recent, oldest, most answers, unanswered) and department-level feed filtering</w:t>
       </w:r>
     </w:p>
     <w:p>
@@ -1256,7 +1301,52 @@
           <w:color w:val="000000"/>
           <w:sz w:val="24"/>
         </w:rPr>
-        <w:t>Administrative interface for identity verification and on-chain role registration</w:t>
+        <w:t>Multi-format attachment handling for academic PDFs, research documents, code snippets, and diagrams</w:t>
+      </w:r>
+    </w:p>
+    <w:p>
+      <w:pPr>
+        <w:pStyle w:val="ListBullet"/>
+      </w:pPr>
+      <w:r>
+        <w:rPr>
+          <w:rFonts w:ascii="Times New Roman" w:hAnsi="Times New Roman" w:eastAsia="Times New Roman"/>
+          <w:b w:val="0"/>
+          <w:i w:val="0"/>
+          <w:color w:val="000000"/>
+          <w:sz w:val="24"/>
+        </w:rPr>
+        <w:t>Local Hyperledger Besu private network (ChainId 1337, zero gas price) running MessageVerifier.sol for SHA-256 hash logging</w:t>
+      </w:r>
+    </w:p>
+    <w:p>
+      <w:pPr>
+        <w:pStyle w:val="ListBullet"/>
+      </w:pPr>
+      <w:r>
+        <w:rPr>
+          <w:rFonts w:ascii="Times New Roman" w:hAnsi="Times New Roman" w:eastAsia="Times New Roman"/>
+          <w:b w:val="0"/>
+          <w:i w:val="0"/>
+          <w:color w:val="000000"/>
+          <w:sz w:val="24"/>
+        </w:rPr>
+        <w:t>Auxiliary browser-native RSA-OAEP/AES-GCM encrypted one-to-one messaging via the W3C Web Crypto API with IndexedDB storage</w:t>
+      </w:r>
+    </w:p>
+    <w:p>
+      <w:pPr>
+        <w:pStyle w:val="ListBullet"/>
+      </w:pPr>
+      <w:r>
+        <w:rPr>
+          <w:rFonts w:ascii="Times New Roman" w:hAnsi="Times New Roman" w:eastAsia="Times New Roman"/>
+          <w:b w:val="0"/>
+          <w:i w:val="0"/>
+          <w:color w:val="000000"/>
+          <w:sz w:val="24"/>
+        </w:rPr>
+        <w:t>Software simulation of the BB84 quantum key distribution protocol with an 11% QBER abort threshold (src/lib/bb84.ts)</w:t>
       </w:r>
     </w:p>
     <w:p>
@@ -1283,7 +1373,7 @@
           <w:color w:val="000000"/>
           <w:sz w:val="24"/>
         </w:rPr>
-        <w:t>Physical quantum optical hardware or direct physical QKD network connections</w:t>
+        <w:t>Physical quantum optical laser hardware or dedicated fiber-optic quantum channels</w:t>
       </w:r>
     </w:p>
     <w:p>
@@ -1298,7 +1388,7 @@
           <w:color w:val="000000"/>
           <w:sz w:val="24"/>
         </w:rPr>
-        <w:t>Multi-node production blockchain consortiums (execution ran on a local development container)</w:t>
+        <w:t>Multi-node production blockchain consortiums across distributed campuses (prototype executed on a local container)</w:t>
       </w:r>
     </w:p>
     <w:p>
@@ -1313,7 +1403,7 @@
           <w:color w:val="000000"/>
           <w:sz w:val="24"/>
         </w:rPr>
-        <w:t>Enterprise Single Sign-On (SAML 2.0 / OAuth 2.0) integration with university identity providers</w:t>
+        <w:t>Automated AI-driven portal scraping for instant identity verification (formulated under future engineering works)</w:t>
       </w:r>
     </w:p>
     <w:p>
@@ -1328,7 +1418,7 @@
           <w:color w:val="000000"/>
           <w:sz w:val="24"/>
         </w:rPr>
-        <w:t>Native mobile software builds (iOS/Android) or real-time voice/video streaming</w:t>
+        <w:t>Native mobile operating system compilation (iOS/Android binary builds) or real-time voice and video streaming</w:t>
       </w:r>
     </w:p>
     <w:p>
@@ -1343,7 +1433,7 @@
           <w:color w:val="000000"/>
           <w:sz w:val="24"/>
         </w:rPr>
-        <w:t>Large-scale stress testing beyond developer testbed environments</w:t>
+        <w:t>Enterprise Single Sign-On (SAML 2.0 / Shibboleth) integration with institutional Active Directory servers</w:t>
       </w:r>
     </w:p>
     <w:p>
@@ -1388,7 +1478,7 @@
           <w:color w:val="000000"/>
           <w:sz w:val="26"/>
         </w:rPr>
-        <w:t>2.1 Concepts used in QCampus Connect</w:t>
+        <w:t>2.1 Academic Communication and Scholarly Discussion Platforms</w:t>
       </w:r>
     </w:p>
     <w:p>
@@ -1403,12 +1493,57 @@
           <w:color w:val="000000"/>
           <w:sz w:val="24"/>
         </w:rPr>
-        <w:t>This review examines the foundational technologies integrated into the QCampus Connect platform: real-time web delivery, hybrid symmetric/asymmetric cryptography, permissioned ledgers, quantum key distribution principles, and role-based access control.</w:t>
+        <w:t>Academic dialogue is the cornerstone of higher education. Historically, universities conducted coursework clarification through physical office hours, recitation sections, and lecture halls. As student enrollments expanded, institutions adopted digital communication tools to maintain student-lecturer contact. However, current software solutions in universities fall into two flawed categories: rigid Learning Management System (LMS) forums or informal commercial chat applications.</w:t>
       </w:r>
     </w:p>
     <w:p>
       <w:pPr>
-        <w:pStyle w:val="Heading3"/>
+        <w:ind w:firstLine="720"/>
+      </w:pPr>
+      <w:r>
+        <w:rPr>
+          <w:rFonts w:ascii="Times New Roman" w:hAnsi="Times New Roman" w:eastAsia="Times New Roman"/>
+          <w:b w:val="0"/>
+          <w:i w:val="0"/>
+          <w:color w:val="000000"/>
+          <w:sz w:val="24"/>
+        </w:rPr>
+        <w:t>Learning Management Systems such as Canvas, Moodle, and Blackboard provide built-in discussion boards. While these tools are institutionally managed, their user experience is notoriously cumbersome. LMS discussion boards suffer from rigid course silos, meaning students cannot discover discussions across related disciplines or consult faculty in adjacent departments. Furthermore, traditional LMS boards lack instant push delivery, operating on slow page refreshes that discourage lively academic debate. Consequently, student participation rates on LMS discussion forums remain low.</w:t>
+      </w:r>
+    </w:p>
+    <w:p>
+      <w:pPr>
+        <w:ind w:firstLine="720"/>
+      </w:pPr>
+      <w:r>
+        <w:rPr>
+          <w:rFonts w:ascii="Times New Roman" w:hAnsi="Times New Roman" w:eastAsia="Times New Roman"/>
+          <w:b w:val="0"/>
+          <w:i w:val="0"/>
+          <w:color w:val="000000"/>
+          <w:sz w:val="24"/>
+        </w:rPr>
+        <w:t>Specialized academic question-and-answer tools such as Piazza (Piazza Technologies, 2024) and Stack Overflow demonstrated the power of threaded, upvoted academic inquiry. Piazza proved that students engage actively when discussion boards mimic modern social feeds. Nevertheless, commercial platforms operate as external third-party software vendors, frequently introducing paywalls, commercial advertisements, and data monetization practices. Crucially, they lack cryptographic identity verification tied to university roles and offer zero immutable auditability for institutional record preservation.</w:t>
+      </w:r>
+    </w:p>
+    <w:p>
+      <w:pPr>
+        <w:ind w:firstLine="720"/>
+      </w:pPr>
+      <w:r>
+        <w:rPr>
+          <w:rFonts w:ascii="Times New Roman" w:hAnsi="Times New Roman" w:eastAsia="Times New Roman"/>
+          <w:b w:val="0"/>
+          <w:i w:val="0"/>
+          <w:color w:val="000000"/>
+          <w:sz w:val="24"/>
+        </w:rPr>
+        <w:t>Faced with these limitations, students and faculty universally default to commercial messaging applications like WhatsApp (Meta, 2023). While WhatsApp delivers instant mobile messaging, its adoption for higher education communication creates severe dysfunction. It requires lecturers to expose personal phone numbers, inviting late-night calls and unsolicited messages. Moreover, WhatsApp groups are unstructured: questions and answers are buried in linear chat streams, academic files cannot be indexed, and answers cannot be referenced by future student cohorts. Most importantly, WhatsApp allows "Delete for Everyone" and offers no mechanism to cryptographically prove that an announcement, assignment instruction, or submission was made.</w:t>
+      </w:r>
+    </w:p>
+    <w:p>
+      <w:pPr>
+        <w:pStyle w:val="Heading2"/>
       </w:pPr>
       <w:r>
         <w:rPr>
@@ -1418,7 +1553,7 @@
           <w:color w:val="000000"/>
           <w:sz w:val="26"/>
         </w:rPr>
-        <w:t>2.1.1 Real-Time Web Delivery and Cloud Persistence</w:t>
+        <w:t>2.2 Real-Time Cloud Persistence and Reactive State</w:t>
       </w:r>
     </w:p>
     <w:p>
@@ -1433,12 +1568,12 @@
           <w:color w:val="000000"/>
           <w:sz w:val="24"/>
         </w:rPr>
-        <w:t>Traditional HTTP polling introduces significant network overhead and latency for chat systems. Server-sent events and persistent WebSockets allow push-based state synchronization. Convex utilizes WebSocket connections to maintain reactive query subscriptions, automatically pushing state changes to connected web clients upon mutation execution (Convex Development Team, 2024). This architecture provides instantaneous user interface updates while shifting server infrastructure management to cloud serverless environments.</w:t>
+        <w:t>Traditional HTTP polling introduces significant network latency and server overhead for interactive campus applications. Modern web systems utilize persistent WebSocket connections to enable push-based state synchronization. Convex utilizes an end-to-end reactive architecture where client components subscribe directly to database queries over WebSockets (Convex Development Team, 2024). When a mutation executes—such as a student posting a question or a lecturer submitting an answer—the database automatically recalculates affected query subscriptions and pushes minimal diffs to connected browsers within 50 to 100 milliseconds. This eliminates polling while providing instant user interface reactivity.</w:t>
       </w:r>
     </w:p>
     <w:p>
       <w:pPr>
-        <w:pStyle w:val="Heading3"/>
+        <w:pStyle w:val="Heading2"/>
       </w:pPr>
       <w:r>
         <w:rPr>
@@ -1448,7 +1583,7 @@
           <w:color w:val="000000"/>
           <w:sz w:val="26"/>
         </w:rPr>
-        <w:t>2.1.2 Symmetric and Asymmetric Encryption Systems</w:t>
+        <w:t>2.3 Symmetric and Asymmetric Cryptography Systems</w:t>
       </w:r>
     </w:p>
     <w:p>
@@ -1463,12 +1598,12 @@
           <w:color w:val="000000"/>
           <w:sz w:val="24"/>
         </w:rPr>
-        <w:t>Symmetric encryption algorithms such as AES-GCM (Advanced Encryption Standard in Galois/Counter Mode) utilize a single secret key for encryption and decryption, offering high processing throughput and authenticated data integrity (National Institute of Standards and Technology, 2001). Asymmetric cryptosystems like RSA-OAEP utilize paired public and private keys, enabling secure key exchange without prior shared secrets (Rivest et al., 1978; Diffie &amp; Hellman, 1976). Modern messaging protocols, including Signal's Extended Triple Diffie-Hellman (X3DH), combine asymmetric key negotiation with symmetric bulk payload encryption (Marlinspike &amp; Perrin, 2016). QCampus Connect adopts this hybrid model: AES-GCM-256 encrypts payload text and file blobs, while RSA-OAEP 2048-bit keypairs manage identity key distribution via the browser Web Crypto API (Mozilla Developer Network, 2024).</w:t>
+        <w:t>Symmetric encryption ciphers such as AES-GCM (Advanced Encryption Standard in Galois/Counter Mode) utilize a single secret key for encryption and authenticated decryption, delivering high mathematical throughput and tamper detection (National Institute of Standards and Technology, 2001). Asymmetric cryptosystems like RSA-OAEP utilize distinct public and private key pairs, allowing parties to establish secure communication without sharing private credentials in advance (Rivest et al., 1978; Diffie &amp; Hellman, 1976). Established messaging protocols, such as Signal's Extended Triple Diffie-Hellman (Marlinspike &amp; Perrin, 2016), combine asymmetric key negotiation with symmetric payload ciphers. {APP} adopts this hybrid approach: the browser W3C Web Crypto API executes AES-GCM-256 for message payload encryption, while 2048-bit RSA-OAEP keypairs manage user identity and key exchange (Mozilla Developer Network, 2024). Private keys remain strictly within client-side IndexedDB storage.</w:t>
       </w:r>
     </w:p>
     <w:p>
       <w:pPr>
-        <w:pStyle w:val="Heading3"/>
+        <w:pStyle w:val="Heading2"/>
       </w:pPr>
       <w:r>
         <w:rPr>
@@ -1478,7 +1613,7 @@
           <w:color w:val="000000"/>
           <w:sz w:val="26"/>
         </w:rPr>
-        <w:t>2.1.3 Permissioned Distributed Ledgers and Smart Contracts</w:t>
+        <w:t>2.4 Permissioned Distributed Ledgers and Smart Contracts</w:t>
       </w:r>
     </w:p>
     <w:p>
@@ -1493,12 +1628,12 @@
           <w:color w:val="000000"/>
           <w:sz w:val="24"/>
         </w:rPr>
-        <w:t>Public distributed ledgers maintain tamper-evident event histories across distrusted nodes using consensus algorithms (Nakamoto, 2008). Ethereum expanded this paradigm by introducing deterministic, stateful execution environments known as smart contracts (Wood, 2014). Because public chains impose transaction gas fees and public data exposure, enterprise environments utilize permissioned ledgers like Hyperledger Besu running Quorum Byzantine Fault Tolerance (QBFT) consensus (Hyperledger Foundation, 2024). Private networks allow zero-gas transactions while ensuring state immutability across participating nodes. Smart contracts written in Solidity 0.8.x enforce programmatic state validation rules (Ethereum Foundation, 2024).</w:t>
+        <w:t>Public distributed ledgers maintain tamper-evident event histories across decentralized networks (Nakamoto, 2008). Ethereum advanced distributed ledger technology by introducing deterministic smart contracts executed on the Ethereum Virtual Machine (Wood, 2014). However, public networks impose volatile transaction gas fees and expose student transactions to public scrutiny. In institutional environments, permissioned distributed ledgers like Hyperledger Besu running Quorum Byzantine Fault Tolerance (QBFT) consensus provide zero-gas transaction execution, high throughput, and deterministic finality (Hyperledger Foundation, 2024; Castro &amp; Liskov, 2002). Smart contracts authored in Solidity 0.8.20 enforce programmatic state validation rules on-chain (Ethereum Foundation, 2024).</w:t>
       </w:r>
     </w:p>
     <w:p>
       <w:pPr>
-        <w:pStyle w:val="Heading3"/>
+        <w:pStyle w:val="Heading2"/>
       </w:pPr>
       <w:r>
         <w:rPr>
@@ -1508,7 +1643,7 @@
           <w:color w:val="000000"/>
           <w:sz w:val="26"/>
         </w:rPr>
-        <w:t>2.1.4 Quantum Key Distribution Principles and the 11% QBER Limit</w:t>
+        <w:t>2.5 Quantum Key Distribution and the 11% QBER Limit</w:t>
       </w:r>
     </w:p>
     <w:p>
@@ -1523,12 +1658,12 @@
           <w:color w:val="000000"/>
           <w:sz w:val="24"/>
         </w:rPr>
-        <w:t>The BB84 protocol (Bennett &amp; Brassard, 2014/1984) establishes secret session keys between two parties using polarized photon states. According to quantum mechanics, measurement by an eavesdropper introduces detectable disturbances due to the Heisenberg uncertainty principle and the No-Cloning Theorem (Nielsen &amp; Chuang, 2010). Following photon transmission and basis reconciliation (sifting), the communicating parties estimate the Quantum Bit Error Rate (QBER). Rigorous security proofs by Shor and Preskill (2000), Gisin et al. (2002), and Scarani et al. (2009) demonstrate that under ideal BB84 conditions, information reconciliation and privacy amplification can extract a secret key only when the QBER remains strictly below approximately 11%. If the QBER exceeds 0.11, eavesdropping noise compromises security, necessitating session abort. QCampus Connect implements this 11% abort threshold in its software simulation (src/lib/bb84.ts) to model quantum channel evaluation.</w:t>
+        <w:t>The BB84 protocol (Bennett &amp; Brassard, 2014/1984) establishes secret session keys between two endpoints using polarized photon states. Under quantum mechanics principles, any interception by an unauthorized eavesdropper alters quantum states due to the Heisenberg uncertainty principle and the No-Cloning Theorem (Nielsen &amp; Chuang, 2010). Following photon transmission and basis reconciliation (sifting), communicating parties evaluate the Quantum Bit Error Rate (QBER). Rigorous mathematical proofs by Shor and Preskill (2000), Gisin et al. (2002), and Scarani et al. (2009) prove that under ideal BB84 conditions, information reconciliation and privacy amplification can extract an uncompromised secret key only when the QBER remains strictly below approximately 11%. If the QBER exceeds 0.11, eavesdropping noise invalidates the channel, requiring session abort. {APP} models this mathematical threshold in its TypeScript simulation (src/lib/bb84.ts).</w:t>
       </w:r>
     </w:p>
     <w:p>
       <w:pPr>
-        <w:pStyle w:val="Heading3"/>
+        <w:pStyle w:val="Heading2"/>
       </w:pPr>
       <w:r>
         <w:rPr>
@@ -1538,7 +1673,7 @@
           <w:color w:val="000000"/>
           <w:sz w:val="26"/>
         </w:rPr>
-        <w:t>2.1.5 Dual-Layer Role-Based Access Control</w:t>
+        <w:t>2.6 Dual-Layer Role-Based Access Control</w:t>
       </w:r>
     </w:p>
     <w:p>
@@ -1553,7 +1688,7 @@
           <w:color w:val="000000"/>
           <w:sz w:val="24"/>
         </w:rPr>
-        <w:t>Access control in web systems typically relies on database role attributes. However, database records can be modified by database administrators. Dual-layer access control pairs application-level database role checks with immutable ledger assertions. In QCampus Connect, user roles are stored in Convex user documents and recorded on the private Besu contract following administrative verification.</w:t>
+        <w:t>Traditional web applications store role attributes in standard relational databases. However, database administrators retain capabilities to modify role tables arbitrarily. Dual-layer access control pairs fast application-level database permissions with immutable distributed ledger assertions. In {APP}, user roles are managed within Convex document collections and mirrored onto the private Besu blockchain through administrative smart contract invocations.</w:t>
       </w:r>
     </w:p>
     <w:p>
@@ -1568,7 +1703,7 @@
           <w:color w:val="000000"/>
           <w:sz w:val="26"/>
         </w:rPr>
-        <w:t>2.2 Practical Application in QCampus Connect Architecture</w:t>
+        <w:t>2.7 Comparative Review of Related Systems</w:t>
       </w:r>
     </w:p>
     <w:p>
@@ -1583,97 +1718,7 @@
           <w:color w:val="000000"/>
           <w:sz w:val="24"/>
         </w:rPr>
-        <w:t>The technical design combines established standards into an institutional platform:</w:t>
-      </w:r>
-    </w:p>
-    <w:p>
-      <w:pPr>
-        <w:pStyle w:val="ListBullet"/>
-      </w:pPr>
-      <w:r>
-        <w:rPr>
-          <w:rFonts w:ascii="Times New Roman" w:hAnsi="Times New Roman" w:eastAsia="Times New Roman"/>
-          <w:b w:val="0"/>
-          <w:i w:val="0"/>
-          <w:color w:val="000000"/>
-          <w:sz w:val="24"/>
-        </w:rPr>
-        <w:t>Ciphertext persistence on Convex while storing private RSA keys locally in IndexedDB (Mozilla Developer Network, 2024).</w:t>
-      </w:r>
-    </w:p>
-    <w:p>
-      <w:pPr>
-        <w:pStyle w:val="ListBullet"/>
-      </w:pPr>
-      <w:r>
-        <w:rPr>
-          <w:rFonts w:ascii="Times New Roman" w:hAnsi="Times New Roman" w:eastAsia="Times New Roman"/>
-          <w:b w:val="0"/>
-          <w:i w:val="0"/>
-          <w:color w:val="000000"/>
-          <w:sz w:val="24"/>
-        </w:rPr>
-        <w:t>Generating SHA-256 payload digests on the client and committing hashes to Besu to detect database modifications.</w:t>
-      </w:r>
-    </w:p>
-    <w:p>
-      <w:pPr>
-        <w:pStyle w:val="ListBullet"/>
-      </w:pPr>
-      <w:r>
-        <w:rPr>
-          <w:rFonts w:ascii="Times New Roman" w:hAnsi="Times New Roman" w:eastAsia="Times New Roman"/>
-          <w:b w:val="0"/>
-          <w:i w:val="0"/>
-          <w:color w:val="000000"/>
-          <w:sz w:val="24"/>
-        </w:rPr>
-        <w:t>Simulating BB84 photon sifting and QBER calculation to derive 256-bit AES session keys for sensitive rooms.</w:t>
-      </w:r>
-    </w:p>
-    <w:p>
-      <w:pPr>
-        <w:pStyle w:val="ListBullet"/>
-      </w:pPr>
-      <w:r>
-        <w:rPr>
-          <w:rFonts w:ascii="Times New Roman" w:hAnsi="Times New Roman" w:eastAsia="Times New Roman"/>
-          <w:b w:val="0"/>
-          <w:i w:val="0"/>
-          <w:color w:val="000000"/>
-          <w:sz w:val="24"/>
-        </w:rPr>
-        <w:t>Decoupling messaging latency from blockchain consensus by using Convex for instant UI sync and Besu for async audit logs.</w:t>
-      </w:r>
-    </w:p>
-    <w:p>
-      <w:pPr>
-        <w:pStyle w:val="Heading2"/>
-      </w:pPr>
-      <w:r>
-        <w:rPr>
-          <w:rFonts w:ascii="Times New Roman" w:hAnsi="Times New Roman" w:eastAsia="Times New Roman"/>
-          <w:b/>
-          <w:i w:val="0"/>
-          <w:color w:val="000000"/>
-          <w:sz w:val="26"/>
-        </w:rPr>
-        <w:t>2.3 Comparative Review of Related Systems</w:t>
-      </w:r>
-    </w:p>
-    <w:p>
-      <w:pPr>
-        <w:ind w:firstLine="720"/>
-      </w:pPr>
-      <w:r>
-        <w:rPr>
-          <w:rFonts w:ascii="Times New Roman" w:hAnsi="Times New Roman" w:eastAsia="Times New Roman"/>
-          <w:b w:val="0"/>
-          <w:i w:val="0"/>
-          <w:color w:val="000000"/>
-          <w:sz w:val="24"/>
-        </w:rPr>
-        <w:t>Table 2.1 compares QCampus Connect's architectural features against existing commercial and academic messaging platforms.</w:t>
+        <w:t>Table 2.1 contrasts the technical characteristics of QCampus Connect against existing commercial and academic platforms.</w:t>
       </w:r>
     </w:p>
     <w:tbl>
@@ -1723,7 +1768,7 @@
                 <w:color w:val="000000"/>
                 <w:sz w:val="20"/>
               </w:rPr>
-              <w:t>Real-Time Sync</w:t>
+              <w:t>Academic Q&amp;A Forum</w:t>
             </w:r>
           </w:p>
         </w:tc>
@@ -1741,7 +1786,7 @@
                 <w:color w:val="000000"/>
                 <w:sz w:val="20"/>
               </w:rPr>
-              <w:t>Client Cryptography</w:t>
+              <w:t>Lecturer Rank Badges</w:t>
             </w:r>
           </w:p>
         </w:tc>
@@ -1759,7 +1804,7 @@
                 <w:color w:val="000000"/>
                 <w:sz w:val="20"/>
               </w:rPr>
-              <w:t>Ledger Audit Log</w:t>
+              <w:t>Real-Time Push</w:t>
             </w:r>
           </w:p>
         </w:tc>
@@ -1777,7 +1822,7 @@
                 <w:color w:val="000000"/>
                 <w:sz w:val="20"/>
               </w:rPr>
-              <w:t>QKD Simulation</w:t>
+              <w:t>Ledger Audit Trail</w:t>
             </w:r>
           </w:p>
         </w:tc>
@@ -1795,7 +1840,7 @@
                 <w:color w:val="000000"/>
                 <w:sz w:val="20"/>
               </w:rPr>
-              <w:t>Deployment Context</w:t>
+              <w:t>Private Follow-up DM</w:t>
             </w:r>
           </w:p>
         </w:tc>
@@ -1815,7 +1860,43 @@
                 <w:color w:val="000000"/>
                 <w:sz w:val="20"/>
               </w:rPr>
-              <w:t>WhatsApp / Signal</w:t>
+              <w:t>WhatsApp / Telegram</w:t>
+            </w:r>
+          </w:p>
+        </w:tc>
+        <w:tc>
+          <w:tcPr>
+            <w:tcW w:type="dxa" w:w="1500"/>
+          </w:tcPr>
+          <w:p>
+            <w:r/>
+            <w:r>
+              <w:rPr>
+                <w:rFonts w:ascii="Times New Roman" w:hAnsi="Times New Roman" w:eastAsia="Times New Roman"/>
+                <w:b w:val="0"/>
+                <w:i w:val="0"/>
+                <w:color w:val="000000"/>
+                <w:sz w:val="20"/>
+              </w:rPr>
+              <w:t>No (Linear Chat)</w:t>
+            </w:r>
+          </w:p>
+        </w:tc>
+        <w:tc>
+          <w:tcPr>
+            <w:tcW w:type="dxa" w:w="1500"/>
+          </w:tcPr>
+          <w:p>
+            <w:r/>
+            <w:r>
+              <w:rPr>
+                <w:rFonts w:ascii="Times New Roman" w:hAnsi="Times New Roman" w:eastAsia="Times New Roman"/>
+                <w:b w:val="0"/>
+                <w:i w:val="0"/>
+                <w:color w:val="000000"/>
+                <w:sz w:val="20"/>
+              </w:rPr>
+              <w:t>None (Unverified)</w:t>
             </w:r>
           </w:p>
         </w:tc>
@@ -1851,24 +1932,6 @@
                 <w:color w:val="000000"/>
                 <w:sz w:val="20"/>
               </w:rPr>
-              <w:t>End-to-End (Signal Protocol)</w:t>
-            </w:r>
-          </w:p>
-        </w:tc>
-        <w:tc>
-          <w:tcPr>
-            <w:tcW w:type="dxa" w:w="1500"/>
-          </w:tcPr>
-          <w:p>
-            <w:r/>
-            <w:r>
-              <w:rPr>
-                <w:rFonts w:ascii="Times New Roman" w:hAnsi="Times New Roman" w:eastAsia="Times New Roman"/>
-                <w:b w:val="0"/>
-                <w:i w:val="0"/>
-                <w:color w:val="000000"/>
-                <w:sz w:val="20"/>
-              </w:rPr>
               <w:t>None</w:t>
             </w:r>
           </w:p>
@@ -1887,25 +1950,7 @@
                 <w:color w:val="000000"/>
                 <w:sz w:val="20"/>
               </w:rPr>
-              <w:t>None</w:t>
-            </w:r>
-          </w:p>
-        </w:tc>
-        <w:tc>
-          <w:tcPr>
-            <w:tcW w:type="dxa" w:w="1500"/>
-          </w:tcPr>
-          <w:p>
-            <w:r/>
-            <w:r>
-              <w:rPr>
-                <w:rFonts w:ascii="Times New Roman" w:hAnsi="Times New Roman" w:eastAsia="Times New Roman"/>
-                <w:b w:val="0"/>
-                <w:i w:val="0"/>
-                <w:color w:val="000000"/>
-                <w:sz w:val="20"/>
-              </w:rPr>
-              <w:t>Consumer Mobile / Desktop</w:t>
+              <w:t>Native (Primary)</w:t>
             </w:r>
           </w:p>
         </w:tc>
@@ -1925,7 +1970,7 @@
                 <w:color w:val="000000"/>
                 <w:sz w:val="20"/>
               </w:rPr>
-              <w:t>Microsoft Teams / Slack</w:t>
+              <w:t>Canvas / Moodle LMS</w:t>
             </w:r>
           </w:p>
         </w:tc>
@@ -1943,7 +1988,7 @@
                 <w:color w:val="000000"/>
                 <w:sz w:val="20"/>
               </w:rPr>
-              <w:t>High (WebSockets)</w:t>
+              <w:t>Yes (Course Silo)</w:t>
             </w:r>
           </w:p>
         </w:tc>
@@ -1961,7 +2006,135 @@
                 <w:color w:val="000000"/>
                 <w:sz w:val="20"/>
               </w:rPr>
-              <w:t>TLS + Server Encryption</w:t>
+              <w:t>Role Only (No Rank)</w:t>
+            </w:r>
+          </w:p>
+        </w:tc>
+        <w:tc>
+          <w:tcPr>
+            <w:tcW w:type="dxa" w:w="1500"/>
+          </w:tcPr>
+          <w:p>
+            <w:r/>
+            <w:r>
+              <w:rPr>
+                <w:rFonts w:ascii="Times New Roman" w:hAnsi="Times New Roman" w:eastAsia="Times New Roman"/>
+                <w:b w:val="0"/>
+                <w:i w:val="0"/>
+                <w:color w:val="000000"/>
+                <w:sz w:val="20"/>
+              </w:rPr>
+              <w:t>Low (HTTP Polling)</w:t>
+            </w:r>
+          </w:p>
+        </w:tc>
+        <w:tc>
+          <w:tcPr>
+            <w:tcW w:type="dxa" w:w="1500"/>
+          </w:tcPr>
+          <w:p>
+            <w:r/>
+            <w:r>
+              <w:rPr>
+                <w:rFonts w:ascii="Times New Roman" w:hAnsi="Times New Roman" w:eastAsia="Times New Roman"/>
+                <w:b w:val="0"/>
+                <w:i w:val="0"/>
+                <w:color w:val="000000"/>
+                <w:sz w:val="20"/>
+              </w:rPr>
+              <w:t>None (Mutable SQL)</w:t>
+            </w:r>
+          </w:p>
+        </w:tc>
+        <w:tc>
+          <w:tcPr>
+            <w:tcW w:type="dxa" w:w="1500"/>
+          </w:tcPr>
+          <w:p>
+            <w:r/>
+            <w:r>
+              <w:rPr>
+                <w:rFonts w:ascii="Times New Roman" w:hAnsi="Times New Roman" w:eastAsia="Times New Roman"/>
+                <w:b w:val="0"/>
+                <w:i w:val="0"/>
+                <w:color w:val="000000"/>
+                <w:sz w:val="20"/>
+              </w:rPr>
+              <w:t>None / Email</w:t>
+            </w:r>
+          </w:p>
+        </w:tc>
+      </w:tr>
+      <w:tr>
+        <w:tc>
+          <w:tcPr>
+            <w:tcW w:type="dxa" w:w="1500"/>
+          </w:tcPr>
+          <w:p>
+            <w:r/>
+            <w:r>
+              <w:rPr>
+                <w:rFonts w:ascii="Times New Roman" w:hAnsi="Times New Roman" w:eastAsia="Times New Roman"/>
+                <w:b w:val="0"/>
+                <w:i w:val="0"/>
+                <w:color w:val="000000"/>
+                <w:sz w:val="20"/>
+              </w:rPr>
+              <w:t>Piazza / Ed Discussion</w:t>
+            </w:r>
+          </w:p>
+        </w:tc>
+        <w:tc>
+          <w:tcPr>
+            <w:tcW w:type="dxa" w:w="1500"/>
+          </w:tcPr>
+          <w:p>
+            <w:r/>
+            <w:r>
+              <w:rPr>
+                <w:rFonts w:ascii="Times New Roman" w:hAnsi="Times New Roman" w:eastAsia="Times New Roman"/>
+                <w:b w:val="0"/>
+                <w:i w:val="0"/>
+                <w:color w:val="000000"/>
+                <w:sz w:val="20"/>
+              </w:rPr>
+              <w:t>Yes (Proprietary)</w:t>
+            </w:r>
+          </w:p>
+        </w:tc>
+        <w:tc>
+          <w:tcPr>
+            <w:tcW w:type="dxa" w:w="1500"/>
+          </w:tcPr>
+          <w:p>
+            <w:r/>
+            <w:r>
+              <w:rPr>
+                <w:rFonts w:ascii="Times New Roman" w:hAnsi="Times New Roman" w:eastAsia="Times New Roman"/>
+                <w:b w:val="0"/>
+                <w:i w:val="0"/>
+                <w:color w:val="000000"/>
+                <w:sz w:val="20"/>
+              </w:rPr>
+              <w:t>Instructor Tag</w:t>
+            </w:r>
+          </w:p>
+        </w:tc>
+        <w:tc>
+          <w:tcPr>
+            <w:tcW w:type="dxa" w:w="1500"/>
+          </w:tcPr>
+          <w:p>
+            <w:r/>
+            <w:r>
+              <w:rPr>
+                <w:rFonts w:ascii="Times New Roman" w:hAnsi="Times New Roman" w:eastAsia="Times New Roman"/>
+                <w:b w:val="0"/>
+                <w:i w:val="0"/>
+                <w:color w:val="000000"/>
+                <w:sz w:val="20"/>
+              </w:rPr>
+              <w:t>Moderate (Cloud)</w:t>
             </w:r>
           </w:p>
         </w:tc>
@@ -1997,25 +2170,7 @@
                 <w:color w:val="000000"/>
                 <w:sz w:val="20"/>
               </w:rPr>
-              <w:t>None</w:t>
-            </w:r>
-          </w:p>
-        </w:tc>
-        <w:tc>
-          <w:tcPr>
-            <w:tcW w:type="dxa" w:w="1500"/>
-          </w:tcPr>
-          <w:p>
-            <w:r/>
-            <w:r>
-              <w:rPr>
-                <w:rFonts w:ascii="Times New Roman" w:hAnsi="Times New Roman" w:eastAsia="Times New Roman"/>
-                <w:b w:val="0"/>
-                <w:i w:val="0"/>
-                <w:color w:val="000000"/>
-                <w:sz w:val="20"/>
-              </w:rPr>
-              <w:t>Enterprise / Office</w:t>
+              <w:t>Limited</w:t>
             </w:r>
           </w:p>
         </w:tc>
@@ -2035,7 +2190,7 @@
                 <w:color w:val="000000"/>
                 <w:sz w:val="20"/>
               </w:rPr>
-              <w:t>Rocket.Chat</w:t>
+              <w:t>Reddit / Stack Overflow</w:t>
             </w:r>
           </w:p>
         </w:tc>
@@ -2053,7 +2208,7 @@
                 <w:color w:val="000000"/>
                 <w:sz w:val="20"/>
               </w:rPr>
-              <w:t>High (WebSockets)</w:t>
+              <w:t>Yes (Public)</w:t>
             </w:r>
           </w:p>
         </w:tc>
@@ -2071,7 +2226,7 @@
                 <w:color w:val="000000"/>
                 <w:sz w:val="20"/>
               </w:rPr>
-              <w:t>Optional E2EE</w:t>
+              <w:t>Karma Scores</w:t>
             </w:r>
           </w:p>
         </w:tc>
@@ -2089,7 +2244,7 @@
                 <w:color w:val="000000"/>
                 <w:sz w:val="20"/>
               </w:rPr>
-              <w:t>None (MongoDB)</w:t>
+              <w:t>Moderate (Polling/WS)</w:t>
             </w:r>
           </w:p>
         </w:tc>
@@ -2107,7 +2262,7 @@
                 <w:color w:val="000000"/>
                 <w:sz w:val="20"/>
               </w:rPr>
-              <w:t>None</w:t>
+              <w:t>None (Silent Edits)</w:t>
             </w:r>
           </w:p>
         </w:tc>
@@ -2125,7 +2280,7 @@
                 <w:color w:val="000000"/>
                 <w:sz w:val="20"/>
               </w:rPr>
-              <w:t>Self-Hosted Organizations</w:t>
+              <w:t>Basic Chat</w:t>
             </w:r>
           </w:p>
         </w:tc>
@@ -2163,7 +2318,7 @@
                 <w:color w:val="000000"/>
                 <w:sz w:val="20"/>
               </w:rPr>
-              <w:t>Low (Block Polling)</w:t>
+              <w:t>No (Token Chat)</w:t>
             </w:r>
           </w:p>
         </w:tc>
@@ -2181,7 +2336,25 @@
                 <w:color w:val="000000"/>
                 <w:sz w:val="20"/>
               </w:rPr>
-              <w:t>Wallet Signatures</w:t>
+              <w:t>Wallet Address</w:t>
+            </w:r>
+          </w:p>
+        </w:tc>
+        <w:tc>
+          <w:tcPr>
+            <w:tcW w:type="dxa" w:w="1500"/>
+          </w:tcPr>
+          <w:p>
+            <w:r/>
+            <w:r>
+              <w:rPr>
+                <w:rFonts w:ascii="Times New Roman" w:hAnsi="Times New Roman" w:eastAsia="Times New Roman"/>
+                <w:b w:val="0"/>
+                <w:i w:val="0"/>
+                <w:color w:val="000000"/>
+                <w:sz w:val="20"/>
+              </w:rPr>
+              <w:t>Low (Block Polling)</w:t>
             </w:r>
           </w:p>
         </w:tc>
@@ -2217,135 +2390,7 @@
                 <w:color w:val="000000"/>
                 <w:sz w:val="20"/>
               </w:rPr>
-              <w:t>None</w:t>
-            </w:r>
-          </w:p>
-        </w:tc>
-        <w:tc>
-          <w:tcPr>
-            <w:tcW w:type="dxa" w:w="1500"/>
-          </w:tcPr>
-          <w:p>
-            <w:r/>
-            <w:r>
-              <w:rPr>
-                <w:rFonts w:ascii="Times New Roman" w:hAnsi="Times New Roman" w:eastAsia="Times New Roman"/>
-                <w:b w:val="0"/>
-                <w:i w:val="0"/>
-                <w:color w:val="000000"/>
-                <w:sz w:val="20"/>
-              </w:rPr>
-              <w:t>Public Blockchain Demos</w:t>
-            </w:r>
-          </w:p>
-        </w:tc>
-      </w:tr>
-      <w:tr>
-        <w:tc>
-          <w:tcPr>
-            <w:tcW w:type="dxa" w:w="1500"/>
-          </w:tcPr>
-          <w:p>
-            <w:r/>
-            <w:r>
-              <w:rPr>
-                <w:rFonts w:ascii="Times New Roman" w:hAnsi="Times New Roman" w:eastAsia="Times New Roman"/>
-                <w:b w:val="0"/>
-                <w:i w:val="0"/>
-                <w:color w:val="000000"/>
-                <w:sz w:val="20"/>
-              </w:rPr>
-              <w:t>Canvas / Moodle LMS</w:t>
-            </w:r>
-          </w:p>
-        </w:tc>
-        <w:tc>
-          <w:tcPr>
-            <w:tcW w:type="dxa" w:w="1500"/>
-          </w:tcPr>
-          <w:p>
-            <w:r/>
-            <w:r>
-              <w:rPr>
-                <w:rFonts w:ascii="Times New Roman" w:hAnsi="Times New Roman" w:eastAsia="Times New Roman"/>
-                <w:b w:val="0"/>
-                <w:i w:val="0"/>
-                <w:color w:val="000000"/>
-                <w:sz w:val="20"/>
-              </w:rPr>
-              <w:t>Low (HTTP Requests)</w:t>
-            </w:r>
-          </w:p>
-        </w:tc>
-        <w:tc>
-          <w:tcPr>
-            <w:tcW w:type="dxa" w:w="1500"/>
-          </w:tcPr>
-          <w:p>
-            <w:r/>
-            <w:r>
-              <w:rPr>
-                <w:rFonts w:ascii="Times New Roman" w:hAnsi="Times New Roman" w:eastAsia="Times New Roman"/>
-                <w:b w:val="0"/>
-                <w:i w:val="0"/>
-                <w:color w:val="000000"/>
-                <w:sz w:val="20"/>
-              </w:rPr>
-              <w:t>TLS Only</w:t>
-            </w:r>
-          </w:p>
-        </w:tc>
-        <w:tc>
-          <w:tcPr>
-            <w:tcW w:type="dxa" w:w="1500"/>
-          </w:tcPr>
-          <w:p>
-            <w:r/>
-            <w:r>
-              <w:rPr>
-                <w:rFonts w:ascii="Times New Roman" w:hAnsi="Times New Roman" w:eastAsia="Times New Roman"/>
-                <w:b w:val="0"/>
-                <w:i w:val="0"/>
-                <w:color w:val="000000"/>
-                <w:sz w:val="20"/>
-              </w:rPr>
-              <w:t>None (SQL Database)</w:t>
-            </w:r>
-          </w:p>
-        </w:tc>
-        <w:tc>
-          <w:tcPr>
-            <w:tcW w:type="dxa" w:w="1500"/>
-          </w:tcPr>
-          <w:p>
-            <w:r/>
-            <w:r>
-              <w:rPr>
-                <w:rFonts w:ascii="Times New Roman" w:hAnsi="Times New Roman" w:eastAsia="Times New Roman"/>
-                <w:b w:val="0"/>
-                <w:i w:val="0"/>
-                <w:color w:val="000000"/>
-                <w:sz w:val="20"/>
-              </w:rPr>
-              <w:t>None</w:t>
-            </w:r>
-          </w:p>
-        </w:tc>
-        <w:tc>
-          <w:tcPr>
-            <w:tcW w:type="dxa" w:w="1500"/>
-          </w:tcPr>
-          <w:p>
-            <w:r/>
-            <w:r>
-              <w:rPr>
-                <w:rFonts w:ascii="Times New Roman" w:hAnsi="Times New Roman" w:eastAsia="Times New Roman"/>
-                <w:b w:val="0"/>
-                <w:i w:val="0"/>
-                <w:color w:val="000000"/>
-                <w:sz w:val="20"/>
-              </w:rPr>
-              <w:t>Institutional Coursework</w:t>
+              <w:t>Wallet-to-Wallet</w:t>
             </w:r>
           </w:p>
         </w:tc>
@@ -2383,7 +2428,7 @@
                 <w:color w:val="000000"/>
                 <w:sz w:val="20"/>
               </w:rPr>
-              <w:t>High (Convex WS)</w:t>
+              <w:t>Yes (Department-Targeted)</w:t>
             </w:r>
           </w:p>
         </w:tc>
@@ -2401,7 +2446,25 @@
                 <w:color w:val="000000"/>
                 <w:sz w:val="20"/>
               </w:rPr>
-              <w:t>Web Crypto (RSA/AES)</w:t>
+              <w:t>Verified (Dr, Prof, Eng)</w:t>
+            </w:r>
+          </w:p>
+        </w:tc>
+        <w:tc>
+          <w:tcPr>
+            <w:tcW w:type="dxa" w:w="1500"/>
+          </w:tcPr>
+          <w:p>
+            <w:r/>
+            <w:r>
+              <w:rPr>
+                <w:rFonts w:ascii="Times New Roman" w:hAnsi="Times New Roman" w:eastAsia="Times New Roman"/>
+                <w:b w:val="0"/>
+                <w:i w:val="0"/>
+                <w:color w:val="000000"/>
+                <w:sz w:val="20"/>
+              </w:rPr>
+              <w:t>High (Convex WS)</w:t>
             </w:r>
           </w:p>
         </w:tc>
@@ -2437,31 +2500,28 @@
                 <w:color w:val="000000"/>
                 <w:sz w:val="20"/>
               </w:rPr>
-              <w:t>BB84 TypeScript Module</w:t>
-            </w:r>
-          </w:p>
-        </w:tc>
-        <w:tc>
-          <w:tcPr>
-            <w:tcW w:type="dxa" w:w="1500"/>
-          </w:tcPr>
-          <w:p>
-            <w:r/>
-            <w:r>
-              <w:rPr>
-                <w:rFonts w:ascii="Times New Roman" w:hAnsi="Times New Roman" w:eastAsia="Times New Roman"/>
-                <w:b w:val="0"/>
-                <w:i w:val="0"/>
-                <w:color w:val="000000"/>
-                <w:sz w:val="20"/>
-              </w:rPr>
-              <w:t>Institutional Campus Prototype</w:t>
+              <w:t>End-to-End Encrypted</w:t>
             </w:r>
           </w:p>
         </w:tc>
       </w:tr>
     </w:tbl>
     <w:p/>
+    <w:p>
+      <w:pPr>
+        <w:pStyle w:val="Heading2"/>
+      </w:pPr>
+      <w:r>
+        <w:rPr>
+          <w:rFonts w:ascii="Times New Roman" w:hAnsi="Times New Roman" w:eastAsia="Times New Roman"/>
+          <w:b/>
+          <w:i w:val="0"/>
+          <w:color w:val="000000"/>
+          <w:sz w:val="26"/>
+        </w:rPr>
+        <w:t>2.8 Identified Domain Gaps</w:t>
+      </w:r>
+    </w:p>
     <w:p>
       <w:pPr>
         <w:ind w:firstLine="720"/>
@@ -2474,27 +2534,12 @@
           <w:color w:val="000000"/>
           <w:sz w:val="24"/>
         </w:rPr>
-        <w:t>Commercial messengers like WhatsApp employ robust end-to-end encryption (Meta, 2023; Marlinspike &amp; Perrin, 2016), but lack mechanisms for independent institutional audit trails. Enterprise tools like Slack and Teams maintain centralized server key control. Pure Web3 messaging dApps enforce on-chain logging but suffer from high latency and transaction costs. Institutional LMS platforms like Moodle provide grade handling but rely on mutable SQL logs.</w:t>
+        <w:t>This literature review reveals three primary deficiencies in contemporary campus software:</w:t>
       </w:r>
     </w:p>
     <w:p>
       <w:pPr>
-        <w:pStyle w:val="Heading2"/>
-      </w:pPr>
-      <w:r>
-        <w:rPr>
-          <w:rFonts w:ascii="Times New Roman" w:hAnsi="Times New Roman" w:eastAsia="Times New Roman"/>
-          <w:b/>
-          <w:i w:val="0"/>
-          <w:color w:val="000000"/>
-          <w:sz w:val="26"/>
-        </w:rPr>
-        <w:t>2.4 Identified Domain Gaps</w:t>
-      </w:r>
-    </w:p>
-    <w:p>
-      <w:pPr>
-        <w:ind w:firstLine="720"/>
+        <w:pStyle w:val="ListNumber"/>
       </w:pPr>
       <w:r>
         <w:rPr>
@@ -2504,7 +2549,7 @@
           <w:color w:val="000000"/>
           <w:sz w:val="24"/>
         </w:rPr>
-        <w:t>Literature and current software platforms reveal three major gaps:</w:t>
+        <w:t>Absence of an Open, Verified Academic Forum: Universities lack an accessible platform where students can seek coursework help and share findings without infringing on faculty personal phone numbers or standing in office queues.</w:t>
       </w:r>
     </w:p>
     <w:p>
@@ -2519,7 +2564,7 @@
           <w:color w:val="000000"/>
           <w:sz w:val="24"/>
         </w:rPr>
-        <w:t>Binary separation of Web2 and Web3 architectures: Existing platforms treat cloud databases and blockchain ledgers as mutually exclusive rather than combining cloud speed with blockchain auditability.</w:t>
+        <w:t>Lack of Verified Academic Authority: Existing social chat tools treat all members identically, failing to distinguish authoritative answers authored by verified departmental scholars from casual peer speculation.</w:t>
       </w:r>
     </w:p>
     <w:p>
@@ -2534,22 +2579,7 @@
           <w:color w:val="000000"/>
           <w:sz w:val="24"/>
         </w:rPr>
-        <w:t>Mutable institutional activity logs: Learning management systems lack cryptographic mechanisms to prove file state integrity during academic submission disputes.</w:t>
-      </w:r>
-    </w:p>
-    <w:p>
-      <w:pPr>
-        <w:pStyle w:val="ListNumber"/>
-      </w:pPr>
-      <w:r>
-        <w:rPr>
-          <w:rFonts w:ascii="Times New Roman" w:hAnsi="Times New Roman" w:eastAsia="Times New Roman"/>
-          <w:b w:val="0"/>
-          <w:i w:val="0"/>
-          <w:color w:val="000000"/>
-          <w:sz w:val="24"/>
-        </w:rPr>
-        <w:t>Theoretical abstraction of post-quantum education: Academic discussion of quantum threat (Bernstein &amp; Lange, 2017) rarely translates into accessible software implementations for undergraduate instruction.</w:t>
+        <w:t>Vulnerability of Academic Records to Tampering: Current learning platforms rely exclusively on mutable cloud databases where audit logs can be altered, pruned, or disputed without cryptographic verification.</w:t>
       </w:r>
     </w:p>
     <w:p>
@@ -2609,7 +2639,7 @@
           <w:color w:val="000000"/>
           <w:sz w:val="24"/>
         </w:rPr>
-        <w:t>The project followed an iterative Agile development lifecycle structured into five two-week development sprints. This iterative approach allowed the team to implement incremental software components, validate cryptographic flows, and address integration issues between cloud services and the local Besu node.</w:t>
+        <w:t>The project was executed using an iterative Agile development methodology organized into five two-week engineering sprints. This iterative framework allowed the team to construct software components incrementally, validate cryptographic pipelines, and refine the integration between cloud serverless functions and the local Besu node.</w:t>
       </w:r>
     </w:p>
     <w:tbl>
@@ -2674,7 +2704,7 @@
                 <w:color w:val="000000"/>
                 <w:sz w:val="20"/>
               </w:rPr>
-              <w:t>Key Engineering Deliverables</w:t>
+              <w:t>Core Engineering Deliverables</w:t>
             </w:r>
           </w:p>
         </w:tc>
@@ -2694,7 +2724,7 @@
                 <w:color w:val="000000"/>
                 <w:sz w:val="20"/>
               </w:rPr>
-              <w:t>Sprint 1: UI Foundation</w:t>
+              <w:t>Sprint 1: UI Shell &amp; Routes</w:t>
             </w:r>
           </w:p>
         </w:tc>
@@ -2730,7 +2760,7 @@
                 <w:color w:val="000000"/>
                 <w:sz w:val="20"/>
               </w:rPr>
-              <w:t>Vite + React 19 single-page shell, UI routes, and layout components</w:t>
+              <w:t>Vite + React 19 single-page shell, navigation bar, auth forms, responsive layout</w:t>
             </w:r>
           </w:p>
         </w:tc>
@@ -2750,7 +2780,7 @@
                 <w:color w:val="000000"/>
                 <w:sz w:val="20"/>
               </w:rPr>
-              <w:t>Sprint 2: Convex Backend</w:t>
+              <w:t>Sprint 2: Convex Backend &amp; Q&amp;A</w:t>
             </w:r>
           </w:p>
         </w:tc>
@@ -2786,7 +2816,7 @@
                 <w:color w:val="000000"/>
                 <w:sz w:val="20"/>
               </w:rPr>
-              <w:t>Database schema definition, real-time mutations, reactive queries, file storage</w:t>
+              <w:t>Database collections, department routing, reactive queries, mutations, file storage</w:t>
             </w:r>
           </w:p>
         </w:tc>
@@ -2842,7 +2872,7 @@
                 <w:color w:val="000000"/>
                 <w:sz w:val="20"/>
               </w:rPr>
-              <w:t>Web Crypto API integration (RSA/AES), IndexedDB keyring, BB84 simulation module</w:t>
+              <w:t>W3C Web Crypto integration (RSA-OAEP/AES-GCM), IndexedDB keyring, BB84 simulation</w:t>
             </w:r>
           </w:p>
         </w:tc>
@@ -2862,7 +2892,7 @@
                 <w:color w:val="000000"/>
                 <w:sz w:val="20"/>
               </w:rPr>
-              <w:t>Sprint 4: Ledger Integration</w:t>
+              <w:t>Sprint 4: Smart Contract &amp; Ledger</w:t>
             </w:r>
           </w:p>
         </w:tc>
@@ -2918,7 +2948,7 @@
                 <w:color w:val="000000"/>
                 <w:sz w:val="20"/>
               </w:rPr>
-              <w:t>Sprint 5: Verification &amp; Testing</w:t>
+              <w:t>Sprint 5: Verification &amp; Department Features</w:t>
             </w:r>
           </w:p>
         </w:tc>
@@ -2954,7 +2984,7 @@
                 <w:color w:val="000000"/>
                 <w:sz w:val="20"/>
               </w:rPr>
-              <w:t>End-to-end system testing, user walk-throughs, performance benchmarking, reporting</w:t>
+              <w:t>Department management, lecturer ranks, sorting/filtering, notifications, audit reporting</w:t>
             </w:r>
           </w:p>
         </w:tc>
@@ -2988,7 +3018,7 @@
           <w:color w:val="000000"/>
           <w:sz w:val="24"/>
         </w:rPr>
-        <w:t>QCampus Connect employs a three-tier hybrid architecture comprising Presentation, Application, and Verification layers. High-frequency operations (messaging, notifications, Q&amp;A) interact with the cloud Application layer, while audit hashes and identity approvals are committed asynchronously to the Verification layer.</w:t>
+        <w:t>QCampus Connect employs a three-tier hybrid architecture comprising Presentation, Application, and Verification layers. High-frequency user interactions (such as browsing Q&amp;A feeds, submitting coursework inquiries, and streaming answers) execute through the cloud Application layer. Cryptographic audit digests and institutional role registrations are committed asynchronously to the Verification layer.</w:t>
       </w:r>
     </w:p>
     <w:tbl>
@@ -3018,7 +3048,7 @@
                 <w:color w:val="000000"/>
                 <w:sz w:val="20"/>
               </w:rPr>
-              <w:t>Layer</w:t>
+              <w:t>Architecture Tier</w:t>
             </w:r>
           </w:p>
         </w:tc>
@@ -3054,7 +3084,7 @@
                 <w:color w:val="000000"/>
                 <w:sz w:val="20"/>
               </w:rPr>
-              <w:t>Execution Environment</w:t>
+              <w:t>Execution Context</w:t>
             </w:r>
           </w:p>
         </w:tc>
@@ -3072,7 +3102,7 @@
                 <w:color w:val="000000"/>
                 <w:sz w:val="20"/>
               </w:rPr>
-              <w:t>Primary Responsibility</w:t>
+              <w:t>Core Functional Responsibility</w:t>
             </w:r>
           </w:p>
         </w:tc>
@@ -3092,7 +3122,7 @@
                 <w:color w:val="000000"/>
                 <w:sz w:val="20"/>
               </w:rPr>
-              <w:t>Presentation</w:t>
+              <w:t>Presentation Layer</w:t>
             </w:r>
           </w:p>
         </w:tc>
@@ -3128,7 +3158,7 @@
                 <w:color w:val="000000"/>
                 <w:sz w:val="20"/>
               </w:rPr>
-              <w:t>Client Browser (localhost:5173)</w:t>
+              <w:t>Client Web Browser</w:t>
             </w:r>
           </w:p>
         </w:tc>
@@ -3146,7 +3176,7 @@
                 <w:color w:val="000000"/>
                 <w:sz w:val="20"/>
               </w:rPr>
-              <w:t>User interface, client-side encryption/decryption, BB84 simulation</w:t>
+              <w:t>User interface, department filters, client encryption, BB84 simulation</w:t>
             </w:r>
           </w:p>
         </w:tc>
@@ -3166,7 +3196,7 @@
                 <w:color w:val="000000"/>
                 <w:sz w:val="20"/>
               </w:rPr>
-              <w:t>Application</w:t>
+              <w:t>Application Layer</w:t>
             </w:r>
           </w:p>
         </w:tc>
@@ -3202,7 +3232,7 @@
                 <w:color w:val="000000"/>
                 <w:sz w:val="20"/>
               </w:rPr>
-              <w:t>Convex Cloud / Local Dev Server</w:t>
+              <w:t>Convex Cloud / Local Runtime</w:t>
             </w:r>
           </w:p>
         </w:tc>
@@ -3220,7 +3250,7 @@
                 <w:color w:val="000000"/>
                 <w:sz w:val="20"/>
               </w:rPr>
-              <w:t>Real-time state synchronization, document database, encrypted file storage</w:t>
+              <w:t>Real-time reactive queries, document persistence, department routing, notifications</w:t>
             </w:r>
           </w:p>
         </w:tc>
@@ -3240,7 +3270,7 @@
                 <w:color w:val="000000"/>
                 <w:sz w:val="20"/>
               </w:rPr>
-              <w:t>Verification</w:t>
+              <w:t>Verification Layer</w:t>
             </w:r>
           </w:p>
         </w:tc>
@@ -3294,7 +3324,7 @@
                 <w:color w:val="000000"/>
                 <w:sz w:val="20"/>
               </w:rPr>
-              <w:t>Immutable digest logging (recordHash), on-chain role verification</w:t>
+              <w:t>Immutable SHA-256 hash logging, on-chain role verification (MessageVerifier.sol)</w:t>
             </w:r>
           </w:p>
         </w:tc>
@@ -3328,7 +3358,7 @@
           <w:color w:val="000000"/>
           <w:sz w:val="24"/>
         </w:rPr>
-        <w:t>The application database schema is defined in convex/schema.ts. Table 3.1 lists the collections and indexing strategies.</w:t>
+        <w:t>The application database schema is defined in convex/schema.ts. Table 3.1 details the collections and indexing strategies.</w:t>
       </w:r>
     </w:p>
     <w:tbl>
@@ -3376,7 +3406,7 @@
                 <w:color w:val="000000"/>
                 <w:sz w:val="20"/>
               </w:rPr>
-              <w:t>Core Schema Fields</w:t>
+              <w:t>Schema Fields</w:t>
             </w:r>
           </w:p>
         </w:tc>
@@ -3394,7 +3424,7 @@
                 <w:color w:val="000000"/>
                 <w:sz w:val="20"/>
               </w:rPr>
-              <w:t>Secondary Indexing</w:t>
+              <w:t>Secondary Indexes</w:t>
             </w:r>
           </w:p>
         </w:tc>
@@ -3413,6 +3443,672 @@
                 <w:sz w:val="20"/>
               </w:rPr>
               <w:t>System Purpose</w:t>
+            </w:r>
+          </w:p>
+        </w:tc>
+      </w:tr>
+      <w:tr>
+        <w:tc>
+          <w:tcPr>
+            <w:tcW w:type="dxa" w:w="2250"/>
+          </w:tcPr>
+          <w:p>
+            <w:r/>
+            <w:r>
+              <w:rPr>
+                <w:rFonts w:ascii="Times New Roman" w:hAnsi="Times New Roman" w:eastAsia="Times New Roman"/>
+                <w:b w:val="0"/>
+                <w:i w:val="0"/>
+                <w:color w:val="000000"/>
+                <w:sz w:val="20"/>
+              </w:rPr>
+              <w:t>departments</w:t>
+            </w:r>
+          </w:p>
+        </w:tc>
+        <w:tc>
+          <w:tcPr>
+            <w:tcW w:type="dxa" w:w="2250"/>
+          </w:tcPr>
+          <w:p>
+            <w:r/>
+            <w:r>
+              <w:rPr>
+                <w:rFonts w:ascii="Times New Roman" w:hAnsi="Times New Roman" w:eastAsia="Times New Roman"/>
+                <w:b w:val="0"/>
+                <w:i w:val="0"/>
+                <w:color w:val="000000"/>
+                <w:sz w:val="20"/>
+              </w:rPr>
+              <w:t>name, code, description, isActive</w:t>
+            </w:r>
+          </w:p>
+        </w:tc>
+        <w:tc>
+          <w:tcPr>
+            <w:tcW w:type="dxa" w:w="2250"/>
+          </w:tcPr>
+          <w:p>
+            <w:r/>
+            <w:r>
+              <w:rPr>
+                <w:rFonts w:ascii="Times New Roman" w:hAnsi="Times New Roman" w:eastAsia="Times New Roman"/>
+                <w:b w:val="0"/>
+                <w:i w:val="0"/>
+                <w:color w:val="000000"/>
+                <w:sz w:val="20"/>
+              </w:rPr>
+              <w:t>by_name</w:t>
+            </w:r>
+          </w:p>
+        </w:tc>
+        <w:tc>
+          <w:tcPr>
+            <w:tcW w:type="dxa" w:w="2250"/>
+          </w:tcPr>
+          <w:p>
+            <w:r/>
+            <w:r>
+              <w:rPr>
+                <w:rFonts w:ascii="Times New Roman" w:hAnsi="Times New Roman" w:eastAsia="Times New Roman"/>
+                <w:b w:val="0"/>
+                <w:i w:val="0"/>
+                <w:color w:val="000000"/>
+                <w:sz w:val="20"/>
+              </w:rPr>
+              <w:t>Academic departments for question routing</w:t>
+            </w:r>
+          </w:p>
+        </w:tc>
+      </w:tr>
+      <w:tr>
+        <w:tc>
+          <w:tcPr>
+            <w:tcW w:type="dxa" w:w="2250"/>
+          </w:tcPr>
+          <w:p>
+            <w:r/>
+            <w:r>
+              <w:rPr>
+                <w:rFonts w:ascii="Times New Roman" w:hAnsi="Times New Roman" w:eastAsia="Times New Roman"/>
+                <w:b w:val="0"/>
+                <w:i w:val="0"/>
+                <w:color w:val="000000"/>
+                <w:sz w:val="20"/>
+              </w:rPr>
+              <w:t>users</w:t>
+            </w:r>
+          </w:p>
+        </w:tc>
+        <w:tc>
+          <w:tcPr>
+            <w:tcW w:type="dxa" w:w="2250"/>
+          </w:tcPr>
+          <w:p>
+            <w:r/>
+            <w:r>
+              <w:rPr>
+                <w:rFonts w:ascii="Times New Roman" w:hAnsi="Times New Roman" w:eastAsia="Times New Roman"/>
+                <w:b w:val="0"/>
+                <w:i w:val="0"/>
+                <w:color w:val="000000"/>
+                <w:sz w:val="20"/>
+              </w:rPr>
+              <w:t>fullName, email, role, rank, departmentId, departmentName, indexNumber, staffId, walletAddress, verificationStatus</w:t>
+            </w:r>
+          </w:p>
+        </w:tc>
+        <w:tc>
+          <w:tcPr>
+            <w:tcW w:type="dxa" w:w="2250"/>
+          </w:tcPr>
+          <w:p>
+            <w:r/>
+            <w:r>
+              <w:rPr>
+                <w:rFonts w:ascii="Times New Roman" w:hAnsi="Times New Roman" w:eastAsia="Times New Roman"/>
+                <w:b w:val="0"/>
+                <w:i w:val="0"/>
+                <w:color w:val="000000"/>
+                <w:sz w:val="20"/>
+              </w:rPr>
+              <w:t>by_email, by_indexNumber, by_staffId, by_department, by_verificationStatus, by_walletAddress</w:t>
+            </w:r>
+          </w:p>
+        </w:tc>
+        <w:tc>
+          <w:tcPr>
+            <w:tcW w:type="dxa" w:w="2250"/>
+          </w:tcPr>
+          <w:p>
+            <w:r/>
+            <w:r>
+              <w:rPr>
+                <w:rFonts w:ascii="Times New Roman" w:hAnsi="Times New Roman" w:eastAsia="Times New Roman"/>
+                <w:b w:val="0"/>
+                <w:i w:val="0"/>
+                <w:color w:val="000000"/>
+                <w:sz w:val="20"/>
+              </w:rPr>
+              <w:t>Student and lecturer profiles with academic ranks and department affiliations</w:t>
+            </w:r>
+          </w:p>
+        </w:tc>
+      </w:tr>
+      <w:tr>
+        <w:tc>
+          <w:tcPr>
+            <w:tcW w:type="dxa" w:w="2250"/>
+          </w:tcPr>
+          <w:p>
+            <w:r/>
+            <w:r>
+              <w:rPr>
+                <w:rFonts w:ascii="Times New Roman" w:hAnsi="Times New Roman" w:eastAsia="Times New Roman"/>
+                <w:b w:val="0"/>
+                <w:i w:val="0"/>
+                <w:color w:val="000000"/>
+                <w:sz w:val="20"/>
+              </w:rPr>
+              <w:t>questions</w:t>
+            </w:r>
+          </w:p>
+        </w:tc>
+        <w:tc>
+          <w:tcPr>
+            <w:tcW w:type="dxa" w:w="2250"/>
+          </w:tcPr>
+          <w:p>
+            <w:r/>
+            <w:r>
+              <w:rPr>
+                <w:rFonts w:ascii="Times New Roman" w:hAnsi="Times New Roman" w:eastAsia="Times New Roman"/>
+                <w:b w:val="0"/>
+                <w:i w:val="0"/>
+                <w:color w:val="000000"/>
+                <w:sz w:val="20"/>
+              </w:rPr>
+              <w:t>title, body, hashtags, departmentId, departmentName, topic, answerCount, answered, attachmentStorageId, attachmentName</w:t>
+            </w:r>
+          </w:p>
+        </w:tc>
+        <w:tc>
+          <w:tcPr>
+            <w:tcW w:type="dxa" w:w="2250"/>
+          </w:tcPr>
+          <w:p>
+            <w:r/>
+            <w:r>
+              <w:rPr>
+                <w:rFonts w:ascii="Times New Roman" w:hAnsi="Times New Roman" w:eastAsia="Times New Roman"/>
+                <w:b w:val="0"/>
+                <w:i w:val="0"/>
+                <w:color w:val="000000"/>
+                <w:sz w:val="20"/>
+              </w:rPr>
+              <w:t>by_createdAt, by_department, by_departmentId_and_createdAt, by_topic, by_authorId_and_createdAt</w:t>
+            </w:r>
+          </w:p>
+        </w:tc>
+        <w:tc>
+          <w:tcPr>
+            <w:tcW w:type="dxa" w:w="2250"/>
+          </w:tcPr>
+          <w:p>
+            <w:r/>
+            <w:r>
+              <w:rPr>
+                <w:rFonts w:ascii="Times New Roman" w:hAnsi="Times New Roman" w:eastAsia="Times New Roman"/>
+                <w:b w:val="0"/>
+                <w:i w:val="0"/>
+                <w:color w:val="000000"/>
+                <w:sz w:val="20"/>
+              </w:rPr>
+              <w:t>Department-targeted academic inquiries and research discussions</w:t>
+            </w:r>
+          </w:p>
+        </w:tc>
+      </w:tr>
+      <w:tr>
+        <w:tc>
+          <w:tcPr>
+            <w:tcW w:type="dxa" w:w="2250"/>
+          </w:tcPr>
+          <w:p>
+            <w:r/>
+            <w:r>
+              <w:rPr>
+                <w:rFonts w:ascii="Times New Roman" w:hAnsi="Times New Roman" w:eastAsia="Times New Roman"/>
+                <w:b w:val="0"/>
+                <w:i w:val="0"/>
+                <w:color w:val="000000"/>
+                <w:sz w:val="20"/>
+              </w:rPr>
+              <w:t>answers</w:t>
+            </w:r>
+          </w:p>
+        </w:tc>
+        <w:tc>
+          <w:tcPr>
+            <w:tcW w:type="dxa" w:w="2250"/>
+          </w:tcPr>
+          <w:p>
+            <w:r/>
+            <w:r>
+              <w:rPr>
+                <w:rFonts w:ascii="Times New Roman" w:hAnsi="Times New Roman" w:eastAsia="Times New Roman"/>
+                <w:b w:val="0"/>
+                <w:i w:val="0"/>
+                <w:color w:val="000000"/>
+                <w:sz w:val="20"/>
+              </w:rPr>
+              <w:t>questionId, authorId, body, departmentId, departmentName, attachmentStorageId, attachmentName</w:t>
+            </w:r>
+          </w:p>
+        </w:tc>
+        <w:tc>
+          <w:tcPr>
+            <w:tcW w:type="dxa" w:w="2250"/>
+          </w:tcPr>
+          <w:p>
+            <w:r/>
+            <w:r>
+              <w:rPr>
+                <w:rFonts w:ascii="Times New Roman" w:hAnsi="Times New Roman" w:eastAsia="Times New Roman"/>
+                <w:b w:val="0"/>
+                <w:i w:val="0"/>
+                <w:color w:val="000000"/>
+                <w:sz w:val="20"/>
+              </w:rPr>
+              <w:t>by_questionId_and_createdAt</w:t>
+            </w:r>
+          </w:p>
+        </w:tc>
+        <w:tc>
+          <w:tcPr>
+            <w:tcW w:type="dxa" w:w="2250"/>
+          </w:tcPr>
+          <w:p>
+            <w:r/>
+            <w:r>
+              <w:rPr>
+                <w:rFonts w:ascii="Times New Roman" w:hAnsi="Times New Roman" w:eastAsia="Times New Roman"/>
+                <w:b w:val="0"/>
+                <w:i w:val="0"/>
+                <w:color w:val="000000"/>
+                <w:sz w:val="20"/>
+              </w:rPr>
+              <w:t>Authoritative academic answers restricted to department faculty</w:t>
+            </w:r>
+          </w:p>
+        </w:tc>
+      </w:tr>
+      <w:tr>
+        <w:tc>
+          <w:tcPr>
+            <w:tcW w:type="dxa" w:w="2250"/>
+          </w:tcPr>
+          <w:p>
+            <w:r/>
+            <w:r>
+              <w:rPr>
+                <w:rFonts w:ascii="Times New Roman" w:hAnsi="Times New Roman" w:eastAsia="Times New Roman"/>
+                <w:b w:val="0"/>
+                <w:i w:val="0"/>
+                <w:color w:val="000000"/>
+                <w:sz w:val="20"/>
+              </w:rPr>
+              <w:t>notifications</w:t>
+            </w:r>
+          </w:p>
+        </w:tc>
+        <w:tc>
+          <w:tcPr>
+            <w:tcW w:type="dxa" w:w="2250"/>
+          </w:tcPr>
+          <w:p>
+            <w:r/>
+            <w:r>
+              <w:rPr>
+                <w:rFonts w:ascii="Times New Roman" w:hAnsi="Times New Roman" w:eastAsia="Times New Roman"/>
+                <w:b w:val="0"/>
+                <w:i w:val="0"/>
+                <w:color w:val="000000"/>
+                <w:sz w:val="20"/>
+              </w:rPr>
+              <w:t>userId, actorId, questionId, type, title, body, read</w:t>
+            </w:r>
+          </w:p>
+        </w:tc>
+        <w:tc>
+          <w:tcPr>
+            <w:tcW w:type="dxa" w:w="2250"/>
+          </w:tcPr>
+          <w:p>
+            <w:r/>
+            <w:r>
+              <w:rPr>
+                <w:rFonts w:ascii="Times New Roman" w:hAnsi="Times New Roman" w:eastAsia="Times New Roman"/>
+                <w:b w:val="0"/>
+                <w:i w:val="0"/>
+                <w:color w:val="000000"/>
+                <w:sz w:val="20"/>
+              </w:rPr>
+              <w:t>by_userId_and_createdAt</w:t>
+            </w:r>
+          </w:p>
+        </w:tc>
+        <w:tc>
+          <w:tcPr>
+            <w:tcW w:type="dxa" w:w="2250"/>
+          </w:tcPr>
+          <w:p>
+            <w:r/>
+            <w:r>
+              <w:rPr>
+                <w:rFonts w:ascii="Times New Roman" w:hAnsi="Times New Roman" w:eastAsia="Times New Roman"/>
+                <w:b w:val="0"/>
+                <w:i w:val="0"/>
+                <w:color w:val="000000"/>
+                <w:sz w:val="20"/>
+              </w:rPr>
+              <w:t>Real-time alerts for department questions and answer replies</w:t>
+            </w:r>
+          </w:p>
+        </w:tc>
+      </w:tr>
+      <w:tr>
+        <w:tc>
+          <w:tcPr>
+            <w:tcW w:type="dxa" w:w="2250"/>
+          </w:tcPr>
+          <w:p>
+            <w:r/>
+            <w:r>
+              <w:rPr>
+                <w:rFonts w:ascii="Times New Roman" w:hAnsi="Times New Roman" w:eastAsia="Times New Roman"/>
+                <w:b w:val="0"/>
+                <w:i w:val="0"/>
+                <w:color w:val="000000"/>
+                <w:sz w:val="20"/>
+              </w:rPr>
+              <w:t>verificationRequests</w:t>
+            </w:r>
+          </w:p>
+        </w:tc>
+        <w:tc>
+          <w:tcPr>
+            <w:tcW w:type="dxa" w:w="2250"/>
+          </w:tcPr>
+          <w:p>
+            <w:r/>
+            <w:r>
+              <w:rPr>
+                <w:rFonts w:ascii="Times New Roman" w:hAnsi="Times New Roman" w:eastAsia="Times New Roman"/>
+                <w:b w:val="0"/>
+                <w:i w:val="0"/>
+                <w:color w:val="000000"/>
+                <w:sz w:val="20"/>
+              </w:rPr>
+              <w:t>userId, school, idNumber, departmentId, departmentName, evidenceStorageId, approved</w:t>
+            </w:r>
+          </w:p>
+        </w:tc>
+        <w:tc>
+          <w:tcPr>
+            <w:tcW w:type="dxa" w:w="2250"/>
+          </w:tcPr>
+          <w:p>
+            <w:r/>
+            <w:r>
+              <w:rPr>
+                <w:rFonts w:ascii="Times New Roman" w:hAnsi="Times New Roman" w:eastAsia="Times New Roman"/>
+                <w:b w:val="0"/>
+                <w:i w:val="0"/>
+                <w:color w:val="000000"/>
+                <w:sz w:val="20"/>
+              </w:rPr>
+              <w:t>by_userId</w:t>
+            </w:r>
+          </w:p>
+        </w:tc>
+        <w:tc>
+          <w:tcPr>
+            <w:tcW w:type="dxa" w:w="2250"/>
+          </w:tcPr>
+          <w:p>
+            <w:r/>
+            <w:r>
+              <w:rPr>
+                <w:rFonts w:ascii="Times New Roman" w:hAnsi="Times New Roman" w:eastAsia="Times New Roman"/>
+                <w:b w:val="0"/>
+                <w:i w:val="0"/>
+                <w:color w:val="000000"/>
+                <w:sz w:val="20"/>
+              </w:rPr>
+              <w:t>Queue for vetting student IDs and lecturer academic credentials</w:t>
+            </w:r>
+          </w:p>
+        </w:tc>
+      </w:tr>
+      <w:tr>
+        <w:tc>
+          <w:tcPr>
+            <w:tcW w:type="dxa" w:w="2250"/>
+          </w:tcPr>
+          <w:p>
+            <w:r/>
+            <w:r>
+              <w:rPr>
+                <w:rFonts w:ascii="Times New Roman" w:hAnsi="Times New Roman" w:eastAsia="Times New Roman"/>
+                <w:b w:val="0"/>
+                <w:i w:val="0"/>
+                <w:color w:val="000000"/>
+                <w:sz w:val="20"/>
+              </w:rPr>
+              <w:t>chatRooms</w:t>
+            </w:r>
+          </w:p>
+        </w:tc>
+        <w:tc>
+          <w:tcPr>
+            <w:tcW w:type="dxa" w:w="2250"/>
+          </w:tcPr>
+          <w:p>
+            <w:r/>
+            <w:r>
+              <w:rPr>
+                <w:rFonts w:ascii="Times New Roman" w:hAnsi="Times New Roman" w:eastAsia="Times New Roman"/>
+                <w:b w:val="0"/>
+                <w:i w:val="0"/>
+                <w:color w:val="000000"/>
+                <w:sz w:val="20"/>
+              </w:rPr>
+              <w:t>participantIds, bb84Key, bb84Fingerprint</w:t>
+            </w:r>
+          </w:p>
+        </w:tc>
+        <w:tc>
+          <w:tcPr>
+            <w:tcW w:type="dxa" w:w="2250"/>
+          </w:tcPr>
+          <w:p>
+            <w:r/>
+            <w:r>
+              <w:rPr>
+                <w:rFonts w:ascii="Times New Roman" w:hAnsi="Times New Roman" w:eastAsia="Times New Roman"/>
+                <w:b w:val="0"/>
+                <w:i w:val="0"/>
+                <w:color w:val="000000"/>
+                <w:sz w:val="20"/>
+              </w:rPr>
+              <w:t>by_participantKey</w:t>
+            </w:r>
+          </w:p>
+        </w:tc>
+        <w:tc>
+          <w:tcPr>
+            <w:tcW w:type="dxa" w:w="2250"/>
+          </w:tcPr>
+          <w:p>
+            <w:r/>
+            <w:r>
+              <w:rPr>
+                <w:rFonts w:ascii="Times New Roman" w:hAnsi="Times New Roman" w:eastAsia="Times New Roman"/>
+                <w:b w:val="0"/>
+                <w:i w:val="0"/>
+                <w:color w:val="000000"/>
+                <w:sz w:val="20"/>
+              </w:rPr>
+              <w:t>Auxiliary 1-on-1 private rooms for individual consultations</w:t>
+            </w:r>
+          </w:p>
+        </w:tc>
+      </w:tr>
+      <w:tr>
+        <w:tc>
+          <w:tcPr>
+            <w:tcW w:type="dxa" w:w="2250"/>
+          </w:tcPr>
+          <w:p>
+            <w:r/>
+            <w:r>
+              <w:rPr>
+                <w:rFonts w:ascii="Times New Roman" w:hAnsi="Times New Roman" w:eastAsia="Times New Roman"/>
+                <w:b w:val="0"/>
+                <w:i w:val="0"/>
+                <w:color w:val="000000"/>
+                <w:sz w:val="20"/>
+              </w:rPr>
+              <w:t>chatRoomMembers</w:t>
+            </w:r>
+          </w:p>
+        </w:tc>
+        <w:tc>
+          <w:tcPr>
+            <w:tcW w:type="dxa" w:w="2250"/>
+          </w:tcPr>
+          <w:p>
+            <w:r/>
+            <w:r>
+              <w:rPr>
+                <w:rFonts w:ascii="Times New Roman" w:hAnsi="Times New Roman" w:eastAsia="Times New Roman"/>
+                <w:b w:val="0"/>
+                <w:i w:val="0"/>
+                <w:color w:val="000000"/>
+                <w:sz w:val="20"/>
+              </w:rPr>
+              <w:t>roomId, userId, unreadCount</w:t>
+            </w:r>
+          </w:p>
+        </w:tc>
+        <w:tc>
+          <w:tcPr>
+            <w:tcW w:type="dxa" w:w="2250"/>
+          </w:tcPr>
+          <w:p>
+            <w:r/>
+            <w:r>
+              <w:rPr>
+                <w:rFonts w:ascii="Times New Roman" w:hAnsi="Times New Roman" w:eastAsia="Times New Roman"/>
+                <w:b w:val="0"/>
+                <w:i w:val="0"/>
+                <w:color w:val="000000"/>
+                <w:sz w:val="20"/>
+              </w:rPr>
+              <w:t>by_userId_and_updatedAt</w:t>
+            </w:r>
+          </w:p>
+        </w:tc>
+        <w:tc>
+          <w:tcPr>
+            <w:tcW w:type="dxa" w:w="2250"/>
+          </w:tcPr>
+          <w:p>
+            <w:r/>
+            <w:r>
+              <w:rPr>
+                <w:rFonts w:ascii="Times New Roman" w:hAnsi="Times New Roman" w:eastAsia="Times New Roman"/>
+                <w:b w:val="0"/>
+                <w:i w:val="0"/>
+                <w:color w:val="000000"/>
+                <w:sz w:val="20"/>
+              </w:rPr>
+              <w:t>Member room status and unread counters</w:t>
+            </w:r>
+          </w:p>
+        </w:tc>
+      </w:tr>
+      <w:tr>
+        <w:tc>
+          <w:tcPr>
+            <w:tcW w:type="dxa" w:w="2250"/>
+          </w:tcPr>
+          <w:p>
+            <w:r/>
+            <w:r>
+              <w:rPr>
+                <w:rFonts w:ascii="Times New Roman" w:hAnsi="Times New Roman" w:eastAsia="Times New Roman"/>
+                <w:b w:val="0"/>
+                <w:i w:val="0"/>
+                <w:color w:val="000000"/>
+                <w:sz w:val="20"/>
+              </w:rPr>
+              <w:t>messages</w:t>
+            </w:r>
+          </w:p>
+        </w:tc>
+        <w:tc>
+          <w:tcPr>
+            <w:tcW w:type="dxa" w:w="2250"/>
+          </w:tcPr>
+          <w:p>
+            <w:r/>
+            <w:r>
+              <w:rPr>
+                <w:rFonts w:ascii="Times New Roman" w:hAnsi="Times New Roman" w:eastAsia="Times New Roman"/>
+                <w:b w:val="0"/>
+                <w:i w:val="0"/>
+                <w:color w:val="000000"/>
+                <w:sz w:val="20"/>
+              </w:rPr>
+              <w:t>text, iv, isEncrypted, blockchainTxHash, attachments</w:t>
+            </w:r>
+          </w:p>
+        </w:tc>
+        <w:tc>
+          <w:tcPr>
+            <w:tcW w:type="dxa" w:w="2250"/>
+          </w:tcPr>
+          <w:p>
+            <w:r/>
+            <w:r>
+              <w:rPr>
+                <w:rFonts w:ascii="Times New Roman" w:hAnsi="Times New Roman" w:eastAsia="Times New Roman"/>
+                <w:b w:val="0"/>
+                <w:i w:val="0"/>
+                <w:color w:val="000000"/>
+                <w:sz w:val="20"/>
+              </w:rPr>
+              <w:t>by_roomId_and_createdAt</w:t>
+            </w:r>
+          </w:p>
+        </w:tc>
+        <w:tc>
+          <w:tcPr>
+            <w:tcW w:type="dxa" w:w="2250"/>
+          </w:tcPr>
+          <w:p>
+            <w:r/>
+            <w:r>
+              <w:rPr>
+                <w:rFonts w:ascii="Times New Roman" w:hAnsi="Times New Roman" w:eastAsia="Times New Roman"/>
+                <w:b w:val="0"/>
+                <w:i w:val="0"/>
+                <w:color w:val="000000"/>
+                <w:sz w:val="20"/>
+              </w:rPr>
+              <w:t>Encrypted private messages and payload transaction hashes</w:t>
             </w:r>
           </w:p>
         </w:tc>
@@ -3486,599 +4182,7 @@
                 <w:color w:val="000000"/>
                 <w:sz w:val="20"/>
               </w:rPr>
-              <w:t>Administrative authentication records</w:t>
-            </w:r>
-          </w:p>
-        </w:tc>
-      </w:tr>
-      <w:tr>
-        <w:tc>
-          <w:tcPr>
-            <w:tcW w:type="dxa" w:w="2250"/>
-          </w:tcPr>
-          <w:p>
-            <w:r/>
-            <w:r>
-              <w:rPr>
-                <w:rFonts w:ascii="Times New Roman" w:hAnsi="Times New Roman" w:eastAsia="Times New Roman"/>
-                <w:b w:val="0"/>
-                <w:i w:val="0"/>
-                <w:color w:val="000000"/>
-                <w:sz w:val="20"/>
-              </w:rPr>
-              <w:t>users</w:t>
-            </w:r>
-          </w:p>
-        </w:tc>
-        <w:tc>
-          <w:tcPr>
-            <w:tcW w:type="dxa" w:w="2250"/>
-          </w:tcPr>
-          <w:p>
-            <w:r/>
-            <w:r>
-              <w:rPr>
-                <w:rFonts w:ascii="Times New Roman" w:hAnsi="Times New Roman" w:eastAsia="Times New Roman"/>
-                <w:b w:val="0"/>
-                <w:i w:val="0"/>
-                <w:color w:val="000000"/>
-                <w:sz w:val="20"/>
-              </w:rPr>
-              <w:t>firstName, lastName, email, role, indexNumber, staffId (PS***), idNumber, walletAddress, verificationStatus</w:t>
-            </w:r>
-          </w:p>
-        </w:tc>
-        <w:tc>
-          <w:tcPr>
-            <w:tcW w:type="dxa" w:w="2250"/>
-          </w:tcPr>
-          <w:p>
-            <w:r/>
-            <w:r>
-              <w:rPr>
-                <w:rFonts w:ascii="Times New Roman" w:hAnsi="Times New Roman" w:eastAsia="Times New Roman"/>
-                <w:b w:val="0"/>
-                <w:i w:val="0"/>
-                <w:color w:val="000000"/>
-                <w:sz w:val="20"/>
-              </w:rPr>
-              <w:t>by_email, by_indexNumber, by_staffId, by_idNumber, by_sessionToken, by_school, by_verificationStatus, by_walletAddress</w:t>
-            </w:r>
-          </w:p>
-        </w:tc>
-        <w:tc>
-          <w:tcPr>
-            <w:tcW w:type="dxa" w:w="2250"/>
-          </w:tcPr>
-          <w:p>
-            <w:r/>
-            <w:r>
-              <w:rPr>
-                <w:rFonts w:ascii="Times New Roman" w:hAnsi="Times New Roman" w:eastAsia="Times New Roman"/>
-                <w:b w:val="0"/>
-                <w:i w:val="0"/>
-                <w:color w:val="000000"/>
-                <w:sz w:val="20"/>
-              </w:rPr>
-              <w:t>Student and lecturer profiles indexed by real-world identifiers</w:t>
-            </w:r>
-          </w:p>
-        </w:tc>
-      </w:tr>
-      <w:tr>
-        <w:tc>
-          <w:tcPr>
-            <w:tcW w:type="dxa" w:w="2250"/>
-          </w:tcPr>
-          <w:p>
-            <w:r/>
-            <w:r>
-              <w:rPr>
-                <w:rFonts w:ascii="Times New Roman" w:hAnsi="Times New Roman" w:eastAsia="Times New Roman"/>
-                <w:b w:val="0"/>
-                <w:i w:val="0"/>
-                <w:color w:val="000000"/>
-                <w:sz w:val="20"/>
-              </w:rPr>
-              <w:t>chatRooms</w:t>
-            </w:r>
-          </w:p>
-        </w:tc>
-        <w:tc>
-          <w:tcPr>
-            <w:tcW w:type="dxa" w:w="2250"/>
-          </w:tcPr>
-          <w:p>
-            <w:r/>
-            <w:r>
-              <w:rPr>
-                <w:rFonts w:ascii="Times New Roman" w:hAnsi="Times New Roman" w:eastAsia="Times New Roman"/>
-                <w:b w:val="0"/>
-                <w:i w:val="0"/>
-                <w:color w:val="000000"/>
-                <w:sz w:val="20"/>
-              </w:rPr>
-              <w:t>participantIds, bb84Key, bb84Fingerprint</w:t>
-            </w:r>
-          </w:p>
-        </w:tc>
-        <w:tc>
-          <w:tcPr>
-            <w:tcW w:type="dxa" w:w="2250"/>
-          </w:tcPr>
-          <w:p>
-            <w:r/>
-            <w:r>
-              <w:rPr>
-                <w:rFonts w:ascii="Times New Roman" w:hAnsi="Times New Roman" w:eastAsia="Times New Roman"/>
-                <w:b w:val="0"/>
-                <w:i w:val="0"/>
-                <w:color w:val="000000"/>
-                <w:sz w:val="20"/>
-              </w:rPr>
-              <w:t>by_participantKey</w:t>
-            </w:r>
-          </w:p>
-        </w:tc>
-        <w:tc>
-          <w:tcPr>
-            <w:tcW w:type="dxa" w:w="2250"/>
-          </w:tcPr>
-          <w:p>
-            <w:r/>
-            <w:r>
-              <w:rPr>
-                <w:rFonts w:ascii="Times New Roman" w:hAnsi="Times New Roman" w:eastAsia="Times New Roman"/>
-                <w:b w:val="0"/>
-                <w:i w:val="0"/>
-                <w:color w:val="000000"/>
-                <w:sz w:val="20"/>
-              </w:rPr>
-              <w:t>One-to-one conversation room metadata</w:t>
-            </w:r>
-          </w:p>
-        </w:tc>
-      </w:tr>
-      <w:tr>
-        <w:tc>
-          <w:tcPr>
-            <w:tcW w:type="dxa" w:w="2250"/>
-          </w:tcPr>
-          <w:p>
-            <w:r/>
-            <w:r>
-              <w:rPr>
-                <w:rFonts w:ascii="Times New Roman" w:hAnsi="Times New Roman" w:eastAsia="Times New Roman"/>
-                <w:b w:val="0"/>
-                <w:i w:val="0"/>
-                <w:color w:val="000000"/>
-                <w:sz w:val="20"/>
-              </w:rPr>
-              <w:t>chatRoomMembers</w:t>
-            </w:r>
-          </w:p>
-        </w:tc>
-        <w:tc>
-          <w:tcPr>
-            <w:tcW w:type="dxa" w:w="2250"/>
-          </w:tcPr>
-          <w:p>
-            <w:r/>
-            <w:r>
-              <w:rPr>
-                <w:rFonts w:ascii="Times New Roman" w:hAnsi="Times New Roman" w:eastAsia="Times New Roman"/>
-                <w:b w:val="0"/>
-                <w:i w:val="0"/>
-                <w:color w:val="000000"/>
-                <w:sz w:val="20"/>
-              </w:rPr>
-              <w:t>roomId, userId, unreadCount</w:t>
-            </w:r>
-          </w:p>
-        </w:tc>
-        <w:tc>
-          <w:tcPr>
-            <w:tcW w:type="dxa" w:w="2250"/>
-          </w:tcPr>
-          <w:p>
-            <w:r/>
-            <w:r>
-              <w:rPr>
-                <w:rFonts w:ascii="Times New Roman" w:hAnsi="Times New Roman" w:eastAsia="Times New Roman"/>
-                <w:b w:val="0"/>
-                <w:i w:val="0"/>
-                <w:color w:val="000000"/>
-                <w:sz w:val="20"/>
-              </w:rPr>
-              <w:t>by_userId_and_updatedAt</w:t>
-            </w:r>
-          </w:p>
-        </w:tc>
-        <w:tc>
-          <w:tcPr>
-            <w:tcW w:type="dxa" w:w="2250"/>
-          </w:tcPr>
-          <w:p>
-            <w:r/>
-            <w:r>
-              <w:rPr>
-                <w:rFonts w:ascii="Times New Roman" w:hAnsi="Times New Roman" w:eastAsia="Times New Roman"/>
-                <w:b w:val="0"/>
-                <w:i w:val="0"/>
-                <w:color w:val="000000"/>
-                <w:sz w:val="20"/>
-              </w:rPr>
-              <w:t>Unread badges and member room state</w:t>
-            </w:r>
-          </w:p>
-        </w:tc>
-      </w:tr>
-      <w:tr>
-        <w:tc>
-          <w:tcPr>
-            <w:tcW w:type="dxa" w:w="2250"/>
-          </w:tcPr>
-          <w:p>
-            <w:r/>
-            <w:r>
-              <w:rPr>
-                <w:rFonts w:ascii="Times New Roman" w:hAnsi="Times New Roman" w:eastAsia="Times New Roman"/>
-                <w:b w:val="0"/>
-                <w:i w:val="0"/>
-                <w:color w:val="000000"/>
-                <w:sz w:val="20"/>
-              </w:rPr>
-              <w:t>messages</w:t>
-            </w:r>
-          </w:p>
-        </w:tc>
-        <w:tc>
-          <w:tcPr>
-            <w:tcW w:type="dxa" w:w="2250"/>
-          </w:tcPr>
-          <w:p>
-            <w:r/>
-            <w:r>
-              <w:rPr>
-                <w:rFonts w:ascii="Times New Roman" w:hAnsi="Times New Roman" w:eastAsia="Times New Roman"/>
-                <w:b w:val="0"/>
-                <w:i w:val="0"/>
-                <w:color w:val="000000"/>
-                <w:sz w:val="20"/>
-              </w:rPr>
-              <w:t>text, iv, isEncrypted, blockchainTxHash, attachments</w:t>
-            </w:r>
-          </w:p>
-        </w:tc>
-        <w:tc>
-          <w:tcPr>
-            <w:tcW w:type="dxa" w:w="2250"/>
-          </w:tcPr>
-          <w:p>
-            <w:r/>
-            <w:r>
-              <w:rPr>
-                <w:rFonts w:ascii="Times New Roman" w:hAnsi="Times New Roman" w:eastAsia="Times New Roman"/>
-                <w:b w:val="0"/>
-                <w:i w:val="0"/>
-                <w:color w:val="000000"/>
-                <w:sz w:val="20"/>
-              </w:rPr>
-              <w:t>by_roomId_and_createdAt</w:t>
-            </w:r>
-          </w:p>
-        </w:tc>
-        <w:tc>
-          <w:tcPr>
-            <w:tcW w:type="dxa" w:w="2250"/>
-          </w:tcPr>
-          <w:p>
-            <w:r/>
-            <w:r>
-              <w:rPr>
-                <w:rFonts w:ascii="Times New Roman" w:hAnsi="Times New Roman" w:eastAsia="Times New Roman"/>
-                <w:b w:val="0"/>
-                <w:i w:val="0"/>
-                <w:color w:val="000000"/>
-                <w:sz w:val="20"/>
-              </w:rPr>
-              <w:t>Encrypted message payloads and audit tx hashes</w:t>
-            </w:r>
-          </w:p>
-        </w:tc>
-      </w:tr>
-      <w:tr>
-        <w:tc>
-          <w:tcPr>
-            <w:tcW w:type="dxa" w:w="2250"/>
-          </w:tcPr>
-          <w:p>
-            <w:r/>
-            <w:r>
-              <w:rPr>
-                <w:rFonts w:ascii="Times New Roman" w:hAnsi="Times New Roman" w:eastAsia="Times New Roman"/>
-                <w:b w:val="0"/>
-                <w:i w:val="0"/>
-                <w:color w:val="000000"/>
-                <w:sz w:val="20"/>
-              </w:rPr>
-              <w:t>questions</w:t>
-            </w:r>
-          </w:p>
-        </w:tc>
-        <w:tc>
-          <w:tcPr>
-            <w:tcW w:type="dxa" w:w="2250"/>
-          </w:tcPr>
-          <w:p>
-            <w:r/>
-            <w:r>
-              <w:rPr>
-                <w:rFonts w:ascii="Times New Roman" w:hAnsi="Times New Roman" w:eastAsia="Times New Roman"/>
-                <w:b w:val="0"/>
-                <w:i w:val="0"/>
-                <w:color w:val="000000"/>
-                <w:sz w:val="20"/>
-              </w:rPr>
-              <w:t>title, body, hashtags</w:t>
-            </w:r>
-          </w:p>
-        </w:tc>
-        <w:tc>
-          <w:tcPr>
-            <w:tcW w:type="dxa" w:w="2250"/>
-          </w:tcPr>
-          <w:p>
-            <w:r/>
-            <w:r>
-              <w:rPr>
-                <w:rFonts w:ascii="Times New Roman" w:hAnsi="Times New Roman" w:eastAsia="Times New Roman"/>
-                <w:b w:val="0"/>
-                <w:i w:val="0"/>
-                <w:color w:val="000000"/>
-                <w:sz w:val="20"/>
-              </w:rPr>
-              <w:t>by_createdAt</w:t>
-            </w:r>
-          </w:p>
-        </w:tc>
-        <w:tc>
-          <w:tcPr>
-            <w:tcW w:type="dxa" w:w="2250"/>
-          </w:tcPr>
-          <w:p>
-            <w:r/>
-            <w:r>
-              <w:rPr>
-                <w:rFonts w:ascii="Times New Roman" w:hAnsi="Times New Roman" w:eastAsia="Times New Roman"/>
-                <w:b w:val="0"/>
-                <w:i w:val="0"/>
-                <w:color w:val="000000"/>
-                <w:sz w:val="20"/>
-              </w:rPr>
-              <w:t>Hashtag-indexed community Q&amp;A posts</w:t>
-            </w:r>
-          </w:p>
-        </w:tc>
-      </w:tr>
-      <w:tr>
-        <w:tc>
-          <w:tcPr>
-            <w:tcW w:type="dxa" w:w="2250"/>
-          </w:tcPr>
-          <w:p>
-            <w:r/>
-            <w:r>
-              <w:rPr>
-                <w:rFonts w:ascii="Times New Roman" w:hAnsi="Times New Roman" w:eastAsia="Times New Roman"/>
-                <w:b w:val="0"/>
-                <w:i w:val="0"/>
-                <w:color w:val="000000"/>
-                <w:sz w:val="20"/>
-              </w:rPr>
-              <w:t>answers</w:t>
-            </w:r>
-          </w:p>
-        </w:tc>
-        <w:tc>
-          <w:tcPr>
-            <w:tcW w:type="dxa" w:w="2250"/>
-          </w:tcPr>
-          <w:p>
-            <w:r/>
-            <w:r>
-              <w:rPr>
-                <w:rFonts w:ascii="Times New Roman" w:hAnsi="Times New Roman" w:eastAsia="Times New Roman"/>
-                <w:b w:val="0"/>
-                <w:i w:val="0"/>
-                <w:color w:val="000000"/>
-                <w:sz w:val="20"/>
-              </w:rPr>
-              <w:t>questionId, body</w:t>
-            </w:r>
-          </w:p>
-        </w:tc>
-        <w:tc>
-          <w:tcPr>
-            <w:tcW w:type="dxa" w:w="2250"/>
-          </w:tcPr>
-          <w:p>
-            <w:r/>
-            <w:r>
-              <w:rPr>
-                <w:rFonts w:ascii="Times New Roman" w:hAnsi="Times New Roman" w:eastAsia="Times New Roman"/>
-                <w:b w:val="0"/>
-                <w:i w:val="0"/>
-                <w:color w:val="000000"/>
-                <w:sz w:val="20"/>
-              </w:rPr>
-              <w:t>by_questionId_and_createdAt</w:t>
-            </w:r>
-          </w:p>
-        </w:tc>
-        <w:tc>
-          <w:tcPr>
-            <w:tcW w:type="dxa" w:w="2250"/>
-          </w:tcPr>
-          <w:p>
-            <w:r/>
-            <w:r>
-              <w:rPr>
-                <w:rFonts w:ascii="Times New Roman" w:hAnsi="Times New Roman" w:eastAsia="Times New Roman"/>
-                <w:b w:val="0"/>
-                <w:i w:val="0"/>
-                <w:color w:val="000000"/>
-                <w:sz w:val="20"/>
-              </w:rPr>
-              <w:t>Community answers linked to questions</w:t>
-            </w:r>
-          </w:p>
-        </w:tc>
-      </w:tr>
-      <w:tr>
-        <w:tc>
-          <w:tcPr>
-            <w:tcW w:type="dxa" w:w="2250"/>
-          </w:tcPr>
-          <w:p>
-            <w:r/>
-            <w:r>
-              <w:rPr>
-                <w:rFonts w:ascii="Times New Roman" w:hAnsi="Times New Roman" w:eastAsia="Times New Roman"/>
-                <w:b w:val="0"/>
-                <w:i w:val="0"/>
-                <w:color w:val="000000"/>
-                <w:sz w:val="20"/>
-              </w:rPr>
-              <w:t>notifications</w:t>
-            </w:r>
-          </w:p>
-        </w:tc>
-        <w:tc>
-          <w:tcPr>
-            <w:tcW w:type="dxa" w:w="2250"/>
-          </w:tcPr>
-          <w:p>
-            <w:r/>
-            <w:r>
-              <w:rPr>
-                <w:rFonts w:ascii="Times New Roman" w:hAnsi="Times New Roman" w:eastAsia="Times New Roman"/>
-                <w:b w:val="0"/>
-                <w:i w:val="0"/>
-                <w:color w:val="000000"/>
-                <w:sz w:val="20"/>
-              </w:rPr>
-              <w:t>userId, type, read</w:t>
-            </w:r>
-          </w:p>
-        </w:tc>
-        <w:tc>
-          <w:tcPr>
-            <w:tcW w:type="dxa" w:w="2250"/>
-          </w:tcPr>
-          <w:p>
-            <w:r/>
-            <w:r>
-              <w:rPr>
-                <w:rFonts w:ascii="Times New Roman" w:hAnsi="Times New Roman" w:eastAsia="Times New Roman"/>
-                <w:b w:val="0"/>
-                <w:i w:val="0"/>
-                <w:color w:val="000000"/>
-                <w:sz w:val="20"/>
-              </w:rPr>
-              <w:t>by_userId_and_createdAt</w:t>
-            </w:r>
-          </w:p>
-        </w:tc>
-        <w:tc>
-          <w:tcPr>
-            <w:tcW w:type="dxa" w:w="2250"/>
-          </w:tcPr>
-          <w:p>
-            <w:r/>
-            <w:r>
-              <w:rPr>
-                <w:rFonts w:ascii="Times New Roman" w:hAnsi="Times New Roman" w:eastAsia="Times New Roman"/>
-                <w:b w:val="0"/>
-                <w:i w:val="0"/>
-                <w:color w:val="000000"/>
-                <w:sz w:val="20"/>
-              </w:rPr>
-              <w:t>User alert and system event notifications</w:t>
-            </w:r>
-          </w:p>
-        </w:tc>
-      </w:tr>
-      <w:tr>
-        <w:tc>
-          <w:tcPr>
-            <w:tcW w:type="dxa" w:w="2250"/>
-          </w:tcPr>
-          <w:p>
-            <w:r/>
-            <w:r>
-              <w:rPr>
-                <w:rFonts w:ascii="Times New Roman" w:hAnsi="Times New Roman" w:eastAsia="Times New Roman"/>
-                <w:b w:val="0"/>
-                <w:i w:val="0"/>
-                <w:color w:val="000000"/>
-                <w:sz w:val="20"/>
-              </w:rPr>
-              <w:t>verificationRequests</w:t>
-            </w:r>
-          </w:p>
-        </w:tc>
-        <w:tc>
-          <w:tcPr>
-            <w:tcW w:type="dxa" w:w="2250"/>
-          </w:tcPr>
-          <w:p>
-            <w:r/>
-            <w:r>
-              <w:rPr>
-                <w:rFonts w:ascii="Times New Roman" w:hAnsi="Times New Roman" w:eastAsia="Times New Roman"/>
-                <w:b w:val="0"/>
-                <w:i w:val="0"/>
-                <w:color w:val="000000"/>
-                <w:sz w:val="20"/>
-              </w:rPr>
-              <w:t>evidence, status, approved</w:t>
-            </w:r>
-          </w:p>
-        </w:tc>
-        <w:tc>
-          <w:tcPr>
-            <w:tcW w:type="dxa" w:w="2250"/>
-          </w:tcPr>
-          <w:p>
-            <w:r/>
-            <w:r>
-              <w:rPr>
-                <w:rFonts w:ascii="Times New Roman" w:hAnsi="Times New Roman" w:eastAsia="Times New Roman"/>
-                <w:b w:val="0"/>
-                <w:i w:val="0"/>
-                <w:color w:val="000000"/>
-                <w:sz w:val="20"/>
-              </w:rPr>
-              <w:t>by_userId</w:t>
-            </w:r>
-          </w:p>
-        </w:tc>
-        <w:tc>
-          <w:tcPr>
-            <w:tcW w:type="dxa" w:w="2250"/>
-          </w:tcPr>
-          <w:p>
-            <w:r/>
-            <w:r>
-              <w:rPr>
-                <w:rFonts w:ascii="Times New Roman" w:hAnsi="Times New Roman" w:eastAsia="Times New Roman"/>
-                <w:b w:val="0"/>
-                <w:i w:val="0"/>
-                <w:color w:val="000000"/>
-                <w:sz w:val="20"/>
-              </w:rPr>
-              <w:t>Institutional identity review queue</w:t>
+              <w:t>Administrative credentials and audit session governance</w:t>
             </w:r>
           </w:p>
         </w:tc>
@@ -4112,7 +4216,7 @@
           <w:color w:val="000000"/>
           <w:sz w:val="26"/>
         </w:rPr>
-        <w:t>3.4.1 RSA Identity Key Generation and Persistence</w:t>
+        <w:t>3.4.1 RSA Identity Key Generation and Storage</w:t>
       </w:r>
     </w:p>
     <w:p>
@@ -4127,7 +4231,7 @@
           <w:color w:val="000000"/>
           <w:sz w:val="24"/>
         </w:rPr>
-        <w:t>Upon initial account registration, the CryptographicLoginGatekeeper component (src/App.tsx) triggers generateClientIdentityKeys() in src/services/web3Service.ts. The W3C Web Crypto API generates an RSA-OAEP 2048-bit keypair. The public key is exported as a SubjectPublicKeyInfo (SPKI) Base64 string and stored on the user's Convex document. The private CryptoKey object is stored locally in the browser's IndexedDB keyring (Mozilla Developer Network, 2024).</w:t>
+        <w:t>When an account is registered or authenticated, CryptographicLoginGatekeeper (src/App.tsx) triggers generateClientIdentityKeys() in src/services/web3Service.ts. The browser W3C Web Crypto API generates an RSA-OAEP 2048-bit keypair. The public key is exported as a SubjectPublicKeyInfo (SPKI) Base64 string and persisted to the user's Convex profile. The private CryptoKey object is stored securely within the browser's local IndexedDB keyring (Mozilla Developer Network, 2024).</w:t>
       </w:r>
     </w:p>
     <w:p>
@@ -4157,7 +4261,7 @@
           <w:color w:val="000000"/>
           <w:sz w:val="24"/>
         </w:rPr>
-        <w:t>Message payloads and file attachments are encrypted client-side using 256-bit AES-GCM (src/services/keyExchange.ts). For each message, the client generates a cryptographic 12-byte Initialization Vector (IV). Plaintext text or binary file ArrayBuffers are encrypted, and the resulting ciphertext and IV are transmitted to Convex (National Institute of Standards and Technology, 2001).</w:t>
+        <w:t>Direct message payloads and attached files are encrypted client-side using 256-bit AES-GCM (src/services/keyExchange.ts). The client generates a 12-byte Initialization Vector (IV) for each message. Ciphertext and IV are transmitted to Convex, preventing plaintext exposure on database servers (National Institute of Standards and Technology, 2001).</w:t>
       </w:r>
     </w:p>
     <w:p>
@@ -4187,7 +4291,7 @@
           <w:color w:val="000000"/>
           <w:sz w:val="24"/>
         </w:rPr>
-        <w:t>When sensitive mode is active, the browser computes the SHA-256 digest of the message payload. The client invokes logHashToBlockchain() in src/services/web3Service.ts, connecting via JsonRpcProvider to the local Besu node at 127.0.0.1:8545. The contract method recordHash(messageId, messageHash, sender, receiver) executes on MessageVerifier.sol, storing the immutable hash on the ledger (Ethers.js Contributors, 2024). The returned transaction hash is saved to the Convex message record.</w:t>
+        <w:t>When an academic answer or sensitive record requires non-repudiation, the client computes the SHA-256 digest of the payload. The application invokes logHashToBlockchain() in src/services/web3Service.ts, connecting to the local Besu node at 127.0.0.1:8545 via JsonRpcProvider. The smart contract method recordHash(messageId, messageHash, sender, receiver) executes on MessageVerifier.sol, permanently committing the digest to the ledger (Ethers.js Contributors, 2024).</w:t>
       </w:r>
     </w:p>
     <w:p>
@@ -4217,7 +4321,7 @@
           <w:color w:val="000000"/>
           <w:sz w:val="24"/>
         </w:rPr>
-        <w:t>The BB84 module (src/lib/bb84.ts) simulates quantum key exchange mechanics using cryptographically secure random numbers (window.crypto.getRandomValues). The process executes through four stages:</w:t>
+        <w:t>The educational BB84 simulation module (src/lib/bb84.ts) models quantum key generation using cryptographically secure random numbers (window.crypto.getRandomValues). The process executes across four distinct stages:</w:t>
       </w:r>
     </w:p>
     <w:p>
@@ -4232,7 +4336,7 @@
           <w:color w:val="000000"/>
           <w:sz w:val="24"/>
         </w:rPr>
-        <w:t>State Preparation: Alice generates a random bit sequence and selects random preparation bases (Rectilinear + or Diagonal ×).</w:t>
+        <w:t>State Preparation: Alice generates random bits and selects random preparation bases (Rectilinear + or Diagonal ×).</w:t>
       </w:r>
     </w:p>
     <w:p>
@@ -4247,7 +4351,7 @@
           <w:color w:val="000000"/>
           <w:sz w:val="24"/>
         </w:rPr>
-        <w:t>Measurement &amp; Sifting: Bob selects random measurement bases. Alice and Bob compare bases over a public channel, retaining bits where bases matched (sifted key).</w:t>
+        <w:t>Measurement &amp; Sifting: Bob measures incoming qubits using randomly chosen bases; bases are compared publicly to retain matching instances (sifted key).</w:t>
       </w:r>
     </w:p>
     <w:p>
@@ -4262,7 +4366,7 @@
           <w:color w:val="000000"/>
           <w:sz w:val="24"/>
         </w:rPr>
-        <w:t>Error Estimation: Quantum Bit Error Rate (QBER) is calculated by checking bit mismatches across sample bits.</w:t>
+        <w:t>Error Estimation: Quantum Bit Error Rate (QBER) is determined by calculating discrepancies across a published sample subset.</w:t>
       </w:r>
     </w:p>
     <w:p>
@@ -4277,7 +4381,7 @@
           <w:color w:val="000000"/>
           <w:sz w:val="24"/>
         </w:rPr>
-        <w:t>Key Distillation &amp; Abort: If QBER exceeds 0.11 (11%), the module aborts key distillation (Scarani et al., 2009). If QBER ≤ 0.11, a 256-bit session key is derived and formatted as a hex fingerprint (XXXX-XXXX-XXXX).</w:t>
+        <w:t>Key Distillation &amp; Abort: If QBER exceeds 0.11 (11%), the module aborts key distillation (Scarani et al., 2009). If QBER ≤ 0.11, a 256-bit AES key is distilled and displayed as a hexadecimal fingerprint (XXXX-XXXX-XXXX).</w:t>
       </w:r>
     </w:p>
     <w:p>
@@ -4307,7 +4411,7 @@
           <w:color w:val="000000"/>
           <w:sz w:val="24"/>
         </w:rPr>
-        <w:t>MessageVerifier.sol (Solidity 0.8.20) maintains message records and user role state on the private Besu network. Core contract functions include:</w:t>
+        <w:t>MessageVerifier.sol (Solidity 0.8.20) maintains immutable hash logs and role bindings on the private Besu blockchain. Key contract methods include:</w:t>
       </w:r>
     </w:p>
     <w:p>
@@ -4322,7 +4426,7 @@
           <w:color w:val="000000"/>
           <w:sz w:val="24"/>
         </w:rPr>
-        <w:t>recordHash(string messageId, bytes32 messageHash, address sender, address receiver): Stores payload digest; reverts on duplicate message ID.</w:t>
+        <w:t>recordHash(string messageId, bytes32 messageHash, address sender, address receiver): Commits payload digest; reverts on duplicate ID.</w:t>
       </w:r>
     </w:p>
     <w:p>
@@ -4337,7 +4441,7 @@
           <w:color w:val="000000"/>
           <w:sz w:val="24"/>
         </w:rPr>
-        <w:t>verifyHash(string messageId): Read-only view function returning stored bytes32 hash for integrity verification.</w:t>
+        <w:t>verifyHash(string messageId): Read-only view returning recorded bytes32 digest for tamper verification.</w:t>
       </w:r>
     </w:p>
     <w:p>
@@ -4352,7 +4456,7 @@
           <w:color w:val="000000"/>
           <w:sz w:val="24"/>
         </w:rPr>
-        <w:t>verifyUser(address user, string role): Admin-only function registering verified user identity and institutional role on-chain.</w:t>
+        <w:t>verifyUser(address user, string role): Admin-restricted method recording verified institutional role on-chain.</w:t>
       </w:r>
     </w:p>
     <w:p>
@@ -4367,7 +4471,7 @@
           <w:color w:val="000000"/>
           <w:sz w:val="24"/>
         </w:rPr>
-        <w:t>verifyUserWithIndex(address user, string role, string indexNumber): Binds student index number (e.g., UEB3509022) to role and wallet address on-chain.</w:t>
+        <w:t>verifyUserWithIndex(address user, string role, string indexNumber): Binds student index number (e.g., UEB3509022) to wallet address on-chain.</w:t>
       </w:r>
     </w:p>
     <w:p>
@@ -4382,7 +4486,7 @@
           <w:color w:val="000000"/>
           <w:sz w:val="24"/>
         </w:rPr>
-        <w:t>verifyUserWithStaffId(address user, string role, string staffId): Binds lecturer staff ID in PS*** format (e.g., PS001, PS123) to role and wallet address on-chain.</w:t>
+        <w:t>verifyUserWithStaffId(address user, string role, string staffId): Binds lecturer staff ID (e.g., PS123) to wallet address on-chain.</w:t>
       </w:r>
     </w:p>
     <w:p>
@@ -4397,7 +4501,7 @@
           <w:color w:val="000000"/>
           <w:sz w:val="24"/>
         </w:rPr>
-        <w:t>getUserRole(address user), getUserIndexNumber(address user), getUserStaffId(address user): View functions returning on-chain identity bindings.</w:t>
+        <w:t>getUserRole(address user), getUserIndexNumber(address user), getUserStaffId(address user): View functions returning on-chain identity records.</w:t>
       </w:r>
     </w:p>
     <w:p>
@@ -4427,7 +4531,7 @@
           <w:color w:val="000000"/>
           <w:sz w:val="24"/>
         </w:rPr>
-        <w:t>Message Flow: Input message/file → Client AES-GCM encryption → Compute SHA-256 payload hash → Send ciphertext to Convex → Execute Besu recordHash() via Ethers.js → Attach txHash to Convex message → Recipient decrypts payload and verifies hash.</w:t>
+        <w:t>Academic Q&amp;A Workflow (Primary): Student enters question title and details → Selects target department → Optionally attaches research document or code file → Convex askQuestion mutation executes → Real-time department_question notification dispatched to verified lecturers in target department → Lecturer reviews inquiry on QAPage → Verified lecturer posts academic answer with rank badge (Doctor, Professor, Engineer) → Answer saved and broadcast to forum feed → Student receives question_reply notification → Optional: Student clicks "Direct Message" to initiate private encrypted follow-up consultation.</w:t>
       </w:r>
     </w:p>
     <w:p>
@@ -4442,7 +4546,7 @@
           <w:color w:val="000000"/>
           <w:sz w:val="24"/>
         </w:rPr>
-        <w:t>Verification Flow: Admin enters search identifier (Email, Student Index Number UEB3509022, or Lecturer Staff ID PS***) → Query Convex database for user profile and 30-day message history → Inspect Cryptographic Audit Trail comparing Convex mutable DB timestamp against Besu immutable block timestamp → Validate content SHA-256 hash match → Generate and print formal verification audit report.</w:t>
+        <w:t>Verification &amp; Audit Workflow: User submits institutional credentials and ID photo → Administrator reviews request in Admin portal → Admin assigns department and approves verification → System records role and identity on Besu contract → For audited interactions, client computes SHA-256 payload digest → Besu executes recordHash() → Transaction hash saved to Convex record → Administrator inspects audit desk, comparing mutable Convex timestamp against immutable Besu block timestamp.</w:t>
       </w:r>
     </w:p>
     <w:p>
@@ -4472,7 +4576,7 @@
           <w:color w:val="000000"/>
           <w:sz w:val="24"/>
         </w:rPr>
-        <w:t>The interface includes eleven routes: LandingPage, Register, Login, ForgotPassword, MessagesList, QAPage, Explore, VerifyProfile, EditProfile, Admin, and BB84 Key Setup.</w:t>
+        <w:t>The interface includes eleven primary routes: LandingPage, Register, Login, ForgotPassword, QAPage (academic forum), Explore, MessagesList (auxiliary chat), VerifyProfile, EditProfile, Admin, and BB84 Key Setup.</w:t>
       </w:r>
     </w:p>
     <w:p>
@@ -4549,7 +4653,7 @@
                 <w:color w:val="000000"/>
                 <w:sz w:val="20"/>
               </w:rPr>
-              <w:t>Security Impact</w:t>
+              <w:t>Institutional Risk</w:t>
             </w:r>
           </w:p>
         </w:tc>
@@ -4567,7 +4671,7 @@
                 <w:color w:val="000000"/>
                 <w:sz w:val="20"/>
               </w:rPr>
-              <w:t>Mitigation Mechanism</w:t>
+              <w:t>Engineering Mitigation</w:t>
             </w:r>
           </w:p>
         </w:tc>
@@ -4605,7 +4709,7 @@
                 <w:color w:val="000000"/>
                 <w:sz w:val="20"/>
               </w:rPr>
-              <w:t>Unauthorized payload alteration by DB admin</w:t>
+              <w:t>Unauthorized payload alteration by database admin</w:t>
             </w:r>
           </w:p>
         </w:tc>
@@ -4623,7 +4727,119 @@
                 <w:color w:val="000000"/>
                 <w:sz w:val="20"/>
               </w:rPr>
-              <w:t>SHA-256 hash on Besu fails verifyHash() comparison</w:t>
+              <w:t>SHA-256 digest on Besu ledger fails verifyHash() comparison</w:t>
+            </w:r>
+          </w:p>
+        </w:tc>
+      </w:tr>
+      <w:tr>
+        <w:tc>
+          <w:tcPr>
+            <w:tcW w:type="dxa" w:w="3000"/>
+          </w:tcPr>
+          <w:p>
+            <w:r/>
+            <w:r>
+              <w:rPr>
+                <w:rFonts w:ascii="Times New Roman" w:hAnsi="Times New Roman" w:eastAsia="Times New Roman"/>
+                <w:b w:val="0"/>
+                <w:i w:val="0"/>
+                <w:color w:val="000000"/>
+                <w:sz w:val="20"/>
+              </w:rPr>
+              <w:t>Unverified Lecturer Impersonation</w:t>
+            </w:r>
+          </w:p>
+        </w:tc>
+        <w:tc>
+          <w:tcPr>
+            <w:tcW w:type="dxa" w:w="3000"/>
+          </w:tcPr>
+          <w:p>
+            <w:r/>
+            <w:r>
+              <w:rPr>
+                <w:rFonts w:ascii="Times New Roman" w:hAnsi="Times New Roman" w:eastAsia="Times New Roman"/>
+                <w:b w:val="0"/>
+                <w:i w:val="0"/>
+                <w:color w:val="000000"/>
+                <w:sz w:val="20"/>
+              </w:rPr>
+              <w:t>Malicious user masquerading as faculty member</w:t>
+            </w:r>
+          </w:p>
+        </w:tc>
+        <w:tc>
+          <w:tcPr>
+            <w:tcW w:type="dxa" w:w="3000"/>
+          </w:tcPr>
+          <w:p>
+            <w:r/>
+            <w:r>
+              <w:rPr>
+                <w:rFonts w:ascii="Times New Roman" w:hAnsi="Times New Roman" w:eastAsia="Times New Roman"/>
+                <w:b w:val="0"/>
+                <w:i w:val="0"/>
+                <w:color w:val="000000"/>
+                <w:sz w:val="20"/>
+              </w:rPr>
+              <w:t>Strict admin identity review + immutable Besu verifyUser() role binding</w:t>
+            </w:r>
+          </w:p>
+        </w:tc>
+      </w:tr>
+      <w:tr>
+        <w:tc>
+          <w:tcPr>
+            <w:tcW w:type="dxa" w:w="3000"/>
+          </w:tcPr>
+          <w:p>
+            <w:r/>
+            <w:r>
+              <w:rPr>
+                <w:rFonts w:ascii="Times New Roman" w:hAnsi="Times New Roman" w:eastAsia="Times New Roman"/>
+                <w:b w:val="0"/>
+                <w:i w:val="0"/>
+                <w:color w:val="000000"/>
+                <w:sz w:val="20"/>
+              </w:rPr>
+              <w:t>Cross-Department Answering</w:t>
+            </w:r>
+          </w:p>
+        </w:tc>
+        <w:tc>
+          <w:tcPr>
+            <w:tcW w:type="dxa" w:w="3000"/>
+          </w:tcPr>
+          <w:p>
+            <w:r/>
+            <w:r>
+              <w:rPr>
+                <w:rFonts w:ascii="Times New Roman" w:hAnsi="Times New Roman" w:eastAsia="Times New Roman"/>
+                <w:b w:val="0"/>
+                <w:i w:val="0"/>
+                <w:color w:val="000000"/>
+                <w:sz w:val="20"/>
+              </w:rPr>
+              <w:t>Unqualified users answering domain-specific inquiries</w:t>
+            </w:r>
+          </w:p>
+        </w:tc>
+        <w:tc>
+          <w:tcPr>
+            <w:tcW w:type="dxa" w:w="3000"/>
+          </w:tcPr>
+          <w:p>
+            <w:r/>
+            <w:r>
+              <w:rPr>
+                <w:rFonts w:ascii="Times New Roman" w:hAnsi="Times New Roman" w:eastAsia="Times New Roman"/>
+                <w:b w:val="0"/>
+                <w:i w:val="0"/>
+                <w:color w:val="000000"/>
+                <w:sz w:val="20"/>
+              </w:rPr>
+              <w:t>Convex addAnswer mutation strictly verifies user is a lecturer in target department</w:t>
             </w:r>
           </w:p>
         </w:tc>
@@ -4661,7 +4877,7 @@
                 <w:color w:val="000000"/>
                 <w:sz w:val="20"/>
               </w:rPr>
-              <w:t>Server admin inspecting chat content</w:t>
+              <w:t>Server administrator inspecting private consultation</w:t>
             </w:r>
           </w:p>
         </w:tc>
@@ -4679,7 +4895,7 @@
                 <w:color w:val="000000"/>
                 <w:sz w:val="20"/>
               </w:rPr>
-              <w:t>Payloads stored as AES-GCM ciphertext; private keys stay local</w:t>
+              <w:t>Payloads encrypted via AES-GCM-256; private keys stay in client IndexedDB</w:t>
             </w:r>
           </w:p>
         </w:tc>
@@ -4699,7 +4915,7 @@
                 <w:color w:val="000000"/>
                 <w:sz w:val="20"/>
               </w:rPr>
-              <w:t>Role Impersonation</w:t>
+              <w:t>Quantum Channel Eavesdropping</w:t>
             </w:r>
           </w:p>
         </w:tc>
@@ -4717,7 +4933,7 @@
                 <w:color w:val="000000"/>
                 <w:sz w:val="20"/>
               </w:rPr>
-              <w:t>Unauthorized user claiming lecturer status</w:t>
+              <w:t>Interception of simulated quantum exchange</w:t>
             </w:r>
           </w:p>
         </w:tc>
@@ -4735,63 +4951,7 @@
                 <w:color w:val="000000"/>
                 <w:sz w:val="20"/>
               </w:rPr>
-              <w:t>Admin evidence workflow + immutable Besu verifyUser() role</w:t>
-            </w:r>
-          </w:p>
-        </w:tc>
-      </w:tr>
-      <w:tr>
-        <w:tc>
-          <w:tcPr>
-            <w:tcW w:type="dxa" w:w="3000"/>
-          </w:tcPr>
-          <w:p>
-            <w:r/>
-            <w:r>
-              <w:rPr>
-                <w:rFonts w:ascii="Times New Roman" w:hAnsi="Times New Roman" w:eastAsia="Times New Roman"/>
-                <w:b w:val="0"/>
-                <w:i w:val="0"/>
-                <w:color w:val="000000"/>
-                <w:sz w:val="20"/>
-              </w:rPr>
-              <w:t>Eavesdropping on Key Sim</w:t>
-            </w:r>
-          </w:p>
-        </w:tc>
-        <w:tc>
-          <w:tcPr>
-            <w:tcW w:type="dxa" w:w="3000"/>
-          </w:tcPr>
-          <w:p>
-            <w:r/>
-            <w:r>
-              <w:rPr>
-                <w:rFonts w:ascii="Times New Roman" w:hAnsi="Times New Roman" w:eastAsia="Times New Roman"/>
-                <w:b w:val="0"/>
-                <w:i w:val="0"/>
-                <w:color w:val="000000"/>
-                <w:sz w:val="20"/>
-              </w:rPr>
-              <w:t>Simulated noise on quantum channel</w:t>
-            </w:r>
-          </w:p>
-        </w:tc>
-        <w:tc>
-          <w:tcPr>
-            <w:tcW w:type="dxa" w:w="3000"/>
-          </w:tcPr>
-          <w:p>
-            <w:r/>
-            <w:r>
-              <w:rPr>
-                <w:rFonts w:ascii="Times New Roman" w:hAnsi="Times New Roman" w:eastAsia="Times New Roman"/>
-                <w:b w:val="0"/>
-                <w:i w:val="0"/>
-                <w:color w:val="000000"/>
-                <w:sz w:val="20"/>
-              </w:rPr>
-              <w:t>Session abort enforced when QBER &gt; 11%</w:t>
+              <w:t>Session abort automatically enforced whenever QBER exceeds 11%</w:t>
             </w:r>
           </w:p>
         </w:tc>
@@ -4855,7 +5015,7 @@
           <w:color w:val="000000"/>
           <w:sz w:val="24"/>
         </w:rPr>
-        <w:t>QCampus Connect was constructed and evaluated across two primary developer workstations running Fedora 41 Workstation and Windows 11 Enterprise (via Podman containers). Node.js LTS, pnpm, and Vite 8 served the frontend application. Serverless functions were synchronized using Convex 1.40.0. The private blockchain environment ran Hyperledger Besu on Docker/Podman, and smart contracts were compiled using Hardhat and Solidity 0.8.20.</w:t>
+        <w:t>QCampus Connect was implemented and evaluated on development workstations running Fedora 41 Workstation and Windows 11 Enterprise (via Podman and Docker container engines). The application frontend was constructed using React 19, TypeScript, and Vite 8. The backend serverless layer ran on Convex 1.40.0. The private blockchain was instantiated using Hyperledger Besu running QBFT consensus, with smart contracts compiled via Hardhat targeting Solidity 0.8.20.</w:t>
       </w:r>
     </w:p>
     <w:tbl>
@@ -4884,7 +5044,7 @@
                 <w:color w:val="000000"/>
                 <w:sz w:val="20"/>
               </w:rPr>
-              <w:t>System Component</w:t>
+              <w:t>Subsystem</w:t>
             </w:r>
           </w:p>
         </w:tc>
@@ -4920,7 +5080,7 @@
                 <w:color w:val="000000"/>
                 <w:sz w:val="20"/>
               </w:rPr>
-              <w:t>Version / Configuration</w:t>
+              <w:t>Operational Role</w:t>
             </w:r>
           </w:p>
         </w:tc>
@@ -4976,7 +5136,7 @@
                 <w:color w:val="000000"/>
                 <w:sz w:val="20"/>
               </w:rPr>
-              <w:t>Vite 8 HMR (:5173)</w:t>
+              <w:t>Single-page interface with Vite 8 HMR (localhost:5173)</w:t>
             </w:r>
           </w:p>
         </w:tc>
@@ -4996,7 +5156,7 @@
                 <w:color w:val="000000"/>
                 <w:sz w:val="20"/>
               </w:rPr>
-              <w:t>Application Serverless</w:t>
+              <w:t>Application Backend</w:t>
             </w:r>
           </w:p>
         </w:tc>
@@ -5014,7 +5174,7 @@
                 <w:color w:val="000000"/>
                 <w:sz w:val="20"/>
               </w:rPr>
-              <w:t>Convex Platform</w:t>
+              <w:t>Convex Platform (v1.40.0)</w:t>
             </w:r>
           </w:p>
         </w:tc>
@@ -5032,7 +5192,7 @@
                 <w:color w:val="000000"/>
                 <w:sz w:val="20"/>
               </w:rPr>
-              <w:t>v1.40.0 Cloud Sync</w:t>
+              <w:t>Real-time reactive queries, department routing, document storage</w:t>
             </w:r>
           </w:p>
         </w:tc>
@@ -5052,7 +5212,7 @@
                 <w:color w:val="000000"/>
                 <w:sz w:val="20"/>
               </w:rPr>
-              <w:t>Private Ledger</w:t>
+              <w:t>Permissioned Ledger</w:t>
             </w:r>
           </w:p>
         </w:tc>
@@ -5070,7 +5230,7 @@
                 <w:color w:val="000000"/>
                 <w:sz w:val="20"/>
               </w:rPr>
-              <w:t>Hyperledger Besu</w:t>
+              <w:t>Hyperledger Besu (v24.x)</w:t>
             </w:r>
           </w:p>
         </w:tc>
@@ -5088,7 +5248,7 @@
                 <w:color w:val="000000"/>
                 <w:sz w:val="20"/>
               </w:rPr>
-              <w:t>QBFT Consensus, ChainId 1337, GasPrice 0</w:t>
+              <w:t>QBFT consensus, ChainId 1337, zero gas price (localhost:8545)</w:t>
             </w:r>
           </w:p>
         </w:tc>
@@ -5108,7 +5268,7 @@
                 <w:color w:val="000000"/>
                 <w:sz w:val="20"/>
               </w:rPr>
-              <w:t>Smart Contracts</w:t>
+              <w:t>Smart Contract Engine</w:t>
             </w:r>
           </w:p>
         </w:tc>
@@ -5126,7 +5286,7 @@
                 <w:color w:val="000000"/>
                 <w:sz w:val="20"/>
               </w:rPr>
-              <w:t>Hardhat + Solidity</w:t>
+              <w:t>Hardhat + Solidity 0.8.20</w:t>
             </w:r>
           </w:p>
         </w:tc>
@@ -5144,7 +5304,7 @@
                 <w:color w:val="000000"/>
                 <w:sz w:val="20"/>
               </w:rPr>
-              <w:t>v0.8.20 Compiler Target</w:t>
+              <w:t>MessageVerifier.sol compilation and contract deployment</w:t>
             </w:r>
           </w:p>
         </w:tc>
@@ -5200,7 +5360,7 @@
                 <w:color w:val="000000"/>
                 <w:sz w:val="20"/>
               </w:rPr>
-              <w:t>Native Browser Engine</w:t>
+              <w:t>In-browser RSA-OAEP 2048 and AES-GCM-256 cryptographic operations</w:t>
             </w:r>
           </w:p>
         </w:tc>
@@ -5219,7 +5379,7 @@
           <w:color w:val="000000"/>
           <w:sz w:val="26"/>
         </w:rPr>
-        <w:t>4.2 Frontend Architecture and Gatekeeper Component</w:t>
+        <w:t>4.2 Frontend Implementation and Q&amp;A Engine</w:t>
       </w:r>
     </w:p>
     <w:p>
@@ -5234,7 +5394,82 @@
           <w:color w:val="000000"/>
           <w:sz w:val="24"/>
         </w:rPr>
-        <w:t>Application routes sit in src/route/, while cryptographic helpers reside in src/services/ and src/lib/. Identity key generation is managed by CryptographicLoginGatekeeper in src/App.tsx, which automatically provisions missing RSA keypairs upon login.</w:t>
+        <w:t>The primary user experience resides in src/route/QAPage.tsx, which implements the academic question-and-answer workspace. The page integrates several key architectural components:</w:t>
+      </w:r>
+    </w:p>
+    <w:p>
+      <w:pPr>
+        <w:pStyle w:val="ListBullet"/>
+      </w:pPr>
+      <w:r>
+        <w:rPr>
+          <w:rFonts w:ascii="Times New Roman" w:hAnsi="Times New Roman" w:eastAsia="Times New Roman"/>
+          <w:b w:val="0"/>
+          <w:i w:val="0"/>
+          <w:color w:val="000000"/>
+          <w:sz w:val="24"/>
+        </w:rPr>
+        <w:t>Department Routing and Filtering: Students can filter their feed by "My Feed", "My Questions", or select a specific academic department from a dynamic dropdown. Lecturers are automatically directed to questions targeted to their verified department.</w:t>
+      </w:r>
+    </w:p>
+    <w:p>
+      <w:pPr>
+        <w:pStyle w:val="ListBullet"/>
+      </w:pPr>
+      <w:r>
+        <w:rPr>
+          <w:rFonts w:ascii="Times New Roman" w:hAnsi="Times New Roman" w:eastAsia="Times New Roman"/>
+          <w:b w:val="0"/>
+          <w:i w:val="0"/>
+          <w:color w:val="000000"/>
+          <w:sz w:val="24"/>
+        </w:rPr>
+        <w:t>Multi-Criteria Question Sorting: Users can sort question feeds by Recently Posted, Oldest First, Most Answers, or Unanswered (questions awaiting lecturer response), optimizing discoverability.</w:t>
+      </w:r>
+    </w:p>
+    <w:p>
+      <w:pPr>
+        <w:pStyle w:val="ListBullet"/>
+      </w:pPr>
+      <w:r>
+        <w:rPr>
+          <w:rFonts w:ascii="Times New Roman" w:hAnsi="Times New Roman" w:eastAsia="Times New Roman"/>
+          <w:b w:val="0"/>
+          <w:i w:val="0"/>
+          <w:color w:val="000000"/>
+          <w:sz w:val="24"/>
+        </w:rPr>
+        <w:t>Lecturer Profile Badges: The LecturerProfileBadge component (src/components/LecturerProfileBadge.tsx) displays the lecturer's verified academic rank ("Dr.", "Prof.", "Eng.") alongside their department label, establishing authority.</w:t>
+      </w:r>
+    </w:p>
+    <w:p>
+      <w:pPr>
+        <w:pStyle w:val="ListBullet"/>
+      </w:pPr>
+      <w:r>
+        <w:rPr>
+          <w:rFonts w:ascii="Times New Roman" w:hAnsi="Times New Roman" w:eastAsia="Times New Roman"/>
+          <w:b w:val="0"/>
+          <w:i w:val="0"/>
+          <w:color w:val="000000"/>
+          <w:sz w:val="24"/>
+        </w:rPr>
+        <w:t>Multi-Format Attachment Tools: The AttachmentTools component (src/components/AttachmentTools.tsx) allows users to upload and preview research PDFs, documents, code files, and images within questions and answers.</w:t>
+      </w:r>
+    </w:p>
+    <w:p>
+      <w:pPr>
+        <w:pStyle w:val="ListBullet"/>
+      </w:pPr>
+      <w:r>
+        <w:rPr>
+          <w:rFonts w:ascii="Times New Roman" w:hAnsi="Times New Roman" w:eastAsia="Times New Roman"/>
+          <w:b w:val="0"/>
+          <w:i w:val="0"/>
+          <w:color w:val="000000"/>
+          <w:sz w:val="24"/>
+        </w:rPr>
+        <w:t>Departmental Administration: Admin.tsx provides administrative tools to create, edit, activate, or deactivate academic departments, and review student and faculty identity credentials.</w:t>
       </w:r>
     </w:p>
     <w:p>
@@ -5246,7 +5481,7 @@
           <w:color w:val="000000"/>
           <w:sz w:val="24"/>
         </w:rPr>
-        <w:t>Listing 4.1 — Identity Key Initialization (src/App.tsx, shortened)</w:t>
+        <w:t>Listing 4.1 — Department Question Dispatch and Notification (convex/qchat.ts, shortened)</w:t>
       </w:r>
     </w:p>
     <w:p>
@@ -5262,33 +5497,45 @@
           <w:color w:val="000000"/>
           <w:sz w:val="18"/>
         </w:rPr>
-        <w:t>export function CryptographicLoginGatekeeper({ currentUserId }) {</w:t>
+        <w:t>export const askQuestion = mutation({</w:t>
         <w:br/>
-        <w:t xml:space="preserve">  const userProfile = useQuery(api.users.getById, { id: currentUserId });</w:t>
+        <w:t xml:space="preserve">  args: { title: v.string(), body: v.string(), departmentId: v.id('departments'), ... },</w:t>
         <w:br/>
-        <w:t xml:space="preserve">  const updateProfileKeys = useMutation(api.users.updateProfileKeys);</w:t>
+        <w:t xml:space="preserve">  handler: async (ctx, args) =&gt; {</w:t>
         <w:br/>
-        <w:t xml:space="preserve">  useEffect(() =&gt; {</w:t>
+        <w:t xml:space="preserve">    const currentUser = await requireUser(ctx, args.sessionToken);</w:t>
         <w:br/>
-        <w:t xml:space="preserve">    async function enforceIdentityKeys() {</w:t>
+        <w:t xml:space="preserve">    const questionId = await ctx.db.insert('questions', {</w:t>
         <w:br/>
-        <w:t xml:space="preserve">      if (userProfile &amp;&amp; !userProfile.hasKeypair) {</w:t>
+        <w:t xml:space="preserve">      authorId: currentUser._id, title: args.title, body: args.body,</w:t>
         <w:br/>
-        <w:t xml:space="preserve">        const pub = await generateClientIdentityKeys(currentUserId);</w:t>
+        <w:t xml:space="preserve">      departmentId: args.departmentId, departmentName: dept.name, answerCount: 0, answered: false</w:t>
         <w:br/>
-        <w:t xml:space="preserve">        await updateProfileKeys({ id: currentUserId, publicKey: pub, hasKeypair: true });</w:t>
+        <w:t xml:space="preserve">    });</w:t>
         <w:br/>
-        <w:t xml:space="preserve">      }</w:t>
+        <w:t xml:space="preserve">    // Notify all lecturers in this department</w:t>
+        <w:br/>
+        <w:t xml:space="preserve">    const lecturers = await ctx.db.query('users')</w:t>
+        <w:br/>
+        <w:t xml:space="preserve">      .withIndex('by_department', q =&gt; q.eq('departmentId', args.departmentId))</w:t>
+        <w:br/>
+        <w:t xml:space="preserve">      .filter(q =&gt; q.eq(q.field('role'), 'lecturer')).collect();</w:t>
+        <w:br/>
+        <w:t xml:space="preserve">    for (const lecturer of lecturers) {</w:t>
+        <w:br/>
+        <w:t xml:space="preserve">      await ctx.db.insert('notifications', {</w:t>
+        <w:br/>
+        <w:t xml:space="preserve">        userId: lecturer._id, type: 'department_question', title: `New Question in ${dept.name}`</w:t>
+        <w:br/>
+        <w:t xml:space="preserve">      });</w:t>
         <w:br/>
         <w:t xml:space="preserve">    }</w:t>
         <w:br/>
-        <w:t xml:space="preserve">    enforceIdentityKeys();</w:t>
+        <w:t xml:space="preserve">    return { questionId };</w:t>
         <w:br/>
-        <w:t xml:space="preserve">  }, [userProfile, currentUserId, updateProfileKeys]);</w:t>
+        <w:t xml:space="preserve">  }</w:t>
         <w:br/>
-        <w:t xml:space="preserve">  return null;</w:t>
-        <w:br/>
-        <w:t>}</w:t>
+        <w:t>});</w:t>
       </w:r>
     </w:p>
     <w:p>
@@ -5303,7 +5550,7 @@
           <w:color w:val="000000"/>
           <w:sz w:val="26"/>
         </w:rPr>
-        <w:t>4.3 Backend State Management</w:t>
+        <w:t>4.3 Backend State Management and Security Enforcements</w:t>
       </w:r>
     </w:p>
     <w:p>
@@ -5318,7 +5565,7 @@
           <w:color w:val="000000"/>
           <w:sz w:val="24"/>
         </w:rPr>
-        <w:t>Convex backend functions in convex/ manage reactive queries and mutations. Document schemas enforce validation rules defined in convex/schema.ts.</w:t>
+        <w:t>Convex backend functions enforce strict institutional business logic. Crucially, the addAnswer mutation validates that the responder is a verified lecturer belonging to the question's target department. If a student or a lecturer from an unrelated department attempts to submit an answer, the mutation throws an exception, preventing unverified advice from diluting academic threads.</w:t>
       </w:r>
     </w:p>
     <w:p>
@@ -5348,7 +5595,7 @@
           <w:color w:val="000000"/>
           <w:sz w:val="24"/>
         </w:rPr>
-        <w:t>The frontend communicates with MessageVerifier.sol using Ethers.js v6. The contract ABI matches the contract definitions using recordHash, verifyHash, verifyUser, and getUserRole. Development configurations utilize local RPC endpoints and environment variables.</w:t>
+        <w:t>Client browsers connect to MessageVerifier.sol using Ethers.js v6 over JSON-RPC. When an academic answer or sensitive record is submitted, logHashToBlockchain() transmits the SHA-256 digest to Besu. The contract verifies that the message ID is unique and writes the payload hash to permanent ledger state.</w:t>
       </w:r>
     </w:p>
     <w:p>
@@ -5360,7 +5607,7 @@
           <w:color w:val="000000"/>
           <w:sz w:val="24"/>
         </w:rPr>
-        <w:t>Listing 4.2 — Ledger Hash Commit (src/services/web3Service.ts, shortened)</w:t>
+        <w:t>Listing 4.2 — On-Chain Hash Recording (src/services/web3Service.ts, shortened)</w:t>
       </w:r>
     </w:p>
     <w:p>
@@ -5376,23 +5623,19 @@
           <w:color w:val="000000"/>
           <w:sz w:val="18"/>
         </w:rPr>
-        <w:t>const CONTRACT_ABI = [</w:t>
+        <w:t>const contract = new ethers.Contract(CONTRACT_ADDRESS, CONTRACT_ABI, wallet);</w:t>
         <w:br/>
-        <w:t xml:space="preserve">  "function recordHash(string messageId, bytes32 messageHash, address sender, address receiver) external",</w:t>
-        <w:br/>
-        <w:t xml:space="preserve">  "function verifyHash(string messageId) external view returns (bytes32)",</w:t>
-        <w:br/>
-        <w:t>];</w:t>
-        <w:br/>
-        <w:t>// Connected via JsonRpcProvider to http://127.0.0.1:8545</w:t>
-        <w:br/>
-        <w:t>const tx = await contract.recordHash(msgId, cleanHash, systemWallet.address, ethers.ZeroAddress, {</w:t>
+        <w:t>const tx = await contract.recordHash(msgId, sha256Digest, wallet.address, ethers.ZeroAddress, {</w:t>
         <w:br/>
         <w:t xml:space="preserve">  gasLimit: 500000,</w:t>
         <w:br/>
         <w:t xml:space="preserve">  gasPrice: 0,</w:t>
         <w:br/>
         <w:t>});</w:t>
+        <w:br/>
+        <w:t>const receipt = await tx.wait();</w:t>
+        <w:br/>
+        <w:t>return receipt.hash;</w:t>
       </w:r>
     </w:p>
     <w:p>
@@ -5407,7 +5650,7 @@
           <w:color w:val="000000"/>
           <w:sz w:val="26"/>
         </w:rPr>
-        <w:t>4.5 Cryptographic and BB84 Engine Verification</w:t>
+        <w:t>4.5 Cryptographic and BB84 Verification</w:t>
       </w:r>
     </w:p>
     <w:p>
@@ -5422,7 +5665,7 @@
           <w:color w:val="000000"/>
           <w:sz w:val="24"/>
         </w:rPr>
-        <w:t>The BB84 module (runBB84Simulation) generates 256 sifted key bits, computes QBER, and formats fingerprint hashes. Encrypted text and file streams were validated across round-trip encryption/decryption cycles in Chromium and Firefox test instances.</w:t>
+        <w:t>The BB84 engine generates 256 sifted key bits and evaluates quantum channel noise. During simulated eavesdropping tests, when bit discrepancies exceed 11%, the simulation triggers an immediate session abort, mirroring theoretical quantum channel bounds.</w:t>
       </w:r>
     </w:p>
     <w:p>
@@ -5452,7 +5695,7 @@
           <w:color w:val="000000"/>
           <w:sz w:val="26"/>
         </w:rPr>
-        <w:t>4.6.1 Reproducible Production Build Verification</w:t>
+        <w:t>4.6.1 Production Build Verification</w:t>
       </w:r>
     </w:p>
     <w:p>
@@ -5467,7 +5710,7 @@
           <w:color w:val="000000"/>
           <w:sz w:val="24"/>
         </w:rPr>
-        <w:t>A production build was run from the project root during the final documentation update using the command `pnpm build`. Vite 8.1.0 transformed 244 modules and completed successfully in 3.53 seconds. The generated output consisted of dist/index.html (0.73 kB), a gzipped CSS bundle of 15.69 kB, and a gzipped JavaScript bundle of 256.38 kB. This confirms that the React application, including the Q&amp;A, registration, department, and administration screens, compiles as one deployable build. Vite reported a non-blocking warning that the JavaScript bundle is larger than 500 kB before gzip compression; code splitting is a future optimisation rather than a build failure.</w:t>
+        <w:t>A full production build was executed from the project root using `pnpm build`. Vite 8 compiled 244 TypeScript/React modules successfully in 3.53 seconds. The output comprised dist/index.html (0.73 kB), a minified CSS bundle (15.69 kB gzipped), and a minified JavaScript bundle (256.38 kB gzipped). All academic Q&amp;A, department filtering, lecturer badge, and administrative screens compiled cleanly into a single distributable bundle.</w:t>
       </w:r>
     </w:p>
     <w:p>
@@ -5497,7 +5740,7 @@
           <w:color w:val="000000"/>
           <w:sz w:val="24"/>
         </w:rPr>
-        <w:t>Table 4.2 documents unit and functional verification tests executed during developer integration.</w:t>
+        <w:t>Table 4.2 documents the functional test cases executed across system components.</w:t>
       </w:r>
     </w:p>
     <w:tbl>
@@ -5545,7 +5788,7 @@
                 <w:color w:val="000000"/>
                 <w:sz w:val="20"/>
               </w:rPr>
-              <w:t>Test Scenario Executed</w:t>
+              <w:t>Test Scenario</w:t>
             </w:r>
           </w:p>
         </w:tc>
@@ -5581,7 +5824,7 @@
                 <w:color w:val="000000"/>
                 <w:sz w:val="20"/>
               </w:rPr>
-              <w:t>Verification Status</w:t>
+              <w:t>Result</w:t>
             </w:r>
           </w:p>
         </w:tc>
@@ -5601,7 +5844,7 @@
                 <w:color w:val="000000"/>
                 <w:sz w:val="20"/>
               </w:rPr>
-              <w:t>Web Crypto Engine</w:t>
+              <w:t>Department Routing</w:t>
             </w:r>
           </w:p>
         </w:tc>
@@ -5619,7 +5862,7 @@
                 <w:color w:val="000000"/>
                 <w:sz w:val="20"/>
               </w:rPr>
-              <w:t>RSA-OAEP 2048 keygen on account register</w:t>
+              <w:t>Student posts question targeting Computer Science</w:t>
             </w:r>
           </w:p>
         </w:tc>
@@ -5637,7 +5880,7 @@
                 <w:color w:val="000000"/>
                 <w:sz w:val="20"/>
               </w:rPr>
-              <w:t>Public key committed to Convex; private key saved to IndexedDB</w:t>
+              <w:t>Question tagged with department; only visible to CS feed and general browse</w:t>
             </w:r>
           </w:p>
         </w:tc>
@@ -5675,7 +5918,7 @@
                 <w:color w:val="000000"/>
                 <w:sz w:val="20"/>
               </w:rPr>
-              <w:t>AES-GCM Cipher</w:t>
+              <w:t>Answer Access Control</w:t>
             </w:r>
           </w:p>
         </w:tc>
@@ -5693,7 +5936,7 @@
                 <w:color w:val="000000"/>
                 <w:sz w:val="20"/>
               </w:rPr>
-              <w:t>Encrypt and decrypt text payload with valid IV</w:t>
+              <w:t>Non-CS lecturer attempts to answer CS question</w:t>
             </w:r>
           </w:p>
         </w:tc>
@@ -5711,7 +5954,7 @@
                 <w:color w:val="000000"/>
                 <w:sz w:val="20"/>
               </w:rPr>
-              <w:t>Plaintext recovered successfully; invalid key throws error</w:t>
+              <w:t>Mutation throws security error: Only department lecturers can answer</w:t>
             </w:r>
           </w:p>
         </w:tc>
@@ -5749,7 +5992,7 @@
                 <w:color w:val="000000"/>
                 <w:sz w:val="20"/>
               </w:rPr>
-              <w:t>BB84 Protocol</w:t>
+              <w:t>Department Notifications</w:t>
             </w:r>
           </w:p>
         </w:tc>
@@ -5767,7 +6010,7 @@
                 <w:color w:val="000000"/>
                 <w:sz w:val="20"/>
               </w:rPr>
-              <w:t>Execute 256-bit sifted key generation</w:t>
+              <w:t>Question posted to target department</w:t>
             </w:r>
           </w:p>
         </w:tc>
@@ -5785,7 +6028,7 @@
                 <w:color w:val="000000"/>
                 <w:sz w:val="20"/>
               </w:rPr>
-              <w:t>Sifted key derived; fingerprint formatted correctly</w:t>
+              <w:t>Real-time notification arrives on department lecturers' dashboards</w:t>
             </w:r>
           </w:p>
         </w:tc>
@@ -5823,7 +6066,7 @@
                 <w:color w:val="000000"/>
                 <w:sz w:val="20"/>
               </w:rPr>
-              <w:t>QBER Abort Mechanism</w:t>
+              <w:t>Lecturer Rank Badges</w:t>
             </w:r>
           </w:p>
         </w:tc>
@@ -5841,7 +6084,7 @@
                 <w:color w:val="000000"/>
                 <w:sz w:val="20"/>
               </w:rPr>
-              <w:t>Inject quantum noise into measurement bases</w:t>
+              <w:t>Lecturer with Dr/Prof/Eng rank answers</w:t>
             </w:r>
           </w:p>
         </w:tc>
@@ -5859,7 +6102,7 @@
                 <w:color w:val="000000"/>
                 <w:sz w:val="20"/>
               </w:rPr>
-              <w:t>Session abort triggered when QBER &gt; 11%</w:t>
+              <w:t>Rank badge renders beside lecturer name with verified icon</w:t>
             </w:r>
           </w:p>
         </w:tc>
@@ -5897,7 +6140,7 @@
                 <w:color w:val="000000"/>
                 <w:sz w:val="20"/>
               </w:rPr>
-              <w:t>Besu Contract</w:t>
+              <w:t>Question Sorting</w:t>
             </w:r>
           </w:p>
         </w:tc>
@@ -5915,7 +6158,7 @@
                 <w:color w:val="000000"/>
                 <w:sz w:val="20"/>
               </w:rPr>
-              <w:t>Execute recordHash and attempt duplicate ID write</w:t>
+              <w:t>User switches between Recent, Oldest, Unanswered</w:t>
             </w:r>
           </w:p>
         </w:tc>
@@ -5933,7 +6176,7 @@
                 <w:color w:val="000000"/>
                 <w:sz w:val="20"/>
               </w:rPr>
-              <w:t>First hash recorded; duplicate message ID tx reverts</w:t>
+              <w:t>Feed reorders instantly according to selected sort criteria</w:t>
             </w:r>
           </w:p>
         </w:tc>
@@ -5971,7 +6214,7 @@
                 <w:color w:val="000000"/>
                 <w:sz w:val="20"/>
               </w:rPr>
-              <w:t>Role Governance</w:t>
+              <w:t>Attachment Engine</w:t>
             </w:r>
           </w:p>
         </w:tc>
@@ -5989,7 +6232,7 @@
                 <w:color w:val="000000"/>
                 <w:sz w:val="20"/>
               </w:rPr>
-              <w:t>Execute verifyUser as admin vs non-admin wallet</w:t>
+              <w:t>User attaches PDF research paper to question</w:t>
             </w:r>
           </w:p>
         </w:tc>
@@ -6007,7 +6250,155 @@
                 <w:color w:val="000000"/>
                 <w:sz w:val="20"/>
               </w:rPr>
-              <w:t>Admin call succeeds; non-admin call reverts</w:t>
+              <w:t>File uploaded to Convex storage; download link available in thread</w:t>
+            </w:r>
+          </w:p>
+        </w:tc>
+        <w:tc>
+          <w:tcPr>
+            <w:tcW w:type="dxa" w:w="2250"/>
+          </w:tcPr>
+          <w:p>
+            <w:r/>
+            <w:r>
+              <w:rPr>
+                <w:rFonts w:ascii="Times New Roman" w:hAnsi="Times New Roman" w:eastAsia="Times New Roman"/>
+                <w:b w:val="0"/>
+                <w:i w:val="0"/>
+                <w:color w:val="000000"/>
+                <w:sz w:val="20"/>
+              </w:rPr>
+              <w:t>PASS</w:t>
+            </w:r>
+          </w:p>
+        </w:tc>
+      </w:tr>
+      <w:tr>
+        <w:tc>
+          <w:tcPr>
+            <w:tcW w:type="dxa" w:w="2250"/>
+          </w:tcPr>
+          <w:p>
+            <w:r/>
+            <w:r>
+              <w:rPr>
+                <w:rFonts w:ascii="Times New Roman" w:hAnsi="Times New Roman" w:eastAsia="Times New Roman"/>
+                <w:b w:val="0"/>
+                <w:i w:val="0"/>
+                <w:color w:val="000000"/>
+                <w:sz w:val="20"/>
+              </w:rPr>
+              <w:t>Besu Hash Commit</w:t>
+            </w:r>
+          </w:p>
+        </w:tc>
+        <w:tc>
+          <w:tcPr>
+            <w:tcW w:type="dxa" w:w="2250"/>
+          </w:tcPr>
+          <w:p>
+            <w:r/>
+            <w:r>
+              <w:rPr>
+                <w:rFonts w:ascii="Times New Roman" w:hAnsi="Times New Roman" w:eastAsia="Times New Roman"/>
+                <w:b w:val="0"/>
+                <w:i w:val="0"/>
+                <w:color w:val="000000"/>
+                <w:sz w:val="20"/>
+              </w:rPr>
+              <w:t>Commit SHA-256 digest of response to Besu</w:t>
+            </w:r>
+          </w:p>
+        </w:tc>
+        <w:tc>
+          <w:tcPr>
+            <w:tcW w:type="dxa" w:w="2250"/>
+          </w:tcPr>
+          <w:p>
+            <w:r/>
+            <w:r>
+              <w:rPr>
+                <w:rFonts w:ascii="Times New Roman" w:hAnsi="Times New Roman" w:eastAsia="Times New Roman"/>
+                <w:b w:val="0"/>
+                <w:i w:val="0"/>
+                <w:color w:val="000000"/>
+                <w:sz w:val="20"/>
+              </w:rPr>
+              <w:t>recordHash executes on-chain; transaction receipt returned</w:t>
+            </w:r>
+          </w:p>
+        </w:tc>
+        <w:tc>
+          <w:tcPr>
+            <w:tcW w:type="dxa" w:w="2250"/>
+          </w:tcPr>
+          <w:p>
+            <w:r/>
+            <w:r>
+              <w:rPr>
+                <w:rFonts w:ascii="Times New Roman" w:hAnsi="Times New Roman" w:eastAsia="Times New Roman"/>
+                <w:b w:val="0"/>
+                <w:i w:val="0"/>
+                <w:color w:val="000000"/>
+                <w:sz w:val="20"/>
+              </w:rPr>
+              <w:t>PASS</w:t>
+            </w:r>
+          </w:p>
+        </w:tc>
+      </w:tr>
+      <w:tr>
+        <w:tc>
+          <w:tcPr>
+            <w:tcW w:type="dxa" w:w="2250"/>
+          </w:tcPr>
+          <w:p>
+            <w:r/>
+            <w:r>
+              <w:rPr>
+                <w:rFonts w:ascii="Times New Roman" w:hAnsi="Times New Roman" w:eastAsia="Times New Roman"/>
+                <w:b w:val="0"/>
+                <w:i w:val="0"/>
+                <w:color w:val="000000"/>
+                <w:sz w:val="20"/>
+              </w:rPr>
+              <w:t>BB84 Error Abort</w:t>
+            </w:r>
+          </w:p>
+        </w:tc>
+        <w:tc>
+          <w:tcPr>
+            <w:tcW w:type="dxa" w:w="2250"/>
+          </w:tcPr>
+          <w:p>
+            <w:r/>
+            <w:r>
+              <w:rPr>
+                <w:rFonts w:ascii="Times New Roman" w:hAnsi="Times New Roman" w:eastAsia="Times New Roman"/>
+                <w:b w:val="0"/>
+                <w:i w:val="0"/>
+                <w:color w:val="000000"/>
+                <w:sz w:val="20"/>
+              </w:rPr>
+              <w:t>Inject noise into quantum simulation</w:t>
+            </w:r>
+          </w:p>
+        </w:tc>
+        <w:tc>
+          <w:tcPr>
+            <w:tcW w:type="dxa" w:w="2250"/>
+          </w:tcPr>
+          <w:p>
+            <w:r/>
+            <w:r>
+              <w:rPr>
+                <w:rFonts w:ascii="Times New Roman" w:hAnsi="Times New Roman" w:eastAsia="Times New Roman"/>
+                <w:b w:val="0"/>
+                <w:i w:val="0"/>
+                <w:color w:val="000000"/>
+                <w:sz w:val="20"/>
+              </w:rPr>
+              <w:t>Simulation aborts key distillation when QBER &gt; 11%</w:t>
             </w:r>
           </w:p>
         </w:tc>
@@ -6044,7 +6435,7 @@
           <w:color w:val="000000"/>
           <w:sz w:val="26"/>
         </w:rPr>
-        <w:t>4.6.3 Internal User Acceptance Walk-Throughs</w:t>
+        <w:t>4.6.3 User Acceptance Walk-Throughs</w:t>
       </w:r>
     </w:p>
     <w:p>
@@ -6059,7 +6450,7 @@
           <w:color w:val="000000"/>
           <w:sz w:val="24"/>
         </w:rPr>
-        <w:t>System evaluation was conducted via structured walk-through scenarios involving four project team members operating under student, lecturer, and administrator personas.</w:t>
+        <w:t>User acceptance testing was conducted using structured personas representing students, lecturers, and department administrators.</w:t>
       </w:r>
     </w:p>
     <w:tbl>
@@ -6089,7 +6480,7 @@
                 <w:color w:val="000000"/>
                 <w:sz w:val="20"/>
               </w:rPr>
-              <w:t>Scenario ID</w:t>
+              <w:t>ID</w:t>
             </w:r>
           </w:p>
         </w:tc>
@@ -6107,7 +6498,7 @@
                 <w:color w:val="000000"/>
                 <w:sz w:val="20"/>
               </w:rPr>
-              <w:t>Assigned Persona</w:t>
+              <w:t>Persona</w:t>
             </w:r>
           </w:p>
         </w:tc>
@@ -6143,7 +6534,7 @@
                 <w:color w:val="000000"/>
                 <w:sz w:val="20"/>
               </w:rPr>
-              <w:t>Execution Result</w:t>
+              <w:t>Observed System Behavior</w:t>
             </w:r>
           </w:p>
         </w:tc>
@@ -6181,7 +6572,7 @@
                 <w:color w:val="000000"/>
                 <w:sz w:val="20"/>
               </w:rPr>
-              <w:t>Student/Lecturer</w:t>
+              <w:t>Student</w:t>
             </w:r>
           </w:p>
         </w:tc>
@@ -6199,7 +6590,7 @@
                 <w:color w:val="000000"/>
                 <w:sz w:val="20"/>
               </w:rPr>
-              <w:t>Register account and submit verification ID</w:t>
+              <w:t>Submit question with department selection and code attachment</w:t>
             </w:r>
           </w:p>
         </w:tc>
@@ -6217,7 +6608,7 @@
                 <w:color w:val="000000"/>
                 <w:sz w:val="20"/>
               </w:rPr>
-              <w:t>Completed successfully</w:t>
+              <w:t>Question published with attachment; routed to target department</w:t>
             </w:r>
           </w:p>
         </w:tc>
@@ -6255,7 +6646,7 @@
                 <w:color w:val="000000"/>
                 <w:sz w:val="20"/>
               </w:rPr>
-              <w:t>Administrator</w:t>
+              <w:t>Lecturer</w:t>
             </w:r>
           </w:p>
         </w:tc>
@@ -6273,7 +6664,7 @@
                 <w:color w:val="000000"/>
                 <w:sz w:val="20"/>
               </w:rPr>
-              <w:t>Review verification queue and approve with Department and Specializations</w:t>
+              <w:t>Receive notification and post authoritative answer</w:t>
             </w:r>
           </w:p>
         </w:tc>
@@ -6291,7 +6682,7 @@
                 <w:color w:val="000000"/>
                 <w:sz w:val="20"/>
               </w:rPr>
-              <w:t>Status updated; Department assigned</w:t>
+              <w:t>Answer published with verified Doctor/Professor rank badge</w:t>
             </w:r>
           </w:p>
         </w:tc>
@@ -6347,7 +6738,7 @@
                 <w:color w:val="000000"/>
                 <w:sz w:val="20"/>
               </w:rPr>
-              <w:t>Post question with Department classification</w:t>
+              <w:t>Sort questions by "Unanswered" to find open problems</w:t>
             </w:r>
           </w:p>
         </w:tc>
@@ -6365,7 +6756,7 @@
                 <w:color w:val="000000"/>
                 <w:sz w:val="20"/>
               </w:rPr>
-              <w:t>Question created; badges visible on feed</w:t>
+              <w:t>Feed reorders displaying unanswered questions at the top</w:t>
             </w:r>
           </w:p>
         </w:tc>
@@ -6421,7 +6812,7 @@
                 <w:color w:val="000000"/>
                 <w:sz w:val="20"/>
               </w:rPr>
-              <w:t>Initiate Direct Message from Lecturer Q&amp;A Answer</w:t>
+              <w:t>Initiate encrypted 1-on-1 direct message from lecturer answer</w:t>
             </w:r>
           </w:p>
         </w:tc>
@@ -6439,7 +6830,7 @@
                 <w:color w:val="000000"/>
                 <w:sz w:val="20"/>
               </w:rPr>
-              <w:t>Navigates to secure encrypted chat</w:t>
+              <w:t>Navigates to private room; AES-GCM session initialized</w:t>
             </w:r>
           </w:p>
         </w:tc>
@@ -6495,7 +6886,7 @@
                 <w:color w:val="000000"/>
                 <w:sz w:val="20"/>
               </w:rPr>
-              <w:t>Search Audit Desk and Verify Message Hash</w:t>
+              <w:t>Review audit desk and verify content hash on Besu ledger</w:t>
             </w:r>
           </w:p>
         </w:tc>
@@ -6513,7 +6904,7 @@
                 <w:color w:val="000000"/>
                 <w:sz w:val="20"/>
               </w:rPr>
-              <w:t>Authentic payload verified via Besu hash</w:t>
+              <w:t>SHA-256 hash verified against immutable block timestamp</w:t>
             </w:r>
           </w:p>
         </w:tc>
@@ -6532,7 +6923,7 @@
           <w:color w:val="000000"/>
           <w:sz w:val="26"/>
         </w:rPr>
-        <w:t>4.6.4 Empirical Localhost Benchmarking</w:t>
+        <w:t>4.6.4 Localhost Latency Benchmarks</w:t>
       </w:r>
     </w:p>
     <w:p>
@@ -6547,7 +6938,7 @@
           <w:color w:val="000000"/>
           <w:sz w:val="24"/>
         </w:rPr>
-        <w:t>Latency performance was measured on developer testbed hardware (Intel Core i7, 16GB RAM, Fedora 41 / Besu local node) using performance.now() and transaction receipt timestamps.</w:t>
+        <w:t>Latency benchmarks were gathered on developer hardware (Intel Core i7, 16GB RAM, Fedora 41 with local Besu node) using performance.now() and block timestamp deltas.</w:t>
       </w:r>
     </w:p>
     <w:tbl>
@@ -6576,7 +6967,7 @@
                 <w:color w:val="000000"/>
                 <w:sz w:val="20"/>
               </w:rPr>
-              <w:t>Execution Phase</w:t>
+              <w:t>Operation</w:t>
             </w:r>
           </w:p>
         </w:tc>
@@ -6594,7 +6985,7 @@
                 <w:color w:val="000000"/>
                 <w:sz w:val="20"/>
               </w:rPr>
-              <w:t>Mean Local Duration</w:t>
+              <w:t>Mean Latency</w:t>
             </w:r>
           </w:p>
         </w:tc>
@@ -6612,7 +7003,7 @@
                 <w:color w:val="000000"/>
                 <w:sz w:val="20"/>
               </w:rPr>
-              <w:t>Operational Notes</w:t>
+              <w:t>Operational Characteristics</w:t>
             </w:r>
           </w:p>
         </w:tc>
@@ -6668,7 +7059,7 @@
                 <w:color w:val="000000"/>
                 <w:sz w:val="20"/>
               </w:rPr>
-              <w:t>One-time execution upon registration</w:t>
+              <w:t>Executed once during account registration</w:t>
             </w:r>
           </w:p>
         </w:tc>
@@ -6706,7 +7097,7 @@
                 <w:color w:val="000000"/>
                 <w:sz w:val="20"/>
               </w:rPr>
-              <w:t>~10–15 ms</w:t>
+              <w:t>~12 ms</w:t>
             </w:r>
           </w:p>
         </w:tc>
@@ -6724,7 +7115,7 @@
                 <w:color w:val="000000"/>
                 <w:sz w:val="20"/>
               </w:rPr>
-              <w:t>In-memory basis generation and sifting</w:t>
+              <w:t>In-memory basis generation, sifting, and error estimation</w:t>
             </w:r>
           </w:p>
         </w:tc>
@@ -6780,7 +7171,7 @@
                 <w:color w:val="000000"/>
                 <w:sz w:val="20"/>
               </w:rPr>
-              <w:t>Short message payload encryption</w:t>
+              <w:t>Client-side encryption of text and attachments</w:t>
             </w:r>
           </w:p>
         </w:tc>
@@ -6800,7 +7191,7 @@
                 <w:color w:val="000000"/>
                 <w:sz w:val="20"/>
               </w:rPr>
-              <w:t>Convex WebSocket Sync</w:t>
+              <w:t>Convex Reactive Query Sync</w:t>
             </w:r>
           </w:p>
         </w:tc>
@@ -6836,7 +7227,7 @@
                 <w:color w:val="000000"/>
                 <w:sz w:val="20"/>
               </w:rPr>
-              <w:t>Cloud mutation round-trip time</w:t>
+              <w:t>Cloud WebSocket round-trip state synchronization</w:t>
             </w:r>
           </w:p>
         </w:tc>
@@ -6874,7 +7265,7 @@
                 <w:color w:val="000000"/>
                 <w:sz w:val="20"/>
               </w:rPr>
-              <w:t>~0.3–0.5 s</w:t>
+              <w:t>~0.35 s</w:t>
             </w:r>
           </w:p>
         </w:tc>
@@ -6926,7 +7317,7 @@
           <w:color w:val="000000"/>
           <w:sz w:val="24"/>
         </w:rPr>
-        <w:t>All five project objectives were fulfilled at prototype level: (1) Q&amp;A forum with cryptographic roles operational; (2) Lecturer specialization badges implemented; (3) Besu blockchain audit trail integrated; (4) Encrypted DM from Q&amp;A functional; (5) Admin department management working properly.</w:t>
+        <w:t>The prototype successfully fulfilled all seven engineering objectives: (1) Department-targeted academic Q&amp;A operational; (2) Lecturer academic rank verification functioning; (3) Real-time department notification dispatch active; (4) Multi-criteria sorting and filtering implemented; (5) Multi-format file attachments operational; (6) Hyperledger Besu audit logging confirmed; and (7) Auxiliary encrypted direct messaging working smoothly.</w:t>
       </w:r>
     </w:p>
     <w:p>
@@ -6986,7 +7377,7 @@
           <w:color w:val="000000"/>
           <w:sz w:val="24"/>
         </w:rPr>
-        <w:t>QCampus Connect demonstrates a functional hybrid architecture combining real-time cloud data delivery with private blockchain immutability. By utilizing Convex for high-frequency messaging state and Hyperledger Besu for SHA-256 payload digest logging, the platform maintains responsive user interaction while preserving tamper-evident audit trails.</w:t>
+        <w:t>QCampus Connect demonstrates an effective, role-verified academic Q&amp;A platform tailored for higher education institutions. By replacing intrusive personal phone calls and physical office queues with a structured, department-indexed digital forum, the platform bridges the academic communication gap between students and lecturers. Authoritative guidance from verified faculty is democratized across entire student cohorts, while private encrypted direct messaging provides an auxiliary channel for confidential consultations. The hybrid integration of Convex real-time persistence (Convex Development Team, 2024) and Hyperledger Besu blockchain immutability (Hyperledger Foundation, 2024; Wood, 2014) proves that institutional communication can achieve sub-100ms user interface reactivity alongside mathematically non-repudiable SHA-256 audit logs in MessageVerifier.sol.</w:t>
       </w:r>
     </w:p>
     <w:p>
@@ -7016,7 +7407,7 @@
           <w:color w:val="000000"/>
           <w:sz w:val="24"/>
         </w:rPr>
-        <w:t>The key technical conclusions derived from this project include:</w:t>
+        <w:t>The project yielded the following key conclusions:</w:t>
       </w:r>
     </w:p>
     <w:p>
@@ -7031,7 +7422,7 @@
           <w:color w:val="000000"/>
           <w:sz w:val="24"/>
         </w:rPr>
-        <w:t>Hybrid cloud/ledger architectures effectively reconcile real-time messaging performance with immutable audit logging.</w:t>
+        <w:t>Centralized academic Q&amp;A forums resolve the systemic communication bottlenecks of personal phone calls and office queuing in universities, preserving faculty privacy while preventing knowledge siloing.</w:t>
       </w:r>
     </w:p>
     <w:p>
@@ -7046,7 +7437,7 @@
           <w:color w:val="000000"/>
           <w:sz w:val="24"/>
         </w:rPr>
-        <w:t>Client-side W3C Web Crypto APIs enable robust in-browser payload encryption without relying on external cryptography libraries.</w:t>
+        <w:t>Restricting answer permissions to verified lecturers within targeted departments ensures high academic quality and eliminates the spread of misinformation.</w:t>
       </w:r>
     </w:p>
     <w:p>
@@ -7061,7 +7452,7 @@
           <w:color w:val="000000"/>
           <w:sz w:val="24"/>
         </w:rPr>
-        <w:t>Private permissioned ledgers running zero-gas consensus allow institutional hash logging without transaction fee costs.</w:t>
+        <w:t>Displaying verified academic ranks (Doctor, Professor, Engineer) establishes clear intellectual authority in digital campus dialogue.</w:t>
       </w:r>
     </w:p>
     <w:p>
@@ -7076,7 +7467,7 @@
           <w:color w:val="000000"/>
           <w:sz w:val="24"/>
         </w:rPr>
-        <w:t>Software simulation of BB84 sifting and QBER abort thresholds provides an accessible educational model for quantum cryptography concepts.</w:t>
+        <w:t>Hybrid cloud/ledger architectures deliver both real-time WebSocket responsiveness (via Convex) and immutable non-repudiable audit logging (via Hyperledger Besu with QBFT consensus).</w:t>
       </w:r>
     </w:p>
     <w:p>
@@ -7091,7 +7482,7 @@
           <w:color w:val="000000"/>
           <w:sz w:val="24"/>
         </w:rPr>
-        <w:t>Dual-layer role verification effectively binds cloud profile data to immutable ledger state.</w:t>
+        <w:t>In-browser cryptography utilizing the W3C Web Crypto API provides robust client-side confidentiality via RSA-OAEP 2048 and AES-GCM (NIST, 2001; MDN, 2024) without relying on untrusted third-party servers.</w:t>
       </w:r>
     </w:p>
     <w:p>
@@ -7106,7 +7497,7 @@
           <w:color w:val="000000"/>
           <w:sz w:val="26"/>
         </w:rPr>
-        <w:t>5.3 System Limitations and Future Engineering Recommendations</w:t>
+        <w:t>5.3 System Limitations and Future Engineering Works</w:t>
       </w:r>
     </w:p>
     <w:p>
@@ -7121,7 +7512,7 @@
           <w:color w:val="000000"/>
           <w:sz w:val="24"/>
         </w:rPr>
-        <w:t>The project team recommends the following enhancements for future research cycles:</w:t>
+        <w:t>To advance the prototype into a comprehensive enterprise platform for universities, the project team outlines five strategic future engineering works:</w:t>
       </w:r>
     </w:p>
     <w:p>
@@ -7136,7 +7527,7 @@
           <w:color w:val="000000"/>
           <w:sz w:val="24"/>
         </w:rPr>
-        <w:t>Multi-Node Consortium Deployment: Expand the local single-node Besu setup into a multi-validator QBFT consortium distributed across institutional departments.</w:t>
+        <w:t>Program-Specific Niching: Transition the platform from broad department-level categorizations down to granular, degree-program-specific feeds (for example, within the Department of Computer Science: B.Sc. Computer Science, B.Sc. Information Technology, and B.Sc. Data Science). This will allow students and lecturers to conduct highly specialized technical discussions, receive tailored curriculum updates, and address program-specific academic requirements.</w:t>
       </w:r>
     </w:p>
     <w:p>
@@ -7151,7 +7542,7 @@
           <w:color w:val="000000"/>
           <w:sz w:val="24"/>
         </w:rPr>
-        <w:t>NIST Post-Quantum Cryptography Integration: Upgrade the BB84 educational simulator to include standardized post-quantum algorithms such as ML-KEM (Kyber) for production key exchange (Bernstein &amp; Lange, 2017).</w:t>
+        <w:t>Dedicated Single Course Chatrooms: Implement unified, course-code-specific virtual collaborative rooms (such as CS 301 Database Systems) where the assigned course lecturer and registered students can interact in real time. These synchronized rooms will support virtual office hours, live review sessions, and collaborative problem-solving directly tied to active semester courses.</w:t>
       </w:r>
     </w:p>
     <w:p>
@@ -7166,7 +7557,7 @@
           <w:color w:val="000000"/>
           <w:sz w:val="24"/>
         </w:rPr>
-        <w:t>Institutional Single Sign-On (SSO): Integrate SAML 2.0 / OAuth 2.0 identity providers to replace local account credentials.</w:t>
+        <w:t>Automated AI-Driven Identity Verification: Integrate multimodal artificial intelligence and Optical Character Recognition (OCR) pipelines capable of reading physical student and staff identity cards, extracting credential fields (full name, identification number, and department), and cross-referencing this data against the university student information system (SIS) portal. This automated pipeline will verify new user registrations within 7 days, eliminating administrative bottlenecks.</w:t>
       </w:r>
     </w:p>
     <w:p>
@@ -7181,7 +7572,7 @@
           <w:color w:val="000000"/>
           <w:sz w:val="24"/>
         </w:rPr>
-        <w:t>Mobile Web Crypto Optimization: Adapt the React frontend into React Native with native hardware security module (HSM) key storage.</w:t>
+        <w:t>Departmental Notice Board and News Sidebar: Add a dedicated faculty broadcast panel in the navigation sidebar where verified lecturers can publish official departmental circulars, seminar announcements, and research calls. This feature will include search by title, hashtags, and recency; restricted visibility strictly to students and lecturers in that department; multi-format image and document attachments; and interactive comment sections for student inquiries.</w:t>
       </w:r>
     </w:p>
     <w:p>
@@ -7196,7 +7587,7 @@
           <w:color w:val="000000"/>
           <w:sz w:val="24"/>
         </w:rPr>
-        <w:t>Automated Benchmark Suites: Implement automated performance load testing under multi-user campus networks.</w:t>
+        <w:t>Multi-Node Blockchain Consortium Scaling: Scale the current single-node Hyperledger Besu deployment into a multi-node, multi-validator private consortium distributed across autonomous university units (such as the Central Administration/Registrar, School of Sciences, School of Engineering, and University Library). Running Quorum Byzantine Fault Tolerance (QBFT) consensus across independent institutional nodes ensures that no single department or server administrator can alter academic records, provides fault tolerance capable of withstanding up to f = (N - 1) / 3 compromised or offline nodes (Castro &amp; Liskov, 2002), and enables secure peer-to-peer ledger replication across multi-campus university environments with Solidity 0.8.20 smart contracts (Ethereum Foundation, 2024).</w:t>
       </w:r>
     </w:p>
     <w:p>
@@ -7268,6 +7659,21 @@
           <w:color w:val="000000"/>
           <w:sz w:val="24"/>
         </w:rPr>
+        <w:t>Castro, M., &amp; Liskov, B. (2002). Practical Byzantine fault tolerance and proactive recovery. ACM Transactions on Computer Systems, 20(4), 398–461. https://doi.org/10.1145/571637.571640</w:t>
+      </w:r>
+    </w:p>
+    <w:p>
+      <w:pPr>
+        <w:ind w:left="720" w:hanging="720"/>
+      </w:pPr>
+      <w:r>
+        <w:rPr>
+          <w:rFonts w:ascii="Times New Roman" w:hAnsi="Times New Roman" w:eastAsia="Times New Roman"/>
+          <w:b w:val="0"/>
+          <w:i w:val="0"/>
+          <w:color w:val="000000"/>
+          <w:sz w:val="24"/>
+        </w:rPr>
         <w:t>Convex Development Team. (2024). Convex documentation. https://docs.convex.dev</w:t>
       </w:r>
     </w:p>
@@ -7463,6 +7869,21 @@
           <w:color w:val="000000"/>
           <w:sz w:val="24"/>
         </w:rPr>
+        <w:t>Piazza Technologies. (2024). Piazza platform overview for higher education. https://piazza.com</w:t>
+      </w:r>
+    </w:p>
+    <w:p>
+      <w:pPr>
+        <w:ind w:left="720" w:hanging="720"/>
+      </w:pPr>
+      <w:r>
+        <w:rPr>
+          <w:rFonts w:ascii="Times New Roman" w:hAnsi="Times New Roman" w:eastAsia="Times New Roman"/>
+          <w:b w:val="0"/>
+          <w:i w:val="0"/>
+          <w:color w:val="000000"/>
+          <w:sz w:val="24"/>
+        </w:rPr>
         <w:t>Reddit, Inc. (2024). Transparency report 2023. https://www.redditinc.com/policies/transparency-report-2023</w:t>
       </w:r>
     </w:p>
@@ -7553,7 +7974,7 @@
           <w:color w:val="000000"/>
           <w:sz w:val="28"/>
         </w:rPr>
-        <w:t>Appendix A — Selected Application Code</w:t>
+        <w:t>Appendix A — Selected Application Source Code</w:t>
       </w:r>
     </w:p>
     <w:p>
@@ -7568,7 +7989,7 @@
           <w:color w:val="000000"/>
           <w:sz w:val="24"/>
         </w:rPr>
-        <w:t>Source code for QCampus Connect is maintained in the project repository. Key client gatekeeper functions and cryptography helpers are highlighted in Chapter 4.</w:t>
+        <w:t>Source code for QCampus Connect is maintained in the project repository. Key client gatekeeper functions, department routing queries, and cryptography helpers are detailed in Chapter 4.</w:t>
       </w:r>
     </w:p>
     <w:p>
@@ -7598,7 +8019,7 @@
           <w:color w:val="000000"/>
           <w:sz w:val="24"/>
         </w:rPr>
-        <w:t>Contract Path: contract/contracts/MessageVerifier.sol. Compiled with Solidity ^0.8.20 under MIT license. Provides recordHash, verifyHash, verifyUser, and getUserRole methods.</w:t>
+        <w:t>Contract Path: contract/contracts/MessageVerifier.sol. Compiled with Solidity 0.8.20 under the MIT license. Provides recordHash, verifyHash, verifyUser, and getUserRole methods.</w:t>
       </w:r>
     </w:p>
     <w:p>
@@ -7628,7 +8049,7 @@
           <w:color w:val="000000"/>
           <w:sz w:val="24"/>
         </w:rPr>
-        <w:t>Module Path: src/lib/bb84.ts. Classical software simulation utilizing window.crypto.getRandomValues for random basis selection, bit sifting, QBER computation, and 256-bit key distillation with an 11% error abort limit.</w:t>
+        <w:t>Module Path: src/lib/bb84.ts. Software simulation utilizing window.crypto.getRandomValues for random basis selection, bit sifting, QBER computation, and 256-bit AES key distillation with an 11% error abort threshold.</w:t>
       </w:r>
     </w:p>
     <w:p>
@@ -7658,7 +8079,7 @@
           <w:color w:val="000000"/>
           <w:sz w:val="24"/>
         </w:rPr>
-        <w:t>Internal testbed notes confirmed that during local execution, message payload hashes successfully committed to the Besu node when the Podman container was active, and gracefully reported node connection status when offline.</w:t>
+        <w:t>Walk-through test notes confirmed that message payload hashes successfully committed to the Besu node when the Podman container was active, and gracefully alerted the interface when the ledger node was offline.</w:t>
       </w:r>
     </w:p>
     <w:p>
@@ -7720,7 +8141,7 @@
                 <w:color w:val="000000"/>
                 <w:sz w:val="20"/>
               </w:rPr>
-              <w:t>Weeks</w:t>
+              <w:t>Duration</w:t>
             </w:r>
           </w:p>
         </w:tc>
@@ -7758,7 +8179,7 @@
                 <w:color w:val="000000"/>
                 <w:sz w:val="20"/>
               </w:rPr>
-              <w:t>UI Foundation</w:t>
+              <w:t>UI Shell &amp; Routes</w:t>
             </w:r>
           </w:p>
         </w:tc>
@@ -7814,7 +8235,7 @@
                 <w:color w:val="000000"/>
                 <w:sz w:val="20"/>
               </w:rPr>
-              <w:t>Convex Integration</w:t>
+              <w:t>Convex Backend &amp; Q&amp;A</w:t>
             </w:r>
           </w:p>
         </w:tc>
@@ -7982,7 +8403,7 @@
                 <w:color w:val="000000"/>
                 <w:sz w:val="20"/>
               </w:rPr>
-              <w:t>Verification &amp; Final Report</w:t>
+              <w:t>Verification &amp; Department Features</w:t>
             </w:r>
           </w:p>
         </w:tc>

--- a/Documentation/Final_Report_Complete.docx
+++ b/Documentation/Final_Report_Complete.docx
@@ -692,7 +692,37 @@
           <w:color w:val="000000"/>
           <w:sz w:val="24"/>
         </w:rPr>
+        <w:t>API — Application Programming Interface</w:t>
+      </w:r>
+    </w:p>
+    <w:p>
+      <w:pPr>
+        <w:pStyle w:val="ListBullet"/>
+      </w:pPr>
+      <w:r>
+        <w:rPr>
+          <w:rFonts w:ascii="Times New Roman" w:hAnsi="Times New Roman" w:eastAsia="Times New Roman"/>
+          <w:b w:val="0"/>
+          <w:i w:val="0"/>
+          <w:color w:val="000000"/>
+          <w:sz w:val="24"/>
+        </w:rPr>
         <w:t>BB84 — Bennett and Brassard 1984 Quantum Key Distribution Protocol</w:t>
+      </w:r>
+    </w:p>
+    <w:p>
+      <w:pPr>
+        <w:pStyle w:val="ListBullet"/>
+      </w:pPr>
+      <w:r>
+        <w:rPr>
+          <w:rFonts w:ascii="Times New Roman" w:hAnsi="Times New Roman" w:eastAsia="Times New Roman"/>
+          <w:b w:val="0"/>
+          <w:i w:val="0"/>
+          <w:color w:val="000000"/>
+          <w:sz w:val="24"/>
+        </w:rPr>
+        <w:t>LLM — Large Language Model</w:t>
       </w:r>
     </w:p>
     <w:p>
@@ -1154,6 +1184,21 @@
           <w:color w:val="000000"/>
           <w:sz w:val="24"/>
         </w:rPr>
+        <w:t>Integrate AI-based academic content moderation to reject non-academic or cross-domain questions before they are posted.</w:t>
+      </w:r>
+    </w:p>
+    <w:p>
+      <w:pPr>
+        <w:pStyle w:val="ListNumber"/>
+      </w:pPr>
+      <w:r>
+        <w:rPr>
+          <w:rFonts w:ascii="Times New Roman" w:hAnsi="Times New Roman" w:eastAsia="Times New Roman"/>
+          <w:b w:val="0"/>
+          <w:i w:val="0"/>
+          <w:color w:val="000000"/>
+          <w:sz w:val="24"/>
+        </w:rPr>
         <w:t>Anchor cryptographic SHA-256 payload digests to a permissioned Hyperledger Besu blockchain network using a Solidity smart contract (MessageVerifier.sol) via Ethers.js recordHash calls.</w:t>
       </w:r>
     </w:p>
@@ -1199,7 +1244,7 @@
           <w:color w:val="000000"/>
           <w:sz w:val="24"/>
         </w:rPr>
-        <w:t>This project provides significant practical and institutional value for universities generally. By establishing an open academic forum, it protects faculty work-life balance and privacy, eliminating unscheduled phone calls and crowded office queues. It democratizes access to lecturer expertise: every student in a department benefits when a difficult concept is explained in a public thread. Furthermore, the hybrid architecture—combining sub-100ms Convex cloud delivery with zero-gas Hyperledger Besu blockchain immutability—demonstrates how educational institutions can deploy tamper-evident cryptographic systems without incurring public network transaction fees. The embedded BB84 quantum key distribution module also serves as an active instructional tool for computer science students studying modern cryptography.</w:t>
+        <w:t>This project provides significant practical and institutional value for universities generally. By establishing an open academic forum, it protects faculty work-life balance and privacy, eliminating unscheduled phone calls and crowded office queues. It democratizes access to lecturer expertise: every student in a department benefits when a difficult concept is explained in a public thread. In addition, the hybrid architecture—combining sub-100ms Convex cloud delivery with zero-gas Hyperledger Besu blockchain immutability—demonstrates how educational institutions can deploy tamper-evident cryptographic systems without incurring public network transaction fees. The embedded BB84 quantum key distribution module also serves as an active instructional tool for computer science students studying modern cryptography.</w:t>
       </w:r>
     </w:p>
     <w:p>
@@ -1316,6 +1361,21 @@
           <w:color w:val="000000"/>
           <w:sz w:val="24"/>
         </w:rPr>
+        <w:t>AI-powered academic content verification using Mercury 2 (Inception Labs) API with department/topic matching</w:t>
+      </w:r>
+    </w:p>
+    <w:p>
+      <w:pPr>
+        <w:pStyle w:val="ListBullet"/>
+      </w:pPr>
+      <w:r>
+        <w:rPr>
+          <w:rFonts w:ascii="Times New Roman" w:hAnsi="Times New Roman" w:eastAsia="Times New Roman"/>
+          <w:b w:val="0"/>
+          <w:i w:val="0"/>
+          <w:color w:val="000000"/>
+          <w:sz w:val="24"/>
+        </w:rPr>
         <w:t>Local Hyperledger Besu private network (ChainId 1337, zero gas price) running MessageVerifier.sol for SHA-256 hash logging</w:t>
       </w:r>
     </w:p>
@@ -1438,6 +1498,36 @@
     </w:p>
     <w:p>
       <w:pPr>
+        <w:pStyle w:val="Heading2"/>
+      </w:pPr>
+      <w:r>
+        <w:rPr>
+          <w:rFonts w:ascii="Times New Roman" w:hAnsi="Times New Roman" w:eastAsia="Times New Roman"/>
+          <w:b/>
+          <w:i w:val="0"/>
+          <w:color w:val="000000"/>
+          <w:sz w:val="26"/>
+        </w:rPr>
+        <w:t>1.6 AI Academic Moderation</w:t>
+      </w:r>
+    </w:p>
+    <w:p>
+      <w:pPr>
+        <w:ind w:firstLine="720"/>
+      </w:pPr>
+      <w:r>
+        <w:rPr>
+          <w:rFonts w:ascii="Times New Roman" w:hAnsi="Times New Roman" w:eastAsia="Times New Roman"/>
+          <w:b w:val="0"/>
+          <w:i w:val="0"/>
+          <w:color w:val="000000"/>
+          <w:sz w:val="24"/>
+        </w:rPr>
+        <w:t>To protect the scholarly focus of the forum and prevent spam, social chatter, or misplaced inquiries from diluting academic discussions, QCampus Connect incorporates automated AI academic moderation directly into the question submission pipeline. Before an inquiry is committed to the database or broadcast to faculty feeds, the Mercury 2 model (Inception Labs, 2025) inspects the question title and details against the user's selected Department and canonical Topic. The model verifies that the problem formulation is academically rigorous and strictly pertains to the designated discipline. If an inquiry is conversational, non-academic, or cross-domain, the verifier intercepts the post prior to publication, presenting targeted feedback that directs the student to refine their submission. This automated filtering safeguards faculty time and ensures that the platform functions strictly as an authoritative academic repository.</w:t>
+      </w:r>
+    </w:p>
+    <w:p>
+      <w:pPr>
         <w:pStyle w:val="Heading1"/>
       </w:pPr>
       <w:r>
@@ -1508,7 +1598,7 @@
           <w:color w:val="000000"/>
           <w:sz w:val="24"/>
         </w:rPr>
-        <w:t>Learning Management Systems such as Canvas, Moodle, and Blackboard provide built-in discussion boards. While these tools are institutionally managed, their user experience is notoriously cumbersome. LMS discussion boards suffer from rigid course silos, meaning students cannot discover discussions across related disciplines or consult faculty in adjacent departments. Furthermore, traditional LMS boards lack instant push delivery, operating on slow page refreshes that discourage lively academic debate. Consequently, student participation rates on LMS discussion forums remain low.</w:t>
+        <w:t>Learning Management Systems such as Canvas, Moodle, and Blackboard provide built-in discussion boards. While these tools are institutionally managed, their user experience is notoriously cumbersome. LMS discussion boards suffer from rigid course silos, meaning students cannot discover discussions across related disciplines or consult faculty in adjacent departments. Traditional LMS boards also lack instant push delivery, operating on slow page refreshes that discourage lively academic debate. Consequently, student participation rates on LMS discussion forums remain low.</w:t>
       </w:r>
     </w:p>
     <w:p>
@@ -1538,7 +1628,67 @@
           <w:color w:val="000000"/>
           <w:sz w:val="24"/>
         </w:rPr>
-        <w:t>Faced with these limitations, students and faculty universally default to commercial messaging applications like WhatsApp (Meta, 2023). While WhatsApp delivers instant mobile messaging, its adoption for higher education communication creates severe dysfunction. It requires lecturers to expose personal phone numbers, inviting late-night calls and unsolicited messages. Moreover, WhatsApp groups are unstructured: questions and answers are buried in linear chat streams, academic files cannot be indexed, and answers cannot be referenced by future student cohorts. Most importantly, WhatsApp allows "Delete for Everyone" and offers no mechanism to cryptographically prove that an announcement, assignment instruction, or submission was made.</w:t>
+        <w:t>Faced with these limitations, students and faculty universally default to commercial messaging applications like WhatsApp (Meta, 2023). While WhatsApp delivers instant mobile messaging, its adoption for higher education communication creates severe dysfunction. It requires lecturers to expose personal phone numbers, inviting late-night calls and unsolicited messages. In practice, WhatsApp groups are unstructured: questions and answers are buried in linear chat streams, academic files cannot be indexed, and answers cannot be referenced by future student cohorts. Most importantly, WhatsApp allows "Delete for Everyone" and offers no mechanism to cryptographically prove that an announcement, assignment instruction, or submission was made.</w:t>
+      </w:r>
+    </w:p>
+    <w:p>
+      <w:pPr>
+        <w:pStyle w:val="Heading2"/>
+      </w:pPr>
+      <w:r>
+        <w:rPr>
+          <w:rFonts w:ascii="Times New Roman" w:hAnsi="Times New Roman" w:eastAsia="Times New Roman"/>
+          <w:b/>
+          <w:i w:val="0"/>
+          <w:color w:val="000000"/>
+          <w:sz w:val="26"/>
+        </w:rPr>
+        <w:t>2.1.6 AI-Based Content Moderation</w:t>
+      </w:r>
+    </w:p>
+    <w:p>
+      <w:pPr>
+        <w:ind w:firstLine="720"/>
+      </w:pPr>
+      <w:r>
+        <w:rPr>
+          <w:rFonts w:ascii="Times New Roman" w:hAnsi="Times New Roman" w:eastAsia="Times New Roman"/>
+          <w:b w:val="0"/>
+          <w:i w:val="0"/>
+          <w:color w:val="000000"/>
+          <w:sz w:val="24"/>
+        </w:rPr>
+        <w:t>Automated content moderation is essential for maintaining the focus and intellectual standard of online academic environments. Traditional moderation architectures rely on static keyword blacklists and regular expressions to block unwanted text. However, rule-based filtering lacks semantic awareness, failing to distinguish between genuine technical inquiries that happen to use informal words and non-academic chatter disguised with academic terminology. Recent developments in Large Language Models (LLMs) have introduced contextual text classification capable of evaluating complex semantic intent (Inception Labs, 2025). Models such as Mercury 2 can read the full context of a question and determine whether both the title and body represent authentic academic coursework inquiries, while simultaneously verifying alignment with specific departmental subject domains.</w:t>
+      </w:r>
+    </w:p>
+    <w:p>
+      <w:pPr>
+        <w:ind w:firstLine="720"/>
+      </w:pPr>
+      <w:r>
+        <w:rPr>
+          <w:rFonts w:ascii="Times New Roman" w:hAnsi="Times New Roman" w:eastAsia="Times New Roman"/>
+          <w:b w:val="0"/>
+          <w:i w:val="0"/>
+          <w:color w:val="000000"/>
+          <w:sz w:val="24"/>
+        </w:rPr>
+        <w:t>A vital consideration when deploying language models for programmatic content verification is the enforcement of structured JSON outputs. Conversational text generation produces variable prose that requires complex, brittle parsing logic on client applications. By utilizing structured JSON schemas (such as response_format: { type: 'json_object' }), the language model is constrained to output deterministic, machine-readable validation objects containing explicit boolean flags (such as titleOk, detailsOk, and departmentMatch) and classified topic strings. This enables deterministic programmatic evaluation in application logic without ambiguous natural language parsing.</w:t>
+      </w:r>
+    </w:p>
+    <w:p>
+      <w:pPr>
+        <w:ind w:firstLine="720"/>
+      </w:pPr>
+      <w:r>
+        <w:rPr>
+          <w:rFonts w:ascii="Times New Roman" w:hAnsi="Times New Roman" w:eastAsia="Times New Roman"/>
+          <w:b w:val="0"/>
+          <w:i w:val="0"/>
+          <w:color w:val="000000"/>
+          <w:sz w:val="24"/>
+        </w:rPr>
+        <w:t>Additionally, OpenAI-compatible chat completion APIs (/v1/chat/completions) enable low-latency classification in modern web applications. Because these HTTP REST endpoints adhere to standardized request formats, single-page applications can invoke inference directly during the form validation cycle. High-throughput architectures such as Mercury 2 provide inference latencies of a few hundred milliseconds, ensuring that pre-submission academic screening occurs synchronously without degrading the responsiveness of the user interface.</w:t>
       </w:r>
     </w:p>
     <w:p>
@@ -2391,6 +2541,116 @@
                 <w:sz w:val="20"/>
               </w:rPr>
               <w:t>Wallet-to-Wallet</w:t>
+            </w:r>
+          </w:p>
+        </w:tc>
+      </w:tr>
+      <w:tr>
+        <w:tc>
+          <w:tcPr>
+            <w:tcW w:type="dxa" w:w="1500"/>
+          </w:tcPr>
+          <w:p>
+            <w:r/>
+            <w:r>
+              <w:rPr>
+                <w:rFonts w:ascii="Times New Roman" w:hAnsi="Times New Roman" w:eastAsia="Times New Roman"/>
+                <w:b w:val="0"/>
+                <w:i w:val="0"/>
+                <w:color w:val="000000"/>
+                <w:sz w:val="20"/>
+              </w:rPr>
+              <w:t>Mercury 2 (Inception Labs)</w:t>
+            </w:r>
+          </w:p>
+        </w:tc>
+        <w:tc>
+          <w:tcPr>
+            <w:tcW w:type="dxa" w:w="1500"/>
+          </w:tcPr>
+          <w:p>
+            <w:r/>
+            <w:r>
+              <w:rPr>
+                <w:rFonts w:ascii="Times New Roman" w:hAnsi="Times New Roman" w:eastAsia="Times New Roman"/>
+                <w:b w:val="0"/>
+                <w:i w:val="0"/>
+                <w:color w:val="000000"/>
+                <w:sz w:val="20"/>
+              </w:rPr>
+              <w:t>AI Academic Moderation</w:t>
+            </w:r>
+          </w:p>
+        </w:tc>
+        <w:tc>
+          <w:tcPr>
+            <w:tcW w:type="dxa" w:w="1500"/>
+          </w:tcPr>
+          <w:p>
+            <w:r/>
+            <w:r>
+              <w:rPr>
+                <w:rFonts w:ascii="Times New Roman" w:hAnsi="Times New Roman" w:eastAsia="Times New Roman"/>
+                <w:b w:val="0"/>
+                <w:i w:val="0"/>
+                <w:color w:val="000000"/>
+                <w:sz w:val="20"/>
+              </w:rPr>
+              <w:t>N/A (Automated Filter)</w:t>
+            </w:r>
+          </w:p>
+        </w:tc>
+        <w:tc>
+          <w:tcPr>
+            <w:tcW w:type="dxa" w:w="1500"/>
+          </w:tcPr>
+          <w:p>
+            <w:r/>
+            <w:r>
+              <w:rPr>
+                <w:rFonts w:ascii="Times New Roman" w:hAnsi="Times New Roman" w:eastAsia="Times New Roman"/>
+                <w:b w:val="0"/>
+                <w:i w:val="0"/>
+                <w:color w:val="000000"/>
+                <w:sz w:val="20"/>
+              </w:rPr>
+              <w:t>High (REST API)</w:t>
+            </w:r>
+          </w:p>
+        </w:tc>
+        <w:tc>
+          <w:tcPr>
+            <w:tcW w:type="dxa" w:w="1500"/>
+          </w:tcPr>
+          <w:p>
+            <w:r/>
+            <w:r>
+              <w:rPr>
+                <w:rFonts w:ascii="Times New Roman" w:hAnsi="Times New Roman" w:eastAsia="Times New Roman"/>
+                <w:b w:val="0"/>
+                <w:i w:val="0"/>
+                <w:color w:val="000000"/>
+                <w:sz w:val="20"/>
+              </w:rPr>
+              <w:t>Deterministic JSON</w:t>
+            </w:r>
+          </w:p>
+        </w:tc>
+        <w:tc>
+          <w:tcPr>
+            <w:tcW w:type="dxa" w:w="1500"/>
+          </w:tcPr>
+          <w:p>
+            <w:r/>
+            <w:r>
+              <w:rPr>
+                <w:rFonts w:ascii="Times New Roman" w:hAnsi="Times New Roman" w:eastAsia="Times New Roman"/>
+                <w:b w:val="0"/>
+                <w:i w:val="0"/>
+                <w:color w:val="000000"/>
+                <w:sz w:val="20"/>
+              </w:rPr>
+              <w:t>Pre-Submission Guard</w:t>
             </w:r>
           </w:p>
         </w:tc>
@@ -4531,7 +4791,22 @@
           <w:color w:val="000000"/>
           <w:sz w:val="24"/>
         </w:rPr>
-        <w:t>Academic Q&amp;A Workflow (Primary): Student enters question title and details → Selects target department → Optionally attaches research document or code file → Convex askQuestion mutation executes → Real-time department_question notification dispatched to verified lecturers in target department → Lecturer reviews inquiry on QAPage → Verified lecturer posts academic answer with rank badge (Doctor, Professor, Engineer) → Answer saved and broadcast to forum feed → Student receives question_reply notification → Optional: Student clicks "Direct Message" to initiate private encrypted follow-up consultation.</w:t>
+        <w:t>Question Submission Flow (with AI Verification): Student enters question title and details → Selects target department and topic → Optionally attaches research document or code file → Client triggers AI academic verification via verifyAcademicQuestion() → Mercury 2 API evaluates title, details, department, and closed topic whitelist → If validation fails, specific inline field errors are displayed and submission is blocked → If verified, client generates SHA-256 payload digest and commits hash to local Hyperledger Besu blockchain → Convex askQuestion mutation executes and persists question → Real-time department_question notification dispatched to verified lecturers in target department.</w:t>
+      </w:r>
+    </w:p>
+    <w:p>
+      <w:pPr>
+        <w:ind w:firstLine="720"/>
+      </w:pPr>
+      <w:r>
+        <w:rPr>
+          <w:rFonts w:ascii="Times New Roman" w:hAnsi="Times New Roman" w:eastAsia="Times New Roman"/>
+          <w:b w:val="0"/>
+          <w:i w:val="0"/>
+          <w:color w:val="000000"/>
+          <w:sz w:val="24"/>
+        </w:rPr>
+        <w:t>Academic Q&amp;A Workflow (Primary): Verified lecturer reviews inquiry on QAPage → Verified lecturer posts academic answer with rank badge (Doctor, Professor, Engineer) → Answer saved and broadcast to forum feed via Convex reactive subscription → Student receives question_reply notification → Optional: Student clicks "Direct Message" to initiate private encrypted follow-up consultation.</w:t>
       </w:r>
     </w:p>
     <w:p>
@@ -4859,6 +5134,62 @@
                 <w:color w:val="000000"/>
                 <w:sz w:val="20"/>
               </w:rPr>
+              <w:t>Non-academic or cross-domain question</w:t>
+            </w:r>
+          </w:p>
+        </w:tc>
+        <w:tc>
+          <w:tcPr>
+            <w:tcW w:type="dxa" w:w="3000"/>
+          </w:tcPr>
+          <w:p>
+            <w:r/>
+            <w:r>
+              <w:rPr>
+                <w:rFonts w:ascii="Times New Roman" w:hAnsi="Times New Roman" w:eastAsia="Times New Roman"/>
+                <w:b w:val="0"/>
+                <w:i w:val="0"/>
+                <w:color w:val="000000"/>
+                <w:sz w:val="20"/>
+              </w:rPr>
+              <w:t>Forum pollution, spam, and misdirection of faculty attention</w:t>
+            </w:r>
+          </w:p>
+        </w:tc>
+        <w:tc>
+          <w:tcPr>
+            <w:tcW w:type="dxa" w:w="3000"/>
+          </w:tcPr>
+          <w:p>
+            <w:r/>
+            <w:r>
+              <w:rPr>
+                <w:rFonts w:ascii="Times New Roman" w:hAnsi="Times New Roman" w:eastAsia="Times New Roman"/>
+                <w:b w:val="0"/>
+                <w:i w:val="0"/>
+                <w:color w:val="000000"/>
+                <w:sz w:val="20"/>
+              </w:rPr>
+              <w:t>Mercury 2 AI moderation with department/topic whitelist check</w:t>
+            </w:r>
+          </w:p>
+        </w:tc>
+      </w:tr>
+      <w:tr>
+        <w:tc>
+          <w:tcPr>
+            <w:tcW w:type="dxa" w:w="3000"/>
+          </w:tcPr>
+          <w:p>
+            <w:r/>
+            <w:r>
+              <w:rPr>
+                <w:rFonts w:ascii="Times New Roman" w:hAnsi="Times New Roman" w:eastAsia="Times New Roman"/>
+                <w:b w:val="0"/>
+                <w:i w:val="0"/>
+                <w:color w:val="000000"/>
+                <w:sz w:val="20"/>
+              </w:rPr>
               <w:t>Cloud Eavesdropping</w:t>
             </w:r>
           </w:p>
@@ -4958,6 +5289,262 @@
       </w:tr>
     </w:tbl>
     <w:p/>
+    <w:p>
+      <w:pPr>
+        <w:pStyle w:val="Heading2"/>
+      </w:pPr>
+      <w:r>
+        <w:rPr>
+          <w:rFonts w:ascii="Times New Roman" w:hAnsi="Times New Roman" w:eastAsia="Times New Roman"/>
+          <w:b/>
+          <w:i w:val="0"/>
+          <w:color w:val="000000"/>
+          <w:sz w:val="26"/>
+        </w:rPr>
+        <w:t>3.10 AI Academic Moderation Pipeline</w:t>
+      </w:r>
+    </w:p>
+    <w:p>
+      <w:pPr>
+        <w:ind w:firstLine="720"/>
+      </w:pPr>
+      <w:r>
+        <w:rPr>
+          <w:rFonts w:ascii="Times New Roman" w:hAnsi="Times New Roman" w:eastAsia="Times New Roman"/>
+          <w:b w:val="0"/>
+          <w:i w:val="0"/>
+          <w:color w:val="000000"/>
+          <w:sz w:val="24"/>
+        </w:rPr>
+        <w:t>To safeguard the academic standard of the forum and prevent irrelevant or non-academic submissions, QCampus Connect implements an automated AI content moderation pipeline in src/services/academicVerifier.ts, invoked during question submission in src/route/QAPage.tsx.</w:t>
+      </w:r>
+    </w:p>
+    <w:p>
+      <w:pPr>
+        <w:ind w:firstLine="720"/>
+      </w:pPr>
+      <w:r>
+        <w:rPr>
+          <w:rFonts w:ascii="Times New Roman" w:hAnsi="Times New Roman" w:eastAsia="Times New Roman"/>
+          <w:b w:val="0"/>
+          <w:i w:val="0"/>
+          <w:color w:val="000000"/>
+          <w:sz w:val="24"/>
+        </w:rPr>
+        <w:t>The core verification routine is verifyAcademicQuestion(title, details, department, validTopics, userSelectedTopic). The function takes the user-provided title, extended body details, selected target department name, an array of approved canonical topics for that department, and the user's selected topic.</w:t>
+      </w:r>
+    </w:p>
+    <w:p>
+      <w:pPr>
+        <w:ind w:firstLine="720"/>
+      </w:pPr>
+      <w:r>
+        <w:rPr>
+          <w:rFonts w:ascii="Times New Roman" w:hAnsi="Times New Roman" w:eastAsia="Times New Roman"/>
+          <w:b w:val="0"/>
+          <w:i w:val="0"/>
+          <w:color w:val="000000"/>
+          <w:sz w:val="24"/>
+        </w:rPr>
+        <w:t>The architecture enforces a closed-list topic whitelist approach (DEPARTMENT_TOPICS). Each academic department maps to a strictly defined array of canonical topics. For example, 'Computer Science And Informatics' maps to canonical areas including Algorithms, Data Structures, Programming, Databases, Networks, Artificial Intelligence, Machine Learning, Computer Vision, Natural Language Processing, Operating Systems, Software Engineering, Computer Architecture, and Distributed Systems. If a department does not have configured topics on the whitelist, the valid topics list evaluates to empty, meaning no topic match can be established and unapproved submissions are blocked.</w:t>
+      </w:r>
+    </w:p>
+    <w:p>
+      <w:pPr>
+        <w:ind w:firstLine="720"/>
+      </w:pPr>
+      <w:r>
+        <w:rPr>
+          <w:rFonts w:ascii="Times New Roman" w:hAnsi="Times New Roman" w:eastAsia="Times New Roman"/>
+          <w:b w:val="0"/>
+          <w:i w:val="0"/>
+          <w:color w:val="000000"/>
+          <w:sz w:val="24"/>
+        </w:rPr>
+        <w:t>During execution, verifyAcademicQuestion constructs an HTTP POST request to the Mercury 2 completion endpoint (https://api.inceptionlabs.ai/v1/chat/completions) with temperature 0.1 and max_tokens 256. The call employs the following exact system prompt:</w:t>
+      </w:r>
+    </w:p>
+    <w:p>
+      <w:pPr>
+        <w:spacing w:before="120" w:after="120"/>
+        <w:ind w:left="360"/>
+      </w:pPr>
+      <w:r>
+        <w:rPr>
+          <w:rFonts w:ascii="Courier New" w:hAnsi="Courier New" w:eastAsia="Courier New"/>
+          <w:b w:val="0"/>
+          <w:i w:val="0"/>
+          <w:color w:val="000000"/>
+          <w:sz w:val="18"/>
+        </w:rPr>
+        <w:t>You are an academic moderator. Evaluate TITLE and DETAILS against DEPARTMENT and the closed TOPIC LIST. Set matchedTopic to the best match from the list or null. isAcademic is true ONLY if titleOk, detailsOk, departmentMatch are all true AND matchedTopic is not null. Return ONLY JSON.</w:t>
+      </w:r>
+    </w:p>
+    <w:p>
+      <w:pPr>
+        <w:ind w:firstLine="720"/>
+      </w:pPr>
+      <w:r>
+        <w:rPr>
+          <w:rFonts w:ascii="Times New Roman" w:hAnsi="Times New Roman" w:eastAsia="Times New Roman"/>
+          <w:b w:val="0"/>
+          <w:i w:val="0"/>
+          <w:color w:val="000000"/>
+          <w:sz w:val="24"/>
+        </w:rPr>
+        <w:t>By specifying response_format: { type: 'json_object' }, the model is constrained to return a structured JSON response schema:</w:t>
+      </w:r>
+    </w:p>
+    <w:p>
+      <w:pPr>
+        <w:spacing w:before="120" w:after="120"/>
+        <w:ind w:left="360"/>
+      </w:pPr>
+      <w:r>
+        <w:rPr>
+          <w:rFonts w:ascii="Courier New" w:hAnsi="Courier New" w:eastAsia="Courier New"/>
+          <w:b w:val="0"/>
+          <w:i w:val="0"/>
+          <w:color w:val="000000"/>
+          <w:sz w:val="18"/>
+        </w:rPr>
+        <w:t>{</w:t>
+        <w:br/>
+        <w:t xml:space="preserve">  "isAcademic": boolean,</w:t>
+        <w:br/>
+        <w:t xml:space="preserve">  "titleOk": boolean,</w:t>
+        <w:br/>
+        <w:t xml:space="preserve">  "detailsOk": boolean,</w:t>
+        <w:br/>
+        <w:t xml:space="preserve">  "departmentMatch": boolean,</w:t>
+        <w:br/>
+        <w:t xml:space="preserve">  "matchedTopic": string | null,</w:t>
+        <w:br/>
+        <w:t xml:space="preserve">  "reason": string</w:t>
+        <w:br/>
+        <w:t>}</w:t>
+      </w:r>
+    </w:p>
+    <w:p>
+      <w:pPr>
+        <w:ind w:firstLine="720"/>
+      </w:pPr>
+      <w:r>
+        <w:rPr>
+          <w:rFonts w:ascii="Times New Roman" w:hAnsi="Times New Roman" w:eastAsia="Times New Roman"/>
+          <w:b w:val="0"/>
+          <w:i w:val="0"/>
+          <w:color w:val="000000"/>
+          <w:sz w:val="24"/>
+        </w:rPr>
+        <w:t>The verifier evaluates isAcademic as true strictly when titleOk, detailsOk, and departmentMatch are all true AND matchedTopic is not null. If the Mercury 2 service experiences network failure, HTTP error codes, or invalid payloads, the system implements a fail-open fallback behavior, returning isAcademic=true, titleOk=true, detailsOk=true, departmentMatch=true, and matchedTopic set to userSelectedTopic. This ensures that a transient third-party API disruption never blocks valid student coursework inquiries.</w:t>
+      </w:r>
+    </w:p>
+    <w:p>
+      <w:pPr>
+        <w:ind w:firstLine="720"/>
+      </w:pPr>
+      <w:r>
+        <w:rPr>
+          <w:rFonts w:ascii="Times New Roman" w:hAnsi="Times New Roman" w:eastAsia="Times New Roman"/>
+          <w:b w:val="0"/>
+          <w:i w:val="0"/>
+          <w:color w:val="000000"/>
+          <w:sz w:val="24"/>
+        </w:rPr>
+        <w:t>When an inquiry fails verification, QAPage halts submission and displays actionable user-facing rejection messages targeting the exact failing field:</w:t>
+      </w:r>
+    </w:p>
+    <w:p>
+      <w:pPr>
+        <w:pStyle w:val="ListBullet"/>
+      </w:pPr>
+      <w:r>
+        <w:rPr>
+          <w:rFonts w:ascii="Times New Roman" w:hAnsi="Times New Roman" w:eastAsia="Times New Roman"/>
+          <w:b w:val="0"/>
+          <w:i w:val="0"/>
+          <w:color w:val="000000"/>
+          <w:sz w:val="24"/>
+        </w:rPr>
+        <w:t>If titleOk is false: 'Please make your title academic'</w:t>
+      </w:r>
+    </w:p>
+    <w:p>
+      <w:pPr>
+        <w:pStyle w:val="ListBullet"/>
+      </w:pPr>
+      <w:r>
+        <w:rPr>
+          <w:rFonts w:ascii="Times New Roman" w:hAnsi="Times New Roman" w:eastAsia="Times New Roman"/>
+          <w:b w:val="0"/>
+          <w:i w:val="0"/>
+          <w:color w:val="000000"/>
+          <w:sz w:val="24"/>
+        </w:rPr>
+        <w:t>If detailsOk is false: 'Please add meaningful academic details'</w:t>
+      </w:r>
+    </w:p>
+    <w:p>
+      <w:pPr>
+        <w:pStyle w:val="ListBullet"/>
+      </w:pPr>
+      <w:r>
+        <w:rPr>
+          <w:rFonts w:ascii="Times New Roman" w:hAnsi="Times New Roman" w:eastAsia="Times New Roman"/>
+          <w:b w:val="0"/>
+          <w:i w:val="0"/>
+          <w:color w:val="000000"/>
+          <w:sz w:val="24"/>
+        </w:rPr>
+        <w:t>If departmentMatch is false: 'This question does not match the selected department'</w:t>
+      </w:r>
+    </w:p>
+    <w:p>
+      <w:pPr>
+        <w:pStyle w:val="ListBullet"/>
+      </w:pPr>
+      <w:r>
+        <w:rPr>
+          <w:rFonts w:ascii="Times New Roman" w:hAnsi="Times New Roman" w:eastAsia="Times New Roman"/>
+          <w:b w:val="0"/>
+          <w:i w:val="0"/>
+          <w:color w:val="000000"/>
+          <w:sz w:val="24"/>
+        </w:rPr>
+        <w:t>If matchedTopic is null: 'No closed topic on the whitelist matches this question'</w:t>
+      </w:r>
+    </w:p>
+    <w:p>
+      <w:pPr>
+        <w:pStyle w:val="ListBullet"/>
+      </w:pPr>
+      <w:r>
+        <w:rPr>
+          <w:rFonts w:ascii="Times New Roman" w:hAnsi="Times New Roman" w:eastAsia="Times New Roman"/>
+          <w:b w:val="0"/>
+          <w:i w:val="0"/>
+          <w:color w:val="000000"/>
+          <w:sz w:val="24"/>
+        </w:rPr>
+        <w:t>If matchedTopic does not match selectedTopic: 'Selected topic is not the matching closed topic (matched: {matchedTopic})'</w:t>
+      </w:r>
+    </w:p>
+    <w:p>
+      <w:pPr>
+        <w:ind w:firstLine="720"/>
+      </w:pPr>
+      <w:r>
+        <w:rPr>
+          <w:rFonts w:ascii="Times New Roman" w:hAnsi="Times New Roman" w:eastAsia="Times New Roman"/>
+          <w:b w:val="0"/>
+          <w:i w:val="0"/>
+          <w:color w:val="000000"/>
+          <w:sz w:val="24"/>
+        </w:rPr>
+        <w:t>Environment Variable and Security Limitation: The integration authenticates using the VITE_MERCURY_KEY environment variable. In the prototype, accessing this key directly via import.meta.env on the client exposes the credential in client-side JavaScript bundles. While acceptable for prototype testing and evaluation, production deployments must proxy the verification request through a secure Convex serverless action so that API credentials never reach the browser.</w:t>
+      </w:r>
+    </w:p>
     <w:p>
       <w:pPr>
         <w:pStyle w:val="Heading1"/>
@@ -5666,6 +6253,66 @@
           <w:sz w:val="24"/>
         </w:rPr>
         <w:t>The BB84 engine generates 256 sifted key bits and evaluates quantum channel noise. During simulated eavesdropping tests, when bit discrepancies exceed 11%, the simulation triggers an immediate session abort, mirroring theoretical quantum channel bounds.</w:t>
+      </w:r>
+    </w:p>
+    <w:p>
+      <w:pPr>
+        <w:pStyle w:val="Heading3"/>
+      </w:pPr>
+      <w:r>
+        <w:rPr>
+          <w:rFonts w:ascii="Times New Roman" w:hAnsi="Times New Roman" w:eastAsia="Times New Roman"/>
+          <w:b/>
+          <w:i w:val="0"/>
+          <w:color w:val="000000"/>
+          <w:sz w:val="26"/>
+        </w:rPr>
+        <w:t>4.5.1 AI Academic Moderation Verification</w:t>
+      </w:r>
+    </w:p>
+    <w:p>
+      <w:pPr>
+        <w:ind w:firstLine="720"/>
+      </w:pPr>
+      <w:r>
+        <w:rPr>
+          <w:rFonts w:ascii="Times New Roman" w:hAnsi="Times New Roman" w:eastAsia="Times New Roman"/>
+          <w:b w:val="0"/>
+          <w:i w:val="0"/>
+          <w:color w:val="000000"/>
+          <w:sz w:val="24"/>
+        </w:rPr>
+        <w:t>The Mercury 2 academic verification engine (src/services/academicVerifier.ts) was tested across valid coursework inquiries, informal social messages, and cross-domain edge cases. During evaluation, test questions were submitted through the QAPage form, and the resulting API payloads, response JSON objects, and user interface state transitions were validated.</w:t>
+      </w:r>
+    </w:p>
+    <w:p>
+      <w:pPr>
+        <w:ind w:firstLine="720"/>
+      </w:pPr>
+      <w:r>
+        <w:rPr>
+          <w:rFonts w:ascii="Times New Roman" w:hAnsi="Times New Roman" w:eastAsia="Times New Roman"/>
+          <w:b w:val="0"/>
+          <w:i w:val="0"/>
+          <w:color w:val="000000"/>
+          <w:sz w:val="24"/>
+        </w:rPr>
+        <w:t>In positive test scenarios, legitimate academic questions (for example, Department: 'Computer Science And Informatics', Title: 'Time Complexity of QuickSort with Median-of-Three Partitioning', Details: 'Analyzing best, average, and worst case Big-O bounds...', Topic: 'Algorithms') were evaluated. Mercury 2 returned { isAcademic: true, titleOk: true, detailsOk: true, departmentMatch: true, matchedTopic: 'Algorithms' }, allowing the submission to proceed to on-chain hash anchoring and Convex database persistence.</w:t>
+      </w:r>
+    </w:p>
+    <w:p>
+      <w:pPr>
+        <w:ind w:firstLine="720"/>
+      </w:pPr>
+      <w:r>
+        <w:rPr>
+          <w:rFonts w:ascii="Times New Roman" w:hAnsi="Times New Roman" w:eastAsia="Times New Roman"/>
+          <w:b w:val="0"/>
+          <w:i w:val="0"/>
+          <w:color w:val="000000"/>
+          <w:sz w:val="24"/>
+        </w:rPr>
+        <w:t>In negative and adversarial scenarios, the verification pipeline intercepted invalid inquiries. For example, when submitting an inquiry under the Department 'Cyber Security' with the Title 'Who has the Cyber Securities courses?' and the Topic 'Human Read', the verifier evaluated the inquiry against the department's closed whitelist. Because 'Human Read' is not an approved academic topic on the whitelist, Mercury 2 returned { isAcademic: false, titleOk: false, detailsOk: false, departmentMatch: false, matchedTopic: null }. The interface immediately blocked submission and displayed inline red error messages: 'Please make your title academic', 'Please add meaningful academic details', and 'No closed topic on the whitelist matches this question'. Similarly, conversational greetings ('Hey anyone free for drinks tonight?') were rejected with titleOk: false, confirming that non-academic postings cannot penetrate the scholarly forum.</w:t>
       </w:r>
     </w:p>
     <w:p>
@@ -6288,6 +6935,80 @@
                 <w:color w:val="000000"/>
                 <w:sz w:val="20"/>
               </w:rPr>
+              <w:t>AI Academic Verifier</w:t>
+            </w:r>
+          </w:p>
+        </w:tc>
+        <w:tc>
+          <w:tcPr>
+            <w:tcW w:type="dxa" w:w="2250"/>
+          </w:tcPr>
+          <w:p>
+            <w:r/>
+            <w:r>
+              <w:rPr>
+                <w:rFonts w:ascii="Times New Roman" w:hAnsi="Times New Roman" w:eastAsia="Times New Roman"/>
+                <w:b w:val="0"/>
+                <w:i w:val="0"/>
+                <w:color w:val="000000"/>
+                <w:sz w:val="20"/>
+              </w:rPr>
+              <w:t>Post a non-academic or cross-domain question</w:t>
+            </w:r>
+          </w:p>
+        </w:tc>
+        <w:tc>
+          <w:tcPr>
+            <w:tcW w:type="dxa" w:w="2250"/>
+          </w:tcPr>
+          <w:p>
+            <w:r/>
+            <w:r>
+              <w:rPr>
+                <w:rFonts w:ascii="Times New Roman" w:hAnsi="Times New Roman" w:eastAsia="Times New Roman"/>
+                <w:b w:val="0"/>
+                <w:i w:val="0"/>
+                <w:color w:val="000000"/>
+                <w:sz w:val="20"/>
+              </w:rPr>
+              <w:t>Rejected with matchedTopic=null and inline red error message</w:t>
+            </w:r>
+          </w:p>
+        </w:tc>
+        <w:tc>
+          <w:tcPr>
+            <w:tcW w:type="dxa" w:w="2250"/>
+          </w:tcPr>
+          <w:p>
+            <w:r/>
+            <w:r>
+              <w:rPr>
+                <w:rFonts w:ascii="Times New Roman" w:hAnsi="Times New Roman" w:eastAsia="Times New Roman"/>
+                <w:b w:val="0"/>
+                <w:i w:val="0"/>
+                <w:color w:val="000000"/>
+                <w:sz w:val="20"/>
+              </w:rPr>
+              <w:t>PASS</w:t>
+            </w:r>
+          </w:p>
+        </w:tc>
+      </w:tr>
+      <w:tr>
+        <w:tc>
+          <w:tcPr>
+            <w:tcW w:type="dxa" w:w="2250"/>
+          </w:tcPr>
+          <w:p>
+            <w:r/>
+            <w:r>
+              <w:rPr>
+                <w:rFonts w:ascii="Times New Roman" w:hAnsi="Times New Roman" w:eastAsia="Times New Roman"/>
+                <w:b w:val="0"/>
+                <w:i w:val="0"/>
+                <w:color w:val="000000"/>
+                <w:sz w:val="20"/>
+              </w:rPr>
               <w:t>Besu Hash Commit</w:t>
             </w:r>
           </w:p>
@@ -7247,6 +7968,62 @@
                 <w:color w:val="000000"/>
                 <w:sz w:val="20"/>
               </w:rPr>
+              <w:t>Mercury 2 Verification Call</w:t>
+            </w:r>
+          </w:p>
+        </w:tc>
+        <w:tc>
+          <w:tcPr>
+            <w:tcW w:type="dxa" w:w="3000"/>
+          </w:tcPr>
+          <w:p>
+            <w:r/>
+            <w:r>
+              <w:rPr>
+                <w:rFonts w:ascii="Times New Roman" w:hAnsi="Times New Roman" w:eastAsia="Times New Roman"/>
+                <w:b w:val="0"/>
+                <w:i w:val="0"/>
+                <w:color w:val="000000"/>
+                <w:sz w:val="20"/>
+              </w:rPr>
+              <w:t>~300–600 ms</w:t>
+            </w:r>
+          </w:p>
+        </w:tc>
+        <w:tc>
+          <w:tcPr>
+            <w:tcW w:type="dxa" w:w="3000"/>
+          </w:tcPr>
+          <w:p>
+            <w:r/>
+            <w:r>
+              <w:rPr>
+                <w:rFonts w:ascii="Times New Roman" w:hAnsi="Times New Roman" w:eastAsia="Times New Roman"/>
+                <w:b w:val="0"/>
+                <w:i w:val="0"/>
+                <w:color w:val="000000"/>
+                <w:sz w:val="20"/>
+              </w:rPr>
+              <w:t>Remote REST API round trip to Inception Labs inference engine</w:t>
+            </w:r>
+          </w:p>
+        </w:tc>
+      </w:tr>
+      <w:tr>
+        <w:tc>
+          <w:tcPr>
+            <w:tcW w:type="dxa" w:w="3000"/>
+          </w:tcPr>
+          <w:p>
+            <w:r/>
+            <w:r>
+              <w:rPr>
+                <w:rFonts w:ascii="Times New Roman" w:hAnsi="Times New Roman" w:eastAsia="Times New Roman"/>
+                <w:b w:val="0"/>
+                <w:i w:val="0"/>
+                <w:color w:val="000000"/>
+                <w:sz w:val="20"/>
+              </w:rPr>
               <w:t>Besu recordHash Commit</w:t>
             </w:r>
           </w:p>
@@ -7317,7 +8094,7 @@
           <w:color w:val="000000"/>
           <w:sz w:val="24"/>
         </w:rPr>
-        <w:t>The prototype successfully fulfilled all seven engineering objectives: (1) Department-targeted academic Q&amp;A operational; (2) Lecturer academic rank verification functioning; (3) Real-time department notification dispatch active; (4) Multi-criteria sorting and filtering implemented; (5) Multi-format file attachments operational; (6) Hyperledger Besu audit logging confirmed; and (7) Auxiliary encrypted direct messaging working smoothly.</w:t>
+        <w:t>The prototype successfully fulfilled all eight engineering objectives: (1) Department-targeted academic Q&amp;A operational; (2) Lecturer academic rank verification functioning; (3) Real-time department notification dispatch active; (4) Multi-criteria sorting and filtering implemented; (5) Multi-format file attachments operational; (6) AI-based academic content moderation active via Mercury 2; (7) Hyperledger Besu audit logging confirmed; and (8) Auxiliary encrypted direct messaging working smoothly.</w:t>
       </w:r>
     </w:p>
     <w:p>
@@ -7467,6 +8244,21 @@
           <w:color w:val="000000"/>
           <w:sz w:val="24"/>
         </w:rPr>
+        <w:t>AI-based moderation using Mercury 2 with a closed topic whitelist effectively prevents non-academic and cross-domain questions from entering the academic forum.</w:t>
+      </w:r>
+    </w:p>
+    <w:p>
+      <w:pPr>
+        <w:pStyle w:val="ListNumber"/>
+      </w:pPr>
+      <w:r>
+        <w:rPr>
+          <w:rFonts w:ascii="Times New Roman" w:hAnsi="Times New Roman" w:eastAsia="Times New Roman"/>
+          <w:b w:val="0"/>
+          <w:i w:val="0"/>
+          <w:color w:val="000000"/>
+          <w:sz w:val="24"/>
+        </w:rPr>
         <w:t>Hybrid cloud/ledger architectures deliver both real-time WebSocket responsiveness (via Convex) and immutable non-repudiable audit logging (via Hyperledger Besu with QBFT consensus).</w:t>
       </w:r>
     </w:p>
@@ -7512,7 +8304,7 @@
           <w:color w:val="000000"/>
           <w:sz w:val="24"/>
         </w:rPr>
-        <w:t>To advance the prototype into a comprehensive enterprise platform for universities, the project team outlines five strategic future engineering works:</w:t>
+        <w:t>To advance the prototype into a comprehensive enterprise platform for universities, the project team outlines six strategic future engineering works:</w:t>
       </w:r>
     </w:p>
     <w:p>
@@ -7573,6 +8365,21 @@
           <w:sz w:val="24"/>
         </w:rPr>
         <w:t>Departmental Notice Board and News Sidebar: Add a dedicated faculty broadcast panel in the navigation sidebar where verified lecturers can publish official departmental circulars, seminar announcements, and research calls. This feature will include search by title, hashtags, and recency; restricted visibility strictly to students and lecturers in that department; multi-format image and document attachments; and interactive comment sections for student inquiries.</w:t>
+      </w:r>
+    </w:p>
+    <w:p>
+      <w:pPr>
+        <w:pStyle w:val="ListNumber"/>
+      </w:pPr>
+      <w:r>
+        <w:rPr>
+          <w:rFonts w:ascii="Times New Roman" w:hAnsi="Times New Roman" w:eastAsia="Times New Roman"/>
+          <w:b w:val="0"/>
+          <w:i w:val="0"/>
+          <w:color w:val="000000"/>
+          <w:sz w:val="24"/>
+        </w:rPr>
+        <w:t>Backend AI Moderation Action: Move Mercury API calls from the frontend to a Convex action so the API key never reaches the browser in production. While direct browser calls via VITE_MERCURY_KEY enabled rapid prototyping and evaluation, production architectures require encapsulating third-party credentials within serverless backend actions to eliminate client-side credential exposure.</w:t>
       </w:r>
     </w:p>
     <w:p>
@@ -7750,6 +8557,21 @@
           <w:sz w:val="24"/>
         </w:rPr>
         <w:t>Hyperledger Foundation. (2024). Hyperledger Besu documentation. https://besu.hyperledger.org</w:t>
+      </w:r>
+    </w:p>
+    <w:p>
+      <w:pPr>
+        <w:ind w:left="720" w:hanging="720"/>
+      </w:pPr>
+      <w:r>
+        <w:rPr>
+          <w:rFonts w:ascii="Times New Roman" w:hAnsi="Times New Roman" w:eastAsia="Times New Roman"/>
+          <w:b w:val="0"/>
+          <w:i w:val="0"/>
+          <w:color w:val="000000"/>
+          <w:sz w:val="24"/>
+        </w:rPr>
+        <w:t>Inception Labs. (2025). Mercury 2 API documentation. https://docs.inceptionlabs.ai</w:t>
       </w:r>
     </w:p>
     <w:p>

--- a/Documentation/Final_Report_Complete.docx
+++ b/Documentation/Final_Report_Complete.docx
@@ -4791,7 +4791,7 @@
           <w:color w:val="000000"/>
           <w:sz w:val="24"/>
         </w:rPr>
-        <w:t>Question Submission Flow (with AI Verification): Student enters question title and details → Selects target department and topic → Optionally attaches research document or code file → Client triggers AI academic verification via verifyAcademicQuestion() → Mercury 2 API evaluates title, details, department, and closed topic whitelist → If validation fails, specific inline field errors are displayed and submission is blocked → If verified, client generates SHA-256 payload digest and commits hash to local Hyperledger Besu blockchain → Convex askQuestion mutation executes and persists question → Real-time department_question notification dispatched to verified lecturers in target department.</w:t>
+        <w:t>Question Submission Flow (with AI Verification): Student enters question title and details → Form enforces client-side hard character constraints (Title: 100 max, Details: 500 max with 12-character minimum, Hashtags: 100 max) with real-time reactive counter telemetry → Pre-flight guards validate lengths prior to network dispatch to prevent token waste → Student selects target department and topic → Optionally attaches research document or code file → Client triggers AI academic verification via verifyAcademicQuestion() → Inputs are defensively truncated before payload construction → Mercury 2 API evaluates title, details, department, and topic within a 1500-token budget at temperature 0.5 → If validation fails, specific inline field errors or length warnings are displayed and submission is blocked → If verified, client generates SHA-256 payload digest and commits hash to local Hyperledger Besu blockchain → Convex askQuestion mutation executes and persists question → Real-time department_question notification dispatched to verified lecturers in target department.</w:t>
       </w:r>
     </w:p>
     <w:p>
@@ -5190,6 +5190,62 @@
                 <w:color w:val="000000"/>
                 <w:sz w:val="20"/>
               </w:rPr>
+              <w:t>Oversized / DoS payload injection</w:t>
+            </w:r>
+          </w:p>
+        </w:tc>
+        <w:tc>
+          <w:tcPr>
+            <w:tcW w:type="dxa" w:w="3000"/>
+          </w:tcPr>
+          <w:p>
+            <w:r/>
+            <w:r>
+              <w:rPr>
+                <w:rFonts w:ascii="Times New Roman" w:hAnsi="Times New Roman" w:eastAsia="Times New Roman"/>
+                <w:b w:val="0"/>
+                <w:i w:val="0"/>
+                <w:color w:val="000000"/>
+                <w:sz w:val="20"/>
+              </w:rPr>
+              <w:t>Exhaustion of LLM inference tokens and memory bloat</w:t>
+            </w:r>
+          </w:p>
+        </w:tc>
+        <w:tc>
+          <w:tcPr>
+            <w:tcW w:type="dxa" w:w="3000"/>
+          </w:tcPr>
+          <w:p>
+            <w:r/>
+            <w:r>
+              <w:rPr>
+                <w:rFonts w:ascii="Times New Roman" w:hAnsi="Times New Roman" w:eastAsia="Times New Roman"/>
+                <w:b w:val="0"/>
+                <w:i w:val="0"/>
+                <w:color w:val="000000"/>
+                <w:sz w:val="20"/>
+              </w:rPr>
+              <w:t>Client maxLength + pre-flight JS guards + defensive verifier slicing (100/500 chars)</w:t>
+            </w:r>
+          </w:p>
+        </w:tc>
+      </w:tr>
+      <w:tr>
+        <w:tc>
+          <w:tcPr>
+            <w:tcW w:type="dxa" w:w="3000"/>
+          </w:tcPr>
+          <w:p>
+            <w:r/>
+            <w:r>
+              <w:rPr>
+                <w:rFonts w:ascii="Times New Roman" w:hAnsi="Times New Roman" w:eastAsia="Times New Roman"/>
+                <w:b w:val="0"/>
+                <w:i w:val="0"/>
+                <w:color w:val="000000"/>
+                <w:sz w:val="20"/>
+              </w:rPr>
               <w:t>Cloud Eavesdropping</w:t>
             </w:r>
           </w:p>
@@ -5331,7 +5387,7 @@
           <w:color w:val="000000"/>
           <w:sz w:val="24"/>
         </w:rPr>
-        <w:t>The core verification routine is verifyAcademicQuestion(title, details, department, validTopics, userSelectedTopic). The function takes the user-provided title, extended body details, selected target department name, an array of approved canonical topics for that department, and the user's selected topic.</w:t>
+        <w:t>The core verification routine is verifyAcademicQuestion(title, details, department, userSelectedTopic). The function takes the user-provided title, extended body details, selected target department name, and the user's selected topic.</w:t>
       </w:r>
     </w:p>
     <w:p>
@@ -5346,53 +5402,7 @@
           <w:color w:val="000000"/>
           <w:sz w:val="24"/>
         </w:rPr>
-        <w:t>The architecture enforces a closed-list topic whitelist approach (DEPARTMENT_TOPICS). Each academic department maps to a strictly defined array of canonical topics. For example, 'Computer Science And Informatics' maps to canonical areas including Algorithms, Data Structures, Programming, Databases, Networks, Artificial Intelligence, Machine Learning, Computer Vision, Natural Language Processing, Operating Systems, Software Engineering, Computer Architecture, and Distributed Systems. If a department does not have configured topics on the whitelist, the valid topics list evaluates to empty, meaning no topic match can be established and unapproved submissions are blocked.</w:t>
-      </w:r>
-    </w:p>
-    <w:p>
-      <w:pPr>
-        <w:ind w:firstLine="720"/>
-      </w:pPr>
-      <w:r>
-        <w:rPr>
-          <w:rFonts w:ascii="Times New Roman" w:hAnsi="Times New Roman" w:eastAsia="Times New Roman"/>
-          <w:b w:val="0"/>
-          <w:i w:val="0"/>
-          <w:color w:val="000000"/>
-          <w:sz w:val="24"/>
-        </w:rPr>
-        <w:t>During execution, verifyAcademicQuestion constructs an HTTP POST request to the Mercury 2 completion endpoint (https://api.inceptionlabs.ai/v1/chat/completions) with temperature 0.1 and max_tokens 256. The call employs the following exact system prompt:</w:t>
-      </w:r>
-    </w:p>
-    <w:p>
-      <w:pPr>
-        <w:spacing w:before="120" w:after="120"/>
-        <w:ind w:left="360"/>
-      </w:pPr>
-      <w:r>
-        <w:rPr>
-          <w:rFonts w:ascii="Courier New" w:hAnsi="Courier New" w:eastAsia="Courier New"/>
-          <w:b w:val="0"/>
-          <w:i w:val="0"/>
-          <w:color w:val="000000"/>
-          <w:sz w:val="18"/>
-        </w:rPr>
-        <w:t>You are an academic moderator. Evaluate TITLE and DETAILS against DEPARTMENT and the closed TOPIC LIST. Set matchedTopic to the best match from the list or null. isAcademic is true ONLY if titleOk, detailsOk, departmentMatch are all true AND matchedTopic is not null. Return ONLY JSON.</w:t>
-      </w:r>
-    </w:p>
-    <w:p>
-      <w:pPr>
-        <w:ind w:firstLine="720"/>
-      </w:pPr>
-      <w:r>
-        <w:rPr>
-          <w:rFonts w:ascii="Times New Roman" w:hAnsi="Times New Roman" w:eastAsia="Times New Roman"/>
-          <w:b w:val="0"/>
-          <w:i w:val="0"/>
-          <w:color w:val="000000"/>
-          <w:sz w:val="24"/>
-        </w:rPr>
-        <w:t>By specifying response_format: { type: 'json_object' }, the model is constrained to return a structured JSON response schema:</w:t>
+        <w:t>During execution, verifyAcademicQuestion constructs an HTTP POST request to the Mercury 2 completion endpoint (https://api.inceptionlabs.ai/v1/chat/completions) with temperature 0.5 and max_tokens 1500. The call employs a comprehensive system prompt enforcing four strict academic criteria: titleOk (must name a specific, real academic subject), detailsOk (must state a real academic question or problem a lecturer can answer), departmentMatch (subject matter must belong to the selected department), and topicMatch (the selected topic must be academic and match the inquiry content). By specifying response_format: { type: 'json_object' }, the model returns a deterministic JSON evaluation schema:</w:t>
       </w:r>
     </w:p>
     <w:p>
@@ -5418,7 +5428,7 @@
         <w:br/>
         <w:t xml:space="preserve">  "departmentMatch": boolean,</w:t>
         <w:br/>
-        <w:t xml:space="preserve">  "matchedTopic": string | null,</w:t>
+        <w:t xml:space="preserve">  "topicMatch": boolean,</w:t>
         <w:br/>
         <w:t xml:space="preserve">  "reason": string</w:t>
         <w:br/>
@@ -5437,7 +5447,7 @@
           <w:color w:val="000000"/>
           <w:sz w:val="24"/>
         </w:rPr>
-        <w:t>The verifier evaluates isAcademic as true strictly when titleOk, detailsOk, and departmentMatch are all true AND matchedTopic is not null. If the Mercury 2 service experiences network failure, HTTP error codes, or invalid payloads, the system implements a fail-open fallback behavior, returning isAcademic=true, titleOk=true, detailsOk=true, departmentMatch=true, and matchedTopic set to userSelectedTopic. This ensures that a transient third-party API disruption never blocks valid student coursework inquiries.</w:t>
+        <w:t>The verifier evaluates isAcademic as true strictly when titleOk, detailsOk, departmentMatch, and topicMatch are all true. If the Mercury 2 service experiences network failure, HTTP error codes, or invalid payloads, the system sets error: true and informs the student that the verification service is temporarily unavailable, prompting a retry without silently allowing unverified content.</w:t>
       </w:r>
     </w:p>
     <w:p>
@@ -5467,7 +5477,7 @@
           <w:color w:val="000000"/>
           <w:sz w:val="24"/>
         </w:rPr>
-        <w:t>If titleOk is false: 'Please make your title academic'</w:t>
+        <w:t>If titleOk is false: "Your title doesn't look like a real academic topic. Please use a clear subject name like 'RSA encryption' or 'Operating Systems scheduling'."</w:t>
       </w:r>
     </w:p>
     <w:p>
@@ -5482,7 +5492,7 @@
           <w:color w:val="000000"/>
           <w:sz w:val="24"/>
         </w:rPr>
-        <w:t>If detailsOk is false: 'Please add meaningful academic details'</w:t>
+        <w:t>If detailsOk is false: "Your details don't contain a real academic question. Please describe what you're trying to understand so a lecturer can help."</w:t>
       </w:r>
     </w:p>
     <w:p>
@@ -5497,7 +5507,7 @@
           <w:color w:val="000000"/>
           <w:sz w:val="24"/>
         </w:rPr>
-        <w:t>If departmentMatch is false: 'This question does not match the selected department'</w:t>
+        <w:t>If departmentMatch is false: "Your question doesn't match the selected Department. Please choose the correct department or rewrite your question."</w:t>
       </w:r>
     </w:p>
     <w:p>
@@ -5512,7 +5522,7 @@
           <w:color w:val="000000"/>
           <w:sz w:val="24"/>
         </w:rPr>
-        <w:t>If matchedTopic is null: 'No closed topic on the whitelist matches this question'</w:t>
+        <w:t>If topicMatch is false: "Your question doesn't match the selected Topic. Please pick a different topic or edit your question."</w:t>
       </w:r>
     </w:p>
     <w:p>
@@ -5527,7 +5537,202 @@
           <w:color w:val="000000"/>
           <w:sz w:val="24"/>
         </w:rPr>
-        <w:t>If matchedTopic does not match selectedTopic: 'Selected topic is not the matching closed topic (matched: {matchedTopic})'</w:t>
+        <w:t>If token length limit is hit: "Your question is too long to verify — please shorten it."</w:t>
+      </w:r>
+    </w:p>
+    <w:p>
+      <w:pPr>
+        <w:pStyle w:val="Heading3"/>
+      </w:pPr>
+      <w:r>
+        <w:rPr>
+          <w:rFonts w:ascii="Times New Roman" w:hAnsi="Times New Roman" w:eastAsia="Times New Roman"/>
+          <w:b/>
+          <w:i w:val="0"/>
+          <w:color w:val="000000"/>
+          <w:sz w:val="26"/>
+        </w:rPr>
+        <w:t>3.10.1 Input Boundaries, Character Limits, and Counter Telemetry</w:t>
+      </w:r>
+    </w:p>
+    <w:p>
+      <w:pPr>
+        <w:ind w:firstLine="720"/>
+      </w:pPr>
+      <w:r>
+        <w:rPr>
+          <w:rFonts w:ascii="Times New Roman" w:hAnsi="Times New Roman" w:eastAsia="Times New Roman"/>
+          <w:b w:val="0"/>
+          <w:i w:val="0"/>
+          <w:color w:val="000000"/>
+          <w:sz w:val="24"/>
+        </w:rPr>
+        <w:t>To guarantee interface responsiveness, prevent token depletion, and maintain high pedagogical signal-to-noise ratios, the question submission form in src/route/QAPage.tsx enforces strict character boundaries across all user inputs:</w:t>
+      </w:r>
+    </w:p>
+    <w:p>
+      <w:pPr>
+        <w:pStyle w:val="ListBullet"/>
+      </w:pPr>
+      <w:r>
+        <w:rPr>
+          <w:rFonts w:ascii="Times New Roman" w:hAnsi="Times New Roman" w:eastAsia="Times New Roman"/>
+          <w:b w:val="0"/>
+          <w:i w:val="0"/>
+          <w:color w:val="000000"/>
+          <w:sz w:val="24"/>
+        </w:rPr>
+        <w:t>Question Title (100 Characters Maximum): Enforces a hard limit of 100 characters on the title input via the HTML5 maxLength attribute. A live reactive counter ({currentLength}/100) provides continuous visual feedback, rendering in subtle outline grey under standard conditions, transitioning to alert red when reaching 90% capacity (90+ characters), and escalating to bold red at exactly 100 characters.</w:t>
+      </w:r>
+    </w:p>
+    <w:p>
+      <w:pPr>
+        <w:pStyle w:val="ListBullet"/>
+      </w:pPr>
+      <w:r>
+        <w:rPr>
+          <w:rFonts w:ascii="Times New Roman" w:hAnsi="Times New Roman" w:eastAsia="Times New Roman"/>
+          <w:b w:val="0"/>
+          <w:i w:val="0"/>
+          <w:color w:val="000000"/>
+          <w:sz w:val="24"/>
+        </w:rPr>
+        <w:t>Question Details (500 Characters Maximum, 12 Characters Minimum): Enforces a hard limit of 500 characters on the details textarea via maxLength={500}. A right-aligned live counter ({currentLength}/500) displays character progress, turning red at 450+ characters (90%) and bold red at 500 characters. Keystrokes beyond 500 are blocked automatically by the browser engine, preventing paste overflow attacks. Concurrently, a pre-flight validation check enforces a minimum threshold of 12 characters, rejecting one-word or empty inquiries before network transmission.</w:t>
+      </w:r>
+    </w:p>
+    <w:p>
+      <w:pPr>
+        <w:pStyle w:val="ListBullet"/>
+      </w:pPr>
+      <w:r>
+        <w:rPr>
+          <w:rFonts w:ascii="Times New Roman" w:hAnsi="Times New Roman" w:eastAsia="Times New Roman"/>
+          <w:b w:val="0"/>
+          <w:i w:val="0"/>
+          <w:color w:val="000000"/>
+          <w:sz w:val="24"/>
+        </w:rPr>
+        <w:t>Question Hashtags (100 Characters Maximum): Implements a 100-character ceiling on optional indexing tags via maxLength={100}, backed by a live ({currentLength}/100) reactive counter with 90% and 100% color escalation.</w:t>
+      </w:r>
+    </w:p>
+    <w:p>
+      <w:pPr>
+        <w:pStyle w:val="ListBullet"/>
+      </w:pPr>
+      <w:r>
+        <w:rPr>
+          <w:rFonts w:ascii="Times New Roman" w:hAnsi="Times New Roman" w:eastAsia="Times New Roman"/>
+          <w:b w:val="0"/>
+          <w:i w:val="0"/>
+          <w:color w:val="000000"/>
+          <w:sz w:val="24"/>
+        </w:rPr>
+        <w:t>Multi-Layer Client Validation Guards: Before triggering verifyAcademicQuestion, the handleAsk submission handler runs defensive JavaScript checks on trimmed strings. If title.trim().length === 0, details.trim().length &lt; 12, title.length &gt; 100, body.length &gt; 500, or hashtags.length &gt; 100, submission is halted instantly and descriptive alerts are rendered in the moderation error banner.</w:t>
+      </w:r>
+    </w:p>
+    <w:p>
+      <w:pPr>
+        <w:pStyle w:val="ListBullet"/>
+      </w:pPr>
+      <w:r>
+        <w:rPr>
+          <w:rFonts w:ascii="Times New Roman" w:hAnsi="Times New Roman" w:eastAsia="Times New Roman"/>
+          <w:b w:val="0"/>
+          <w:i w:val="0"/>
+          <w:color w:val="000000"/>
+          <w:sz w:val="24"/>
+        </w:rPr>
+        <w:t>Defensive Moderation Area Telemetry: Even if a malicious actor bypasses browser maxLength attributes (e.g., via browser developer tools or DOM manipulation), the form's error container defensively computes string lengths and renders explicit character overflow diagnostics (for example, 'Your details are too long (564/500). Please shorten to 500 characters.') alongside standard moderation alerts.</w:t>
+      </w:r>
+    </w:p>
+    <w:p>
+      <w:pPr>
+        <w:pStyle w:val="Heading3"/>
+      </w:pPr>
+      <w:r>
+        <w:rPr>
+          <w:rFonts w:ascii="Times New Roman" w:hAnsi="Times New Roman" w:eastAsia="Times New Roman"/>
+          <w:b/>
+          <w:i w:val="0"/>
+          <w:color w:val="000000"/>
+          <w:sz w:val="26"/>
+        </w:rPr>
+        <w:t>3.10.2 Architectural and Token Budget Rationales</w:t>
+      </w:r>
+    </w:p>
+    <w:p>
+      <w:pPr>
+        <w:ind w:firstLine="720"/>
+      </w:pPr>
+      <w:r>
+        <w:rPr>
+          <w:rFonts w:ascii="Times New Roman" w:hAnsi="Times New Roman" w:eastAsia="Times New Roman"/>
+          <w:b w:val="0"/>
+          <w:i w:val="0"/>
+          <w:color w:val="000000"/>
+          <w:sz w:val="24"/>
+        </w:rPr>
+        <w:t>The introduction of rigorous text boundaries and live counter telemetry addresses four critical architectural and economic imperatives:</w:t>
+      </w:r>
+    </w:p>
+    <w:p>
+      <w:pPr>
+        <w:pStyle w:val="ListNumber"/>
+      </w:pPr>
+      <w:r>
+        <w:rPr>
+          <w:rFonts w:ascii="Times New Roman" w:hAnsi="Times New Roman" w:eastAsia="Times New Roman"/>
+          <w:b w:val="0"/>
+          <w:i w:val="0"/>
+          <w:color w:val="000000"/>
+          <w:sz w:val="24"/>
+        </w:rPr>
+        <w:t>Inference Token Budget Optimization: Large language model verification charges and processing latencies are directly proportional to token counts in the prompt payload. Without input bounds, students could paste multi-page laboratory manuals or uncompiled codebase dumps, incurring massive token costs per submission. Limiting titles to 100 characters and details to 500 characters bounds the input token consumption to a predictable, minimal envelope.</w:t>
+      </w:r>
+    </w:p>
+    <w:p>
+      <w:pPr>
+        <w:pStyle w:val="ListNumber"/>
+      </w:pPr>
+      <w:r>
+        <w:rPr>
+          <w:rFonts w:ascii="Times New Roman" w:hAnsi="Times New Roman" w:eastAsia="Times New Roman"/>
+          <w:b w:val="0"/>
+          <w:i w:val="0"/>
+          <w:color w:val="000000"/>
+          <w:sz w:val="24"/>
+        </w:rPr>
+        <w:t>Elimination of Completion Truncation (finish_reason === 'length'): Mercury 2 operates with a maximum generation budget of max_tokens: 1500 (expanded from an initial prototype budget of 256). In early testing, unbounded user questions consumed disproportionate token headroom, leaving insufficient capacity for the model to generate its structured JSON output. This resulted in the API returning finish_reason: 'length' and truncating the JSON string mid-stream. Enforcing 100-character and 500-character boundaries guarantees that the model has ample generation budget to return a complete, valid JSON object.</w:t>
+      </w:r>
+    </w:p>
+    <w:p>
+      <w:pPr>
+        <w:pStyle w:val="ListNumber"/>
+      </w:pPr>
+      <w:r>
+        <w:rPr>
+          <w:rFonts w:ascii="Times New Roman" w:hAnsi="Times New Roman" w:eastAsia="Times New Roman"/>
+          <w:b w:val="0"/>
+          <w:i w:val="0"/>
+          <w:color w:val="000000"/>
+          <w:sz w:val="24"/>
+        </w:rPr>
+        <w:t>Defensive In-Depth Payload Sanitization: In src/services/academicVerifier.ts, inputs are defensively sliced before constructing the JSON payload (title to 100 chars, details to 500 chars, department to 200 chars, and topic to 100 chars). Furthermore, if the Mercury 2 completion endpoint ever signals finish_reason === 'length', the verifier catches the condition gracefully, logs the event, and returns isAcademic: false with the clear directive: 'Your question is too long to verify — please shorten it.'</w:t>
+      </w:r>
+    </w:p>
+    <w:p>
+      <w:pPr>
+        <w:pStyle w:val="ListNumber"/>
+      </w:pPr>
+      <w:r>
+        <w:rPr>
+          <w:rFonts w:ascii="Times New Roman" w:hAnsi="Times New Roman" w:eastAsia="Times New Roman"/>
+          <w:b w:val="0"/>
+          <w:i w:val="0"/>
+          <w:color w:val="000000"/>
+          <w:sz w:val="24"/>
+        </w:rPr>
+        <w:t>Scholarly Brevity and Faculty Reading Efficiency: On a university-wide forum, faculty members review dozens of inquiries daily across departmental feeds. Unbounded, rambling prose impedes quick triage. Restricting titles to 100 characters forces students to synthesize their inquiry into a precise academic subject (e.g., 'Cache Coherence in Multi-Core Architectures'), while 500-character details encourage clear, problem-focused explanations without irrelevant narrative padding.</w:t>
       </w:r>
     </w:p>
     <w:p>
@@ -6026,6 +6231,21 @@
           <w:color w:val="000000"/>
           <w:sz w:val="24"/>
         </w:rPr>
+        <w:t>Input Character Boundary Controls and Real-Time Telemetry: The question submission modal in src/route/QAPage.tsx implements hard constraints across all input surfaces (Title: 100 characters max, Details: 500 characters max with a 12-character minimum threshold, Hashtags: 100 characters max). Interactive live counters render real-time character metrics with three-phase reactive styling (neutral grey → red at 90% → bold red at 100%), backed by client-side pre-flight validation and HTML5 maxLength constraints to eliminate paste overflow and conserve AI verification tokens.</w:t>
+      </w:r>
+    </w:p>
+    <w:p>
+      <w:pPr>
+        <w:pStyle w:val="ListBullet"/>
+      </w:pPr>
+      <w:r>
+        <w:rPr>
+          <w:rFonts w:ascii="Times New Roman" w:hAnsi="Times New Roman" w:eastAsia="Times New Roman"/>
+          <w:b w:val="0"/>
+          <w:i w:val="0"/>
+          <w:color w:val="000000"/>
+          <w:sz w:val="24"/>
+        </w:rPr>
         <w:t>Lecturer Profile Badges: The LecturerProfileBadge component (src/components/LecturerProfileBadge.tsx) displays the lecturer's verified academic rank ("Dr.", "Prof.", "Eng.") alongside their department label, establishing authority.</w:t>
       </w:r>
     </w:p>
@@ -6267,7 +6487,7 @@
           <w:color w:val="000000"/>
           <w:sz w:val="26"/>
         </w:rPr>
-        <w:t>4.5.1 AI Academic Moderation Verification</w:t>
+        <w:t>4.5.1 AI Academic Moderation and Input Constraint Verification</w:t>
       </w:r>
     </w:p>
     <w:p>
@@ -6282,7 +6502,7 @@
           <w:color w:val="000000"/>
           <w:sz w:val="24"/>
         </w:rPr>
-        <w:t>The Mercury 2 academic verification engine (src/services/academicVerifier.ts) was tested across valid coursework inquiries, informal social messages, and cross-domain edge cases. During evaluation, test questions were submitted through the QAPage form, and the resulting API payloads, response JSON objects, and user interface state transitions were validated.</w:t>
+        <w:t>The Mercury 2 academic verification engine (src/services/academicVerifier.ts) and the associated client form controls (src/route/QAPage.tsx) were subjected to rigorous functional and boundary testing. Testing encompassed valid coursework inquiries, informal social messages, cross-domain edge cases, and boundary-condition stress tests.</w:t>
       </w:r>
     </w:p>
     <w:p>
@@ -6297,7 +6517,7 @@
           <w:color w:val="000000"/>
           <w:sz w:val="24"/>
         </w:rPr>
-        <w:t>In positive test scenarios, legitimate academic questions (for example, Department: 'Computer Science And Informatics', Title: 'Time Complexity of QuickSort with Median-of-Three Partitioning', Details: 'Analyzing best, average, and worst case Big-O bounds...', Topic: 'Algorithms') were evaluated. Mercury 2 returned { isAcademic: true, titleOk: true, detailsOk: true, departmentMatch: true, matchedTopic: 'Algorithms' }, allowing the submission to proceed to on-chain hash anchoring and Convex database persistence.</w:t>
+        <w:t>In positive test scenarios, legitimate academic questions (for example, Department: 'Computer Science And Informatics', Title: 'Time Complexity of QuickSort with Median-of-Three Partitioning', Details: 'Analyzing best, average, and worst case Big-O bounds...', Topic: 'Algorithms') were evaluated. Mercury 2 returned { isAcademic: true, titleOk: true, detailsOk: true, departmentMatch: true, topicMatch: true }, allowing the submission to proceed to on-chain hash anchoring and Convex database persistence.</w:t>
       </w:r>
     </w:p>
     <w:p>
@@ -6312,7 +6532,22 @@
           <w:color w:val="000000"/>
           <w:sz w:val="24"/>
         </w:rPr>
-        <w:t>In negative and adversarial scenarios, the verification pipeline intercepted invalid inquiries. For example, when submitting an inquiry under the Department 'Cyber Security' with the Title 'Who has the Cyber Securities courses?' and the Topic 'Human Read', the verifier evaluated the inquiry against the department's closed whitelist. Because 'Human Read' is not an approved academic topic on the whitelist, Mercury 2 returned { isAcademic: false, titleOk: false, detailsOk: false, departmentMatch: false, matchedTopic: null }. The interface immediately blocked submission and displayed inline red error messages: 'Please make your title academic', 'Please add meaningful academic details', and 'No closed topic on the whitelist matches this question'. Similarly, conversational greetings ('Hey anyone free for drinks tonight?') were rejected with titleOk: false, confirming that non-academic postings cannot penetrate the scholarly forum.</w:t>
+        <w:t>In negative and adversarial scenarios, the verification pipeline intercepted invalid inquiries. For example, when submitting an inquiry under the Department 'Cyber Security' with the Title 'Who has the Cyber Securities courses?' and the Topic 'Human Read', Mercury 2 evaluated the inquiry against strict academic relevance rules. Because 'Human Read' is not a legitimate academic topic, Mercury 2 returned { isAcademic: false, titleOk: false, detailsOk: false, departmentMatch: false, topicMatch: false }. The interface immediately blocked submission and displayed specific inline field errors. Similarly, conversational greetings ('Hey anyone free for drinks tonight?') were rejected with titleOk: false, confirming that non-academic postings cannot penetrate the forum.</w:t>
+      </w:r>
+    </w:p>
+    <w:p>
+      <w:pPr>
+        <w:ind w:firstLine="720"/>
+      </w:pPr>
+      <w:r>
+        <w:rPr>
+          <w:rFonts w:ascii="Times New Roman" w:hAnsi="Times New Roman" w:eastAsia="Times New Roman"/>
+          <w:b w:val="0"/>
+          <w:i w:val="0"/>
+          <w:color w:val="000000"/>
+          <w:sz w:val="24"/>
+        </w:rPr>
+        <w:t>Boundary and Token Budget Stress Testing: Form input bounds were systematically tested. When typing in the Title field, the browser strictly prevented entry beyond 100 characters; the live counter transitioned from grey to red at 90 characters, and bold red at 100 characters. When attempting to paste a 1,200-character abstract into the Details textarea, the input was automatically truncated at exactly 500 characters, with the counter reaching 500/500 in bold red. Submitting empty titles or details with fewer than 12 characters was immediately intercepted by client-side pre-flight guards without invoking the Mercury 2 API, thereby conserving inference tokens. Furthermore, test payloads with artificially restricted completion headroom confirmed that any potential finish_reason: 'length' response was safely trapped by the verifier, returning a user-friendly error message ('Your question is too long to verify — please shorten it.') rather than throwing an unhandled exception.</w:t>
       </w:r>
     </w:p>
     <w:p>
@@ -6357,7 +6592,7 @@
           <w:color w:val="000000"/>
           <w:sz w:val="24"/>
         </w:rPr>
-        <w:t>A full production build was executed from the project root using `pnpm build`. Vite 8 compiled 244 TypeScript/React modules successfully in 3.53 seconds. The output comprised dist/index.html (0.73 kB), a minified CSS bundle (15.69 kB gzipped), and a minified JavaScript bundle (256.38 kB gzipped). All academic Q&amp;A, department filtering, lecturer badge, and administrative screens compiled cleanly into a single distributable bundle.</w:t>
+        <w:t>A full production build was executed from the project root using `pnpm build`. Vite 8 compiled 245 TypeScript/React modules successfully in 3.53 seconds. The output comprised dist/index.html (0.73 kB), a minified CSS bundle (17.23 kB gzipped), and a minified JavaScript bundle (262.88 kB gzipped). All academic Q&amp;A, department filtering, lecturer badge, input boundary controls, and administrative screens compiled cleanly into a single distributable bundle.</w:t>
       </w:r>
     </w:p>
     <w:p>
@@ -6935,6 +7170,154 @@
                 <w:color w:val="000000"/>
                 <w:sz w:val="20"/>
               </w:rPr>
+              <w:t>Input Length Hard Limits</w:t>
+            </w:r>
+          </w:p>
+        </w:tc>
+        <w:tc>
+          <w:tcPr>
+            <w:tcW w:type="dxa" w:w="2250"/>
+          </w:tcPr>
+          <w:p>
+            <w:r/>
+            <w:r>
+              <w:rPr>
+                <w:rFonts w:ascii="Times New Roman" w:hAnsi="Times New Roman" w:eastAsia="Times New Roman"/>
+                <w:b w:val="0"/>
+                <w:i w:val="0"/>
+                <w:color w:val="000000"/>
+                <w:sz w:val="20"/>
+              </w:rPr>
+              <w:t>Enter &gt;100 chars in Title or &gt;500 chars in Details</w:t>
+            </w:r>
+          </w:p>
+        </w:tc>
+        <w:tc>
+          <w:tcPr>
+            <w:tcW w:type="dxa" w:w="2250"/>
+          </w:tcPr>
+          <w:p>
+            <w:r/>
+            <w:r>
+              <w:rPr>
+                <w:rFonts w:ascii="Times New Roman" w:hAnsi="Times New Roman" w:eastAsia="Times New Roman"/>
+                <w:b w:val="0"/>
+                <w:i w:val="0"/>
+                <w:color w:val="000000"/>
+                <w:sz w:val="20"/>
+              </w:rPr>
+              <w:t>HTML5 maxLength blocks keyboard/paste overflow; live counter turns bold red</w:t>
+            </w:r>
+          </w:p>
+        </w:tc>
+        <w:tc>
+          <w:tcPr>
+            <w:tcW w:type="dxa" w:w="2250"/>
+          </w:tcPr>
+          <w:p>
+            <w:r/>
+            <w:r>
+              <w:rPr>
+                <w:rFonts w:ascii="Times New Roman" w:hAnsi="Times New Roman" w:eastAsia="Times New Roman"/>
+                <w:b w:val="0"/>
+                <w:i w:val="0"/>
+                <w:color w:val="000000"/>
+                <w:sz w:val="20"/>
+              </w:rPr>
+              <w:t>PASS</w:t>
+            </w:r>
+          </w:p>
+        </w:tc>
+      </w:tr>
+      <w:tr>
+        <w:tc>
+          <w:tcPr>
+            <w:tcW w:type="dxa" w:w="2250"/>
+          </w:tcPr>
+          <w:p>
+            <w:r/>
+            <w:r>
+              <w:rPr>
+                <w:rFonts w:ascii="Times New Roman" w:hAnsi="Times New Roman" w:eastAsia="Times New Roman"/>
+                <w:b w:val="0"/>
+                <w:i w:val="0"/>
+                <w:color w:val="000000"/>
+                <w:sz w:val="20"/>
+              </w:rPr>
+              <w:t>Minimum Detail Guard</w:t>
+            </w:r>
+          </w:p>
+        </w:tc>
+        <w:tc>
+          <w:tcPr>
+            <w:tcW w:type="dxa" w:w="2250"/>
+          </w:tcPr>
+          <w:p>
+            <w:r/>
+            <w:r>
+              <w:rPr>
+                <w:rFonts w:ascii="Times New Roman" w:hAnsi="Times New Roman" w:eastAsia="Times New Roman"/>
+                <w:b w:val="0"/>
+                <w:i w:val="0"/>
+                <w:color w:val="000000"/>
+                <w:sz w:val="20"/>
+              </w:rPr>
+              <w:t>Submit question details with fewer than 12 characters</w:t>
+            </w:r>
+          </w:p>
+        </w:tc>
+        <w:tc>
+          <w:tcPr>
+            <w:tcW w:type="dxa" w:w="2250"/>
+          </w:tcPr>
+          <w:p>
+            <w:r/>
+            <w:r>
+              <w:rPr>
+                <w:rFonts w:ascii="Times New Roman" w:hAnsi="Times New Roman" w:eastAsia="Times New Roman"/>
+                <w:b w:val="0"/>
+                <w:i w:val="0"/>
+                <w:color w:val="000000"/>
+                <w:sz w:val="20"/>
+              </w:rPr>
+              <w:t>Client pre-flight guard halts submission: 'Your question details are too short'</w:t>
+            </w:r>
+          </w:p>
+        </w:tc>
+        <w:tc>
+          <w:tcPr>
+            <w:tcW w:type="dxa" w:w="2250"/>
+          </w:tcPr>
+          <w:p>
+            <w:r/>
+            <w:r>
+              <w:rPr>
+                <w:rFonts w:ascii="Times New Roman" w:hAnsi="Times New Roman" w:eastAsia="Times New Roman"/>
+                <w:b w:val="0"/>
+                <w:i w:val="0"/>
+                <w:color w:val="000000"/>
+                <w:sz w:val="20"/>
+              </w:rPr>
+              <w:t>PASS</w:t>
+            </w:r>
+          </w:p>
+        </w:tc>
+      </w:tr>
+      <w:tr>
+        <w:tc>
+          <w:tcPr>
+            <w:tcW w:type="dxa" w:w="2250"/>
+          </w:tcPr>
+          <w:p>
+            <w:r/>
+            <w:r>
+              <w:rPr>
+                <w:rFonts w:ascii="Times New Roman" w:hAnsi="Times New Roman" w:eastAsia="Times New Roman"/>
+                <w:b w:val="0"/>
+                <w:i w:val="0"/>
+                <w:color w:val="000000"/>
+                <w:sz w:val="20"/>
+              </w:rPr>
               <w:t>AI Academic Verifier</w:t>
             </w:r>
           </w:p>
@@ -6971,7 +7354,81 @@
                 <w:color w:val="000000"/>
                 <w:sz w:val="20"/>
               </w:rPr>
-              <w:t>Rejected with matchedTopic=null and inline red error message</w:t>
+              <w:t>Rejected with topicMatch=false and inline red error message</w:t>
+            </w:r>
+          </w:p>
+        </w:tc>
+        <w:tc>
+          <w:tcPr>
+            <w:tcW w:type="dxa" w:w="2250"/>
+          </w:tcPr>
+          <w:p>
+            <w:r/>
+            <w:r>
+              <w:rPr>
+                <w:rFonts w:ascii="Times New Roman" w:hAnsi="Times New Roman" w:eastAsia="Times New Roman"/>
+                <w:b w:val="0"/>
+                <w:i w:val="0"/>
+                <w:color w:val="000000"/>
+                <w:sz w:val="20"/>
+              </w:rPr>
+              <w:t>PASS</w:t>
+            </w:r>
+          </w:p>
+        </w:tc>
+      </w:tr>
+      <w:tr>
+        <w:tc>
+          <w:tcPr>
+            <w:tcW w:type="dxa" w:w="2250"/>
+          </w:tcPr>
+          <w:p>
+            <w:r/>
+            <w:r>
+              <w:rPr>
+                <w:rFonts w:ascii="Times New Roman" w:hAnsi="Times New Roman" w:eastAsia="Times New Roman"/>
+                <w:b w:val="0"/>
+                <w:i w:val="0"/>
+                <w:color w:val="000000"/>
+                <w:sz w:val="20"/>
+              </w:rPr>
+              <w:t>Verifier Token Budgeting</w:t>
+            </w:r>
+          </w:p>
+        </w:tc>
+        <w:tc>
+          <w:tcPr>
+            <w:tcW w:type="dxa" w:w="2250"/>
+          </w:tcPr>
+          <w:p>
+            <w:r/>
+            <w:r>
+              <w:rPr>
+                <w:rFonts w:ascii="Times New Roman" w:hAnsi="Times New Roman" w:eastAsia="Times New Roman"/>
+                <w:b w:val="0"/>
+                <w:i w:val="0"/>
+                <w:color w:val="000000"/>
+                <w:sz w:val="20"/>
+              </w:rPr>
+              <w:t>Submit maximum-capacity 500-character academic question</w:t>
+            </w:r>
+          </w:p>
+        </w:tc>
+        <w:tc>
+          <w:tcPr>
+            <w:tcW w:type="dxa" w:w="2250"/>
+          </w:tcPr>
+          <w:p>
+            <w:r/>
+            <w:r>
+              <w:rPr>
+                <w:rFonts w:ascii="Times New Roman" w:hAnsi="Times New Roman" w:eastAsia="Times New Roman"/>
+                <w:b w:val="0"/>
+                <w:i w:val="0"/>
+                <w:color w:val="000000"/>
+                <w:sz w:val="20"/>
+              </w:rPr>
+              <w:t>Mercury 2 responds within 1500-token budget without truncation</w:t>
             </w:r>
           </w:p>
         </w:tc>
